--- a/data/outputs/v2/Essential_Mathematics/SS2.7_Volume_and_Capacity/Essential_Mathematics_Volume_and_Capacity_CBE_LessonSequence.docx
+++ b/data/outputs/v2/Essential_Mathematics/SS2.7_Volume_and_Capacity/Essential_Mathematics_Volume_and_Capacity_CBE_LessonSequence.docx
@@ -2999,32 +2999,32 @@
         <w:tc>
           <w:tcPr>
             <w:tcW w:type="dxa" w:w="1520"/>
-            <w:shd w:fill="F2F2F2" w:color="auto" w:val="clear"/>
-            <w:tcMar>
-              <w:top w:type="dxa" w:w="60"/>
-              <w:left w:type="dxa" w:w="120"/>
-              <w:bottom w:type="dxa" w:w="60"/>
-              <w:right w:type="dxa" w:w="120"/>
-            </w:tcMar>
-            <w:vAlign w:val="top"/>
-          </w:tcPr>
-          <w:p>
-            <w:pPr>
-              <w:spacing w:after="40" w:before="0"/>
-              <w:jc w:val="left"/>
-            </w:pPr>
-            <w:r>
-              <w:rPr>
-                <w:rFonts w:ascii="Arial" w:cs="Arial" w:eastAsia="Arial" w:hAnsi="Arial"/>
-                <w:b/>
-                <w:bCs/>
-                <w:i w:val="false"/>
-                <w:iCs w:val="false"/>
-                <w:color w:val="000000"/>
-                <w:sz w:val="18"/>
-                <w:szCs w:val="18"/>
-              </w:rPr>
-              <w:t xml:space="preserve">Phase 1 — Predict</w:t>
+            <w:shd w:fill="EAD1F5" w:color="auto" w:val="clear"/>
+            <w:tcMar>
+              <w:top w:type="dxa" w:w="60"/>
+              <w:left w:type="dxa" w:w="120"/>
+              <w:bottom w:type="dxa" w:w="60"/>
+              <w:right w:type="dxa" w:w="120"/>
+            </w:tcMar>
+            <w:vAlign w:val="top"/>
+          </w:tcPr>
+          <w:p>
+            <w:pPr>
+              <w:spacing w:after="40" w:before="0"/>
+              <w:jc w:val="left"/>
+            </w:pPr>
+            <w:r>
+              <w:rPr>
+                <w:rFonts w:ascii="Arial" w:cs="Arial" w:eastAsia="Arial" w:hAnsi="Arial"/>
+                <w:b/>
+                <w:bCs/>
+                <w:i w:val="false"/>
+                <w:iCs w:val="false"/>
+                <w:color w:val="000000"/>
+                <w:sz w:val="18"/>
+                <w:szCs w:val="18"/>
+              </w:rPr>
+              <w:t xml:space="preserve">Predict Phase</w:t>
             </w:r>
           </w:p>
           <w:p>
@@ -3047,7 +3047,7 @@
             <w:pPr>
               <w:spacing w:after="20" w:before="0"/>
             </w:pPr>
-            <w:hyperlink w:history="1" r:id="rIdhsp1doxa_sufqutksadht">
+            <w:hyperlink w:history="1" r:id="rIdedpggubq9k5bmlw9su319">
               <w:r>
                 <w:rPr>
                   <w:rFonts w:ascii="Arial" w:cs="Arial" w:eastAsia="Arial" w:hAnsi="Arial"/>
@@ -3080,7 +3080,7 @@
               <w:spacing w:after="10" w:before="0"/>
               <w:ind w:left="120"/>
             </w:pPr>
-            <w:hyperlink w:history="1" r:id="rIdwyyb92httan6qt1xzkihc">
+            <w:hyperlink w:history="1" r:id="rIdyyiqpsnwm0mhin5ykbwee">
               <w:r>
                 <w:rPr>
                   <w:rFonts w:ascii="Arial" w:cs="Arial" w:eastAsia="Arial" w:hAnsi="Arial"/>
@@ -3125,7 +3125,7 @@
             <w:pPr>
               <w:spacing w:after="20" w:before="0"/>
             </w:pPr>
-            <w:hyperlink w:history="1" r:id="rIdg0gknfz2psuzfakzagbfq">
+            <w:hyperlink w:history="1" r:id="rIdszyjouatau3myutgqkfhi">
               <w:r>
                 <w:rPr>
                   <w:rFonts w:ascii="Arial" w:cs="Arial" w:eastAsia="Arial" w:hAnsi="Arial"/>
@@ -3158,7 +3158,7 @@
               <w:spacing w:after="10" w:before="0"/>
               <w:ind w:left="120"/>
             </w:pPr>
-            <w:hyperlink w:history="1" r:id="rIdh7-s75ipjiuhehodg5omb">
+            <w:hyperlink w:history="1" r:id="rId_ena6vucyoy61pfljrypn">
               <w:r>
                 <w:rPr>
                   <w:rFonts w:ascii="Arial" w:cs="Arial" w:eastAsia="Arial" w:hAnsi="Arial"/>
@@ -3305,32 +3305,32 @@
         <w:tc>
           <w:tcPr>
             <w:tcW w:type="dxa" w:w="1520"/>
-            <w:shd w:fill="F2F2F2" w:color="auto" w:val="clear"/>
-            <w:tcMar>
-              <w:top w:type="dxa" w:w="60"/>
-              <w:left w:type="dxa" w:w="120"/>
-              <w:bottom w:type="dxa" w:w="60"/>
-              <w:right w:type="dxa" w:w="120"/>
-            </w:tcMar>
-            <w:vAlign w:val="top"/>
-          </w:tcPr>
-          <w:p>
-            <w:pPr>
-              <w:spacing w:after="40" w:before="0"/>
-              <w:jc w:val="left"/>
-            </w:pPr>
-            <w:r>
-              <w:rPr>
-                <w:rFonts w:ascii="Arial" w:cs="Arial" w:eastAsia="Arial" w:hAnsi="Arial"/>
-                <w:b/>
-                <w:bCs/>
-                <w:i w:val="false"/>
-                <w:iCs w:val="false"/>
-                <w:color w:val="000000"/>
-                <w:sz w:val="18"/>
-                <w:szCs w:val="18"/>
-              </w:rPr>
-              <w:t xml:space="preserve">Phase 2 — Observe</w:t>
+            <w:shd w:fill="D9EEF1" w:color="auto" w:val="clear"/>
+            <w:tcMar>
+              <w:top w:type="dxa" w:w="60"/>
+              <w:left w:type="dxa" w:w="120"/>
+              <w:bottom w:type="dxa" w:w="60"/>
+              <w:right w:type="dxa" w:w="120"/>
+            </w:tcMar>
+            <w:vAlign w:val="top"/>
+          </w:tcPr>
+          <w:p>
+            <w:pPr>
+              <w:spacing w:after="40" w:before="0"/>
+              <w:jc w:val="left"/>
+            </w:pPr>
+            <w:r>
+              <w:rPr>
+                <w:rFonts w:ascii="Arial" w:cs="Arial" w:eastAsia="Arial" w:hAnsi="Arial"/>
+                <w:b/>
+                <w:bCs/>
+                <w:i w:val="false"/>
+                <w:iCs w:val="false"/>
+                <w:color w:val="000000"/>
+                <w:sz w:val="18"/>
+                <w:szCs w:val="18"/>
+              </w:rPr>
+              <w:t xml:space="preserve">Observe Phase</w:t>
             </w:r>
           </w:p>
           <w:p>
@@ -3353,7 +3353,7 @@
             <w:pPr>
               <w:spacing w:after="20" w:before="0"/>
             </w:pPr>
-            <w:hyperlink w:history="1" r:id="rIdstxv_pptsiyz7tjbwbaxf">
+            <w:hyperlink w:history="1" r:id="rIdfztakbucztsxdhsf51md9">
               <w:r>
                 <w:rPr>
                   <w:rFonts w:ascii="Arial" w:cs="Arial" w:eastAsia="Arial" w:hAnsi="Arial"/>
@@ -3386,7 +3386,7 @@
               <w:spacing w:after="10" w:before="0"/>
               <w:ind w:left="120"/>
             </w:pPr>
-            <w:hyperlink w:history="1" r:id="rIdwbrz5pmj3p_sfbmhvllrx">
+            <w:hyperlink w:history="1" r:id="rIddxdmxzmxrjn__ejo868k9">
               <w:r>
                 <w:rPr>
                   <w:rFonts w:ascii="Arial" w:cs="Arial" w:eastAsia="Arial" w:hAnsi="Arial"/>
@@ -3431,7 +3431,7 @@
             <w:pPr>
               <w:spacing w:after="20" w:before="0"/>
             </w:pPr>
-            <w:hyperlink w:history="1" r:id="rIdgwycsnzbaxykxtcdbsuyk">
+            <w:hyperlink w:history="1" r:id="rIdnhjdbxqnd35umen2wa2_e">
               <w:r>
                 <w:rPr>
                   <w:rFonts w:ascii="Arial" w:cs="Arial" w:eastAsia="Arial" w:hAnsi="Arial"/>
@@ -3464,7 +3464,7 @@
               <w:spacing w:after="10" w:before="0"/>
               <w:ind w:left="120"/>
             </w:pPr>
-            <w:hyperlink w:history="1" r:id="rIdlsas8-qorfpiawy4hwqfj">
+            <w:hyperlink w:history="1" r:id="rIdd7yewmwbbv4m0svjka_2z">
               <w:r>
                 <w:rPr>
                   <w:rFonts w:ascii="Arial" w:cs="Arial" w:eastAsia="Arial" w:hAnsi="Arial"/>
@@ -3611,32 +3611,32 @@
         <w:tc>
           <w:tcPr>
             <w:tcW w:type="dxa" w:w="1520"/>
-            <w:shd w:fill="F2F2F2" w:color="auto" w:val="clear"/>
-            <w:tcMar>
-              <w:top w:type="dxa" w:w="60"/>
-              <w:left w:type="dxa" w:w="120"/>
-              <w:bottom w:type="dxa" w:w="60"/>
-              <w:right w:type="dxa" w:w="120"/>
-            </w:tcMar>
-            <w:vAlign w:val="top"/>
-          </w:tcPr>
-          <w:p>
-            <w:pPr>
-              <w:spacing w:after="40" w:before="0"/>
-              <w:jc w:val="left"/>
-            </w:pPr>
-            <w:r>
-              <w:rPr>
-                <w:rFonts w:ascii="Arial" w:cs="Arial" w:eastAsia="Arial" w:hAnsi="Arial"/>
-                <w:b/>
-                <w:bCs/>
-                <w:i w:val="false"/>
-                <w:iCs w:val="false"/>
-                <w:color w:val="000000"/>
-                <w:sz w:val="18"/>
-                <w:szCs w:val="18"/>
-              </w:rPr>
-              <w:t xml:space="preserve">Phase 3 — Explain</w:t>
+            <w:shd w:fill="E2EFDA" w:color="auto" w:val="clear"/>
+            <w:tcMar>
+              <w:top w:type="dxa" w:w="60"/>
+              <w:left w:type="dxa" w:w="120"/>
+              <w:bottom w:type="dxa" w:w="60"/>
+              <w:right w:type="dxa" w:w="120"/>
+            </w:tcMar>
+            <w:vAlign w:val="top"/>
+          </w:tcPr>
+          <w:p>
+            <w:pPr>
+              <w:spacing w:after="40" w:before="0"/>
+              <w:jc w:val="left"/>
+            </w:pPr>
+            <w:r>
+              <w:rPr>
+                <w:rFonts w:ascii="Arial" w:cs="Arial" w:eastAsia="Arial" w:hAnsi="Arial"/>
+                <w:b/>
+                <w:bCs/>
+                <w:i w:val="false"/>
+                <w:iCs w:val="false"/>
+                <w:color w:val="000000"/>
+                <w:sz w:val="18"/>
+                <w:szCs w:val="18"/>
+              </w:rPr>
+              <w:t xml:space="preserve">Explain Phase</w:t>
             </w:r>
           </w:p>
           <w:p>
@@ -3659,7 +3659,7 @@
             <w:pPr>
               <w:spacing w:after="20" w:before="0"/>
             </w:pPr>
-            <w:hyperlink w:history="1" r:id="rIda7sruoeooyzcvdfsy4vrg">
+            <w:hyperlink w:history="1" r:id="rIdinmc6cft3izv60t_mz4bm">
               <w:r>
                 <w:rPr>
                   <w:rFonts w:ascii="Arial" w:cs="Arial" w:eastAsia="Arial" w:hAnsi="Arial"/>
@@ -3692,7 +3692,7 @@
               <w:spacing w:after="10" w:before="0"/>
               <w:ind w:left="120"/>
             </w:pPr>
-            <w:hyperlink w:history="1" r:id="rIdxo2n1eirx6yywdkimi0_d">
+            <w:hyperlink w:history="1" r:id="rIdld1cyak82xke8adgb98k8">
               <w:r>
                 <w:rPr>
                   <w:rFonts w:ascii="Arial" w:cs="Arial" w:eastAsia="Arial" w:hAnsi="Arial"/>
@@ -3737,7 +3737,7 @@
             <w:pPr>
               <w:spacing w:after="20" w:before="0"/>
             </w:pPr>
-            <w:hyperlink w:history="1" r:id="rIdaeh3k_2bcn4ot-jfz59p-">
+            <w:hyperlink w:history="1" r:id="rIdakudy083whpnmovw-npam">
               <w:r>
                 <w:rPr>
                   <w:rFonts w:ascii="Arial" w:cs="Arial" w:eastAsia="Arial" w:hAnsi="Arial"/>
@@ -3770,7 +3770,7 @@
               <w:spacing w:after="10" w:before="0"/>
               <w:ind w:left="120"/>
             </w:pPr>
-            <w:hyperlink w:history="1" r:id="rIddrql6kos4hg7o2zmzqha9">
+            <w:hyperlink w:history="1" r:id="rIdome3cxhxlhdg-h3cqilsj">
               <w:r>
                 <w:rPr>
                   <w:rFonts w:ascii="Arial" w:cs="Arial" w:eastAsia="Arial" w:hAnsi="Arial"/>
@@ -3917,32 +3917,32 @@
         <w:tc>
           <w:tcPr>
             <w:tcW w:type="dxa" w:w="1520"/>
-            <w:shd w:fill="F2F2F2" w:color="auto" w:val="clear"/>
-            <w:tcMar>
-              <w:top w:type="dxa" w:w="60"/>
-              <w:left w:type="dxa" w:w="120"/>
-              <w:bottom w:type="dxa" w:w="60"/>
-              <w:right w:type="dxa" w:w="120"/>
-            </w:tcMar>
-            <w:vAlign w:val="top"/>
-          </w:tcPr>
-          <w:p>
-            <w:pPr>
-              <w:spacing w:after="40" w:before="0"/>
-              <w:jc w:val="left"/>
-            </w:pPr>
-            <w:r>
-              <w:rPr>
-                <w:rFonts w:ascii="Arial" w:cs="Arial" w:eastAsia="Arial" w:hAnsi="Arial"/>
-                <w:b/>
-                <w:bCs/>
-                <w:i w:val="false"/>
-                <w:iCs w:val="false"/>
-                <w:color w:val="000000"/>
-                <w:sz w:val="18"/>
-                <w:szCs w:val="18"/>
-              </w:rPr>
-              <w:t xml:space="preserve">Phase 4 — Driving Question Board (DQB) Creation</w:t>
+            <w:shd w:fill="FCE4D6" w:color="auto" w:val="clear"/>
+            <w:tcMar>
+              <w:top w:type="dxa" w:w="60"/>
+              <w:left w:type="dxa" w:w="120"/>
+              <w:bottom w:type="dxa" w:w="60"/>
+              <w:right w:type="dxa" w:w="120"/>
+            </w:tcMar>
+            <w:vAlign w:val="top"/>
+          </w:tcPr>
+          <w:p>
+            <w:pPr>
+              <w:spacing w:after="40" w:before="0"/>
+              <w:jc w:val="left"/>
+            </w:pPr>
+            <w:r>
+              <w:rPr>
+                <w:rFonts w:ascii="Arial" w:cs="Arial" w:eastAsia="Arial" w:hAnsi="Arial"/>
+                <w:b/>
+                <w:bCs/>
+                <w:i w:val="false"/>
+                <w:iCs w:val="false"/>
+                <w:color w:val="000000"/>
+                <w:sz w:val="18"/>
+                <w:szCs w:val="18"/>
+              </w:rPr>
+              <w:t xml:space="preserve">Driving Question Board (DQB) Creation</w:t>
             </w:r>
           </w:p>
           <w:p>
@@ -3965,7 +3965,7 @@
             <w:pPr>
               <w:spacing w:after="20" w:before="0"/>
             </w:pPr>
-            <w:hyperlink w:history="1" r:id="rIdnnakj3kldnjnd7stdvh9g">
+            <w:hyperlink w:history="1" r:id="rIdlehnn5muvqxlqd0q4099d">
               <w:r>
                 <w:rPr>
                   <w:rFonts w:ascii="Arial" w:cs="Arial" w:eastAsia="Arial" w:hAnsi="Arial"/>
@@ -3998,7 +3998,7 @@
               <w:spacing w:after="10" w:before="0"/>
               <w:ind w:left="120"/>
             </w:pPr>
-            <w:hyperlink w:history="1" r:id="rIdlyljde8hpqqhgivur_awn">
+            <w:hyperlink w:history="1" r:id="rIdpnzm86bojktzju6dmn8wo">
               <w:r>
                 <w:rPr>
                   <w:rFonts w:ascii="Arial" w:cs="Arial" w:eastAsia="Arial" w:hAnsi="Arial"/>
@@ -4043,7 +4043,7 @@
             <w:pPr>
               <w:spacing w:after="20" w:before="0"/>
             </w:pPr>
-            <w:hyperlink w:history="1" r:id="rIdpchzm5gsdiygy6m0mrlu0">
+            <w:hyperlink w:history="1" r:id="rIdknffzrvr3exzko5rlxsde">
               <w:r>
                 <w:rPr>
                   <w:rFonts w:ascii="Arial" w:cs="Arial" w:eastAsia="Arial" w:hAnsi="Arial"/>
@@ -4076,7 +4076,7 @@
               <w:spacing w:after="10" w:before="0"/>
               <w:ind w:left="120"/>
             </w:pPr>
-            <w:hyperlink w:history="1" r:id="rIdo1n_0c9qafhkipmfbmecr">
+            <w:hyperlink w:history="1" r:id="rIdufhbvuoogsfq6p6ucq2u8">
               <w:r>
                 <w:rPr>
                   <w:rFonts w:ascii="Arial" w:cs="Arial" w:eastAsia="Arial" w:hAnsi="Arial"/>
@@ -4223,32 +4223,32 @@
         <w:tc>
           <w:tcPr>
             <w:tcW w:type="dxa" w:w="1520"/>
-            <w:shd w:fill="F2F2F2" w:color="auto" w:val="clear"/>
-            <w:tcMar>
-              <w:top w:type="dxa" w:w="60"/>
-              <w:left w:type="dxa" w:w="120"/>
-              <w:bottom w:type="dxa" w:w="60"/>
-              <w:right w:type="dxa" w:w="120"/>
-            </w:tcMar>
-            <w:vAlign w:val="top"/>
-          </w:tcPr>
-          <w:p>
-            <w:pPr>
-              <w:spacing w:after="40" w:before="0"/>
-              <w:jc w:val="left"/>
-            </w:pPr>
-            <w:r>
-              <w:rPr>
-                <w:rFonts w:ascii="Arial" w:cs="Arial" w:eastAsia="Arial" w:hAnsi="Arial"/>
-                <w:b/>
-                <w:bCs/>
-                <w:i w:val="false"/>
-                <w:iCs w:val="false"/>
-                <w:color w:val="000000"/>
-                <w:sz w:val="18"/>
-                <w:szCs w:val="18"/>
-              </w:rPr>
-              <w:t xml:space="preserve">Phase 5 — Model Building</w:t>
+            <w:shd w:fill="D5E8F0" w:color="auto" w:val="clear"/>
+            <w:tcMar>
+              <w:top w:type="dxa" w:w="60"/>
+              <w:left w:type="dxa" w:w="120"/>
+              <w:bottom w:type="dxa" w:w="60"/>
+              <w:right w:type="dxa" w:w="120"/>
+            </w:tcMar>
+            <w:vAlign w:val="top"/>
+          </w:tcPr>
+          <w:p>
+            <w:pPr>
+              <w:spacing w:after="40" w:before="0"/>
+              <w:jc w:val="left"/>
+            </w:pPr>
+            <w:r>
+              <w:rPr>
+                <w:rFonts w:ascii="Arial" w:cs="Arial" w:eastAsia="Arial" w:hAnsi="Arial"/>
+                <w:b/>
+                <w:bCs/>
+                <w:i w:val="false"/>
+                <w:iCs w:val="false"/>
+                <w:color w:val="000000"/>
+                <w:sz w:val="18"/>
+                <w:szCs w:val="18"/>
+              </w:rPr>
+              <w:t xml:space="preserve">Model Building Phase</w:t>
             </w:r>
           </w:p>
           <w:p>
@@ -4271,7 +4271,7 @@
             <w:pPr>
               <w:spacing w:after="20" w:before="0"/>
             </w:pPr>
-            <w:hyperlink w:history="1" r:id="rIdt9m9jpsrbrltwfhcjgwmv">
+            <w:hyperlink w:history="1" r:id="rIda2sx8m3renmmk9xtoqj4v">
               <w:r>
                 <w:rPr>
                   <w:rFonts w:ascii="Arial" w:cs="Arial" w:eastAsia="Arial" w:hAnsi="Arial"/>
@@ -4304,7 +4304,7 @@
               <w:spacing w:after="10" w:before="0"/>
               <w:ind w:left="120"/>
             </w:pPr>
-            <w:hyperlink w:history="1" r:id="rIdyrrgvaqqpybev3ppxut1o">
+            <w:hyperlink w:history="1" r:id="rId-xfoficfwxrdrkb9ekg-z">
               <w:r>
                 <w:rPr>
                   <w:rFonts w:ascii="Arial" w:cs="Arial" w:eastAsia="Arial" w:hAnsi="Arial"/>
@@ -4349,7 +4349,7 @@
             <w:pPr>
               <w:spacing w:after="20" w:before="0"/>
             </w:pPr>
-            <w:hyperlink w:history="1" r:id="rId1mynz-h_cww1eqi6dhp9q">
+            <w:hyperlink w:history="1" r:id="rIdbvpaw0updnhqxmkuh-fya">
               <w:r>
                 <w:rPr>
                   <w:rFonts w:ascii="Arial" w:cs="Arial" w:eastAsia="Arial" w:hAnsi="Arial"/>
@@ -4382,7 +4382,7 @@
               <w:spacing w:after="10" w:before="0"/>
               <w:ind w:left="120"/>
             </w:pPr>
-            <w:hyperlink w:history="1" r:id="rIdturleg9050e8ntwh6iroe">
+            <w:hyperlink w:history="1" r:id="rId1mupuapgejnv0xbcvzt7c">
               <w:r>
                 <w:rPr>
                   <w:rFonts w:ascii="Arial" w:cs="Arial" w:eastAsia="Arial" w:hAnsi="Arial"/>
@@ -5821,32 +5821,32 @@
         <w:tc>
           <w:tcPr>
             <w:tcW w:type="dxa" w:w="1520"/>
-            <w:shd w:fill="F2F2F2" w:color="auto" w:val="clear"/>
-            <w:tcMar>
-              <w:top w:type="dxa" w:w="60"/>
-              <w:left w:type="dxa" w:w="120"/>
-              <w:bottom w:type="dxa" w:w="60"/>
-              <w:right w:type="dxa" w:w="120"/>
-            </w:tcMar>
-            <w:vAlign w:val="top"/>
-          </w:tcPr>
-          <w:p>
-            <w:pPr>
-              <w:spacing w:after="40" w:before="0"/>
-              <w:jc w:val="left"/>
-            </w:pPr>
-            <w:r>
-              <w:rPr>
-                <w:rFonts w:ascii="Arial" w:cs="Arial" w:eastAsia="Arial" w:hAnsi="Arial"/>
-                <w:b/>
-                <w:bCs/>
-                <w:i w:val="false"/>
-                <w:iCs w:val="false"/>
-                <w:color w:val="000000"/>
-                <w:sz w:val="18"/>
-                <w:szCs w:val="18"/>
-              </w:rPr>
-              <w:t xml:space="preserve">1 — Predict</w:t>
+            <w:shd w:fill="EAD1F5" w:color="auto" w:val="clear"/>
+            <w:tcMar>
+              <w:top w:type="dxa" w:w="60"/>
+              <w:left w:type="dxa" w:w="120"/>
+              <w:bottom w:type="dxa" w:w="60"/>
+              <w:right w:type="dxa" w:w="120"/>
+            </w:tcMar>
+            <w:vAlign w:val="top"/>
+          </w:tcPr>
+          <w:p>
+            <w:pPr>
+              <w:spacing w:after="40" w:before="0"/>
+              <w:jc w:val="left"/>
+            </w:pPr>
+            <w:r>
+              <w:rPr>
+                <w:rFonts w:ascii="Arial" w:cs="Arial" w:eastAsia="Arial" w:hAnsi="Arial"/>
+                <w:b/>
+                <w:bCs/>
+                <w:i w:val="false"/>
+                <w:iCs w:val="false"/>
+                <w:color w:val="000000"/>
+                <w:sz w:val="18"/>
+                <w:szCs w:val="18"/>
+              </w:rPr>
+              <w:t xml:space="preserve">Predict Phase</w:t>
             </w:r>
           </w:p>
           <w:p>
@@ -5869,7 +5869,7 @@
             <w:pPr>
               <w:spacing w:after="20" w:before="0"/>
             </w:pPr>
-            <w:hyperlink w:history="1" r:id="rIdqwbapo5goh_avnov85fjt">
+            <w:hyperlink w:history="1" r:id="rId0yep7eu8dzm4ayti3-l-e">
               <w:r>
                 <w:rPr>
                   <w:rFonts w:ascii="Arial" w:cs="Arial" w:eastAsia="Arial" w:hAnsi="Arial"/>
@@ -5902,7 +5902,7 @@
               <w:spacing w:after="10" w:before="0"/>
               <w:ind w:left="120"/>
             </w:pPr>
-            <w:hyperlink w:history="1" r:id="rIdlbnqk7_npclouamztnrbe">
+            <w:hyperlink w:history="1" r:id="rIdrxpxb02fgwgqhl2ynjf3d">
               <w:r>
                 <w:rPr>
                   <w:rFonts w:ascii="Arial" w:cs="Arial" w:eastAsia="Arial" w:hAnsi="Arial"/>
@@ -5947,7 +5947,7 @@
             <w:pPr>
               <w:spacing w:after="20" w:before="0"/>
             </w:pPr>
-            <w:hyperlink w:history="1" r:id="rIdvzrabf31jmxvao5upytvv">
+            <w:hyperlink w:history="1" r:id="rIdyvmoub2g-pnevvcwxxtzu">
               <w:r>
                 <w:rPr>
                   <w:rFonts w:ascii="Arial" w:cs="Arial" w:eastAsia="Arial" w:hAnsi="Arial"/>
@@ -5980,7 +5980,7 @@
               <w:spacing w:after="10" w:before="0"/>
               <w:ind w:left="120"/>
             </w:pPr>
-            <w:hyperlink w:history="1" r:id="rIdd5bwfgh73w6wpg4aptwny">
+            <w:hyperlink w:history="1" r:id="rIdpjfk4pqv4qtkpmwwsowbf">
               <w:r>
                 <w:rPr>
                   <w:rFonts w:ascii="Arial" w:cs="Arial" w:eastAsia="Arial" w:hAnsi="Arial"/>
@@ -6127,32 +6127,32 @@
         <w:tc>
           <w:tcPr>
             <w:tcW w:type="dxa" w:w="1520"/>
-            <w:shd w:fill="F2F2F2" w:color="auto" w:val="clear"/>
-            <w:tcMar>
-              <w:top w:type="dxa" w:w="60"/>
-              <w:left w:type="dxa" w:w="120"/>
-              <w:bottom w:type="dxa" w:w="60"/>
-              <w:right w:type="dxa" w:w="120"/>
-            </w:tcMar>
-            <w:vAlign w:val="top"/>
-          </w:tcPr>
-          <w:p>
-            <w:pPr>
-              <w:spacing w:after="40" w:before="0"/>
-              <w:jc w:val="left"/>
-            </w:pPr>
-            <w:r>
-              <w:rPr>
-                <w:rFonts w:ascii="Arial" w:cs="Arial" w:eastAsia="Arial" w:hAnsi="Arial"/>
-                <w:b/>
-                <w:bCs/>
-                <w:i w:val="false"/>
-                <w:iCs w:val="false"/>
-                <w:color w:val="000000"/>
-                <w:sz w:val="18"/>
-                <w:szCs w:val="18"/>
-              </w:rPr>
-              <w:t xml:space="preserve">2 — Observe</w:t>
+            <w:shd w:fill="D9EEF1" w:color="auto" w:val="clear"/>
+            <w:tcMar>
+              <w:top w:type="dxa" w:w="60"/>
+              <w:left w:type="dxa" w:w="120"/>
+              <w:bottom w:type="dxa" w:w="60"/>
+              <w:right w:type="dxa" w:w="120"/>
+            </w:tcMar>
+            <w:vAlign w:val="top"/>
+          </w:tcPr>
+          <w:p>
+            <w:pPr>
+              <w:spacing w:after="40" w:before="0"/>
+              <w:jc w:val="left"/>
+            </w:pPr>
+            <w:r>
+              <w:rPr>
+                <w:rFonts w:ascii="Arial" w:cs="Arial" w:eastAsia="Arial" w:hAnsi="Arial"/>
+                <w:b/>
+                <w:bCs/>
+                <w:i w:val="false"/>
+                <w:iCs w:val="false"/>
+                <w:color w:val="000000"/>
+                <w:sz w:val="18"/>
+                <w:szCs w:val="18"/>
+              </w:rPr>
+              <w:t xml:space="preserve">Observe Phase</w:t>
             </w:r>
           </w:p>
           <w:p>
@@ -6175,7 +6175,7 @@
             <w:pPr>
               <w:spacing w:after="20" w:before="0"/>
             </w:pPr>
-            <w:hyperlink w:history="1" r:id="rIdx646lm6uullqzlqypetqi">
+            <w:hyperlink w:history="1" r:id="rId_jt-wzurxjt722lfdxvlk">
               <w:r>
                 <w:rPr>
                   <w:rFonts w:ascii="Arial" w:cs="Arial" w:eastAsia="Arial" w:hAnsi="Arial"/>
@@ -6208,7 +6208,7 @@
               <w:spacing w:after="10" w:before="0"/>
               <w:ind w:left="120"/>
             </w:pPr>
-            <w:hyperlink w:history="1" r:id="rIdjswg57kapyebl54zobxc7">
+            <w:hyperlink w:history="1" r:id="rId3v2yxynxlkl3thqkxpqks">
               <w:r>
                 <w:rPr>
                   <w:rFonts w:ascii="Arial" w:cs="Arial" w:eastAsia="Arial" w:hAnsi="Arial"/>
@@ -6253,7 +6253,7 @@
             <w:pPr>
               <w:spacing w:after="20" w:before="0"/>
             </w:pPr>
-            <w:hyperlink w:history="1" r:id="rIdhq3d7g5baky-ahr5iwmyq">
+            <w:hyperlink w:history="1" r:id="rIduf-3v84nl-y1yfdzslpq1">
               <w:r>
                 <w:rPr>
                   <w:rFonts w:ascii="Arial" w:cs="Arial" w:eastAsia="Arial" w:hAnsi="Arial"/>
@@ -6286,7 +6286,7 @@
               <w:spacing w:after="10" w:before="0"/>
               <w:ind w:left="120"/>
             </w:pPr>
-            <w:hyperlink w:history="1" r:id="rIdumzdjlfcrd1eja3d5w5rm">
+            <w:hyperlink w:history="1" r:id="rIdeywowmaqhpsujwmxihuqr">
               <w:r>
                 <w:rPr>
                   <w:rFonts w:ascii="Arial" w:cs="Arial" w:eastAsia="Arial" w:hAnsi="Arial"/>
@@ -6433,32 +6433,32 @@
         <w:tc>
           <w:tcPr>
             <w:tcW w:type="dxa" w:w="1520"/>
-            <w:shd w:fill="F2F2F2" w:color="auto" w:val="clear"/>
-            <w:tcMar>
-              <w:top w:type="dxa" w:w="60"/>
-              <w:left w:type="dxa" w:w="120"/>
-              <w:bottom w:type="dxa" w:w="60"/>
-              <w:right w:type="dxa" w:w="120"/>
-            </w:tcMar>
-            <w:vAlign w:val="top"/>
-          </w:tcPr>
-          <w:p>
-            <w:pPr>
-              <w:spacing w:after="40" w:before="0"/>
-              <w:jc w:val="left"/>
-            </w:pPr>
-            <w:r>
-              <w:rPr>
-                <w:rFonts w:ascii="Arial" w:cs="Arial" w:eastAsia="Arial" w:hAnsi="Arial"/>
-                <w:b/>
-                <w:bCs/>
-                <w:i w:val="false"/>
-                <w:iCs w:val="false"/>
-                <w:color w:val="000000"/>
-                <w:sz w:val="18"/>
-                <w:szCs w:val="18"/>
-              </w:rPr>
-              <w:t xml:space="preserve">3 — Explain</w:t>
+            <w:shd w:fill="E2EFDA" w:color="auto" w:val="clear"/>
+            <w:tcMar>
+              <w:top w:type="dxa" w:w="60"/>
+              <w:left w:type="dxa" w:w="120"/>
+              <w:bottom w:type="dxa" w:w="60"/>
+              <w:right w:type="dxa" w:w="120"/>
+            </w:tcMar>
+            <w:vAlign w:val="top"/>
+          </w:tcPr>
+          <w:p>
+            <w:pPr>
+              <w:spacing w:after="40" w:before="0"/>
+              <w:jc w:val="left"/>
+            </w:pPr>
+            <w:r>
+              <w:rPr>
+                <w:rFonts w:ascii="Arial" w:cs="Arial" w:eastAsia="Arial" w:hAnsi="Arial"/>
+                <w:b/>
+                <w:bCs/>
+                <w:i w:val="false"/>
+                <w:iCs w:val="false"/>
+                <w:color w:val="000000"/>
+                <w:sz w:val="18"/>
+                <w:szCs w:val="18"/>
+              </w:rPr>
+              <w:t xml:space="preserve">Explain Phase</w:t>
             </w:r>
           </w:p>
           <w:p>
@@ -6481,7 +6481,7 @@
             <w:pPr>
               <w:spacing w:after="20" w:before="0"/>
             </w:pPr>
-            <w:hyperlink w:history="1" r:id="rIdzvl8qralibigii-c5dacv">
+            <w:hyperlink w:history="1" r:id="rId-jbkq1_ia-edxzkgca-dc">
               <w:r>
                 <w:rPr>
                   <w:rFonts w:ascii="Arial" w:cs="Arial" w:eastAsia="Arial" w:hAnsi="Arial"/>
@@ -6514,7 +6514,7 @@
               <w:spacing w:after="10" w:before="0"/>
               <w:ind w:left="120"/>
             </w:pPr>
-            <w:hyperlink w:history="1" r:id="rIdeohonzedrstw2rk2roex8">
+            <w:hyperlink w:history="1" r:id="rIdgdq20ebcnrmd67q9gytio">
               <w:r>
                 <w:rPr>
                   <w:rFonts w:ascii="Arial" w:cs="Arial" w:eastAsia="Arial" w:hAnsi="Arial"/>
@@ -6559,7 +6559,7 @@
             <w:pPr>
               <w:spacing w:after="20" w:before="0"/>
             </w:pPr>
-            <w:hyperlink w:history="1" r:id="rIdmcvwjqp4hixrhe_91ct2p">
+            <w:hyperlink w:history="1" r:id="rIdfsn9mpujvzspf1gwoqwqj">
               <w:r>
                 <w:rPr>
                   <w:rFonts w:ascii="Arial" w:cs="Arial" w:eastAsia="Arial" w:hAnsi="Arial"/>
@@ -6592,7 +6592,7 @@
               <w:spacing w:after="10" w:before="0"/>
               <w:ind w:left="120"/>
             </w:pPr>
-            <w:hyperlink w:history="1" r:id="rIdoug4atmcwz3mmlcyhprak">
+            <w:hyperlink w:history="1" r:id="rIdgdpnlur0r4zjjbl_lxg5r">
               <w:r>
                 <w:rPr>
                   <w:rFonts w:ascii="Arial" w:cs="Arial" w:eastAsia="Arial" w:hAnsi="Arial"/>
@@ -6739,32 +6739,32 @@
         <w:tc>
           <w:tcPr>
             <w:tcW w:type="dxa" w:w="1520"/>
-            <w:shd w:fill="F2F2F2" w:color="auto" w:val="clear"/>
-            <w:tcMar>
-              <w:top w:type="dxa" w:w="60"/>
-              <w:left w:type="dxa" w:w="120"/>
-              <w:bottom w:type="dxa" w:w="60"/>
-              <w:right w:type="dxa" w:w="120"/>
-            </w:tcMar>
-            <w:vAlign w:val="top"/>
-          </w:tcPr>
-          <w:p>
-            <w:pPr>
-              <w:spacing w:after="40" w:before="0"/>
-              <w:jc w:val="left"/>
-            </w:pPr>
-            <w:r>
-              <w:rPr>
-                <w:rFonts w:ascii="Arial" w:cs="Arial" w:eastAsia="Arial" w:hAnsi="Arial"/>
-                <w:b/>
-                <w:bCs/>
-                <w:i w:val="false"/>
-                <w:iCs w:val="false"/>
-                <w:color w:val="000000"/>
-                <w:sz w:val="18"/>
-                <w:szCs w:val="18"/>
-              </w:rPr>
-              <w:t xml:space="preserve">4 — Driving Question Board (DQB) Update</w:t>
+            <w:shd w:fill="FCE4D6" w:color="auto" w:val="clear"/>
+            <w:tcMar>
+              <w:top w:type="dxa" w:w="60"/>
+              <w:left w:type="dxa" w:w="120"/>
+              <w:bottom w:type="dxa" w:w="60"/>
+              <w:right w:type="dxa" w:w="120"/>
+            </w:tcMar>
+            <w:vAlign w:val="top"/>
+          </w:tcPr>
+          <w:p>
+            <w:pPr>
+              <w:spacing w:after="40" w:before="0"/>
+              <w:jc w:val="left"/>
+            </w:pPr>
+            <w:r>
+              <w:rPr>
+                <w:rFonts w:ascii="Arial" w:cs="Arial" w:eastAsia="Arial" w:hAnsi="Arial"/>
+                <w:b/>
+                <w:bCs/>
+                <w:i w:val="false"/>
+                <w:iCs w:val="false"/>
+                <w:color w:val="000000"/>
+                <w:sz w:val="18"/>
+                <w:szCs w:val="18"/>
+              </w:rPr>
+              <w:t xml:space="preserve">Driving Question Board (DQB) Creation</w:t>
             </w:r>
           </w:p>
           <w:p>
@@ -6787,7 +6787,7 @@
             <w:pPr>
               <w:spacing w:after="20" w:before="0"/>
             </w:pPr>
-            <w:hyperlink w:history="1" r:id="rIdbtouomzk7fawort0cnrhg">
+            <w:hyperlink w:history="1" r:id="rId7tntzfcc5pgk9xx7wc_ze">
               <w:r>
                 <w:rPr>
                   <w:rFonts w:ascii="Arial" w:cs="Arial" w:eastAsia="Arial" w:hAnsi="Arial"/>
@@ -6820,7 +6820,7 @@
               <w:spacing w:after="10" w:before="0"/>
               <w:ind w:left="120"/>
             </w:pPr>
-            <w:hyperlink w:history="1" r:id="rId62m-je3i9zyqt4kagztvt">
+            <w:hyperlink w:history="1" r:id="rIdw7s8rfh9qfk9ew82cmson">
               <w:r>
                 <w:rPr>
                   <w:rFonts w:ascii="Arial" w:cs="Arial" w:eastAsia="Arial" w:hAnsi="Arial"/>
@@ -6865,7 +6865,7 @@
             <w:pPr>
               <w:spacing w:after="20" w:before="0"/>
             </w:pPr>
-            <w:hyperlink w:history="1" r:id="rIdqp7yapsppxp1atxqtav3d">
+            <w:hyperlink w:history="1" r:id="rIdyuqht972n9h5tijjoqdkt">
               <w:r>
                 <w:rPr>
                   <w:rFonts w:ascii="Arial" w:cs="Arial" w:eastAsia="Arial" w:hAnsi="Arial"/>
@@ -6898,7 +6898,7 @@
               <w:spacing w:after="10" w:before="0"/>
               <w:ind w:left="120"/>
             </w:pPr>
-            <w:hyperlink w:history="1" r:id="rId3t0zdkpfu8rvncahewski">
+            <w:hyperlink w:history="1" r:id="rId4dciqcaa4r1tqblfsbijo">
               <w:r>
                 <w:rPr>
                   <w:rFonts w:ascii="Arial" w:cs="Arial" w:eastAsia="Arial" w:hAnsi="Arial"/>
@@ -7045,32 +7045,32 @@
         <w:tc>
           <w:tcPr>
             <w:tcW w:type="dxa" w:w="1520"/>
-            <w:shd w:fill="F2F2F2" w:color="auto" w:val="clear"/>
-            <w:tcMar>
-              <w:top w:type="dxa" w:w="60"/>
-              <w:left w:type="dxa" w:w="120"/>
-              <w:bottom w:type="dxa" w:w="60"/>
-              <w:right w:type="dxa" w:w="120"/>
-            </w:tcMar>
-            <w:vAlign w:val="top"/>
-          </w:tcPr>
-          <w:p>
-            <w:pPr>
-              <w:spacing w:after="40" w:before="0"/>
-              <w:jc w:val="left"/>
-            </w:pPr>
-            <w:r>
-              <w:rPr>
-                <w:rFonts w:ascii="Arial" w:cs="Arial" w:eastAsia="Arial" w:hAnsi="Arial"/>
-                <w:b/>
-                <w:bCs/>
-                <w:i w:val="false"/>
-                <w:iCs w:val="false"/>
-                <w:color w:val="000000"/>
-                <w:sz w:val="18"/>
-                <w:szCs w:val="18"/>
-              </w:rPr>
-              <w:t xml:space="preserve">5 — Model Building</w:t>
+            <w:shd w:fill="D5E8F0" w:color="auto" w:val="clear"/>
+            <w:tcMar>
+              <w:top w:type="dxa" w:w="60"/>
+              <w:left w:type="dxa" w:w="120"/>
+              <w:bottom w:type="dxa" w:w="60"/>
+              <w:right w:type="dxa" w:w="120"/>
+            </w:tcMar>
+            <w:vAlign w:val="top"/>
+          </w:tcPr>
+          <w:p>
+            <w:pPr>
+              <w:spacing w:after="40" w:before="0"/>
+              <w:jc w:val="left"/>
+            </w:pPr>
+            <w:r>
+              <w:rPr>
+                <w:rFonts w:ascii="Arial" w:cs="Arial" w:eastAsia="Arial" w:hAnsi="Arial"/>
+                <w:b/>
+                <w:bCs/>
+                <w:i w:val="false"/>
+                <w:iCs w:val="false"/>
+                <w:color w:val="000000"/>
+                <w:sz w:val="18"/>
+                <w:szCs w:val="18"/>
+              </w:rPr>
+              <w:t xml:space="preserve">Model Building Phase</w:t>
             </w:r>
           </w:p>
           <w:p>
@@ -7093,7 +7093,7 @@
             <w:pPr>
               <w:spacing w:after="20" w:before="0"/>
             </w:pPr>
-            <w:hyperlink w:history="1" r:id="rIdmqr3qlcwp6kq3cizm_nj3">
+            <w:hyperlink w:history="1" r:id="rIdo4gwrplcrvxbrr-rg8sfu">
               <w:r>
                 <w:rPr>
                   <w:rFonts w:ascii="Arial" w:cs="Arial" w:eastAsia="Arial" w:hAnsi="Arial"/>
@@ -7126,7 +7126,7 @@
               <w:spacing w:after="10" w:before="0"/>
               <w:ind w:left="120"/>
             </w:pPr>
-            <w:hyperlink w:history="1" r:id="rIdxaj_ebe-lbyexaf4tfbey">
+            <w:hyperlink w:history="1" r:id="rIdzspnppzebvzyshtoj82zr">
               <w:r>
                 <w:rPr>
                   <w:rFonts w:ascii="Arial" w:cs="Arial" w:eastAsia="Arial" w:hAnsi="Arial"/>
@@ -7171,7 +7171,7 @@
             <w:pPr>
               <w:spacing w:after="20" w:before="0"/>
             </w:pPr>
-            <w:hyperlink w:history="1" r:id="rIduaq3v3pxfbeewvoelt1lq">
+            <w:hyperlink w:history="1" r:id="rIdl6zkfrkomnllswo0sbrrc">
               <w:r>
                 <w:rPr>
                   <w:rFonts w:ascii="Arial" w:cs="Arial" w:eastAsia="Arial" w:hAnsi="Arial"/>
@@ -7204,7 +7204,7 @@
               <w:spacing w:after="10" w:before="0"/>
               <w:ind w:left="120"/>
             </w:pPr>
-            <w:hyperlink w:history="1" r:id="rIdqmdpypsu_xn353s5p18jb">
+            <w:hyperlink w:history="1" r:id="rId4tppzbq6iumiqrv5z2ax8">
               <w:r>
                 <w:rPr>
                   <w:rFonts w:ascii="Arial" w:cs="Arial" w:eastAsia="Arial" w:hAnsi="Arial"/>
@@ -8643,32 +8643,32 @@
         <w:tc>
           <w:tcPr>
             <w:tcW w:type="dxa" w:w="1520"/>
-            <w:shd w:fill="F2F2F2" w:color="auto" w:val="clear"/>
-            <w:tcMar>
-              <w:top w:type="dxa" w:w="60"/>
-              <w:left w:type="dxa" w:w="120"/>
-              <w:bottom w:type="dxa" w:w="60"/>
-              <w:right w:type="dxa" w:w="120"/>
-            </w:tcMar>
-            <w:vAlign w:val="top"/>
-          </w:tcPr>
-          <w:p>
-            <w:pPr>
-              <w:spacing w:after="40" w:before="0"/>
-              <w:jc w:val="left"/>
-            </w:pPr>
-            <w:r>
-              <w:rPr>
-                <w:rFonts w:ascii="Arial" w:cs="Arial" w:eastAsia="Arial" w:hAnsi="Arial"/>
-                <w:b/>
-                <w:bCs/>
-                <w:i w:val="false"/>
-                <w:iCs w:val="false"/>
-                <w:color w:val="000000"/>
-                <w:sz w:val="18"/>
-                <w:szCs w:val="18"/>
-              </w:rPr>
-              <w:t xml:space="preserve">1 — Predict Phase (10 minutes)</w:t>
+            <w:shd w:fill="EAD1F5" w:color="auto" w:val="clear"/>
+            <w:tcMar>
+              <w:top w:type="dxa" w:w="60"/>
+              <w:left w:type="dxa" w:w="120"/>
+              <w:bottom w:type="dxa" w:w="60"/>
+              <w:right w:type="dxa" w:w="120"/>
+            </w:tcMar>
+            <w:vAlign w:val="top"/>
+          </w:tcPr>
+          <w:p>
+            <w:pPr>
+              <w:spacing w:after="40" w:before="0"/>
+              <w:jc w:val="left"/>
+            </w:pPr>
+            <w:r>
+              <w:rPr>
+                <w:rFonts w:ascii="Arial" w:cs="Arial" w:eastAsia="Arial" w:hAnsi="Arial"/>
+                <w:b/>
+                <w:bCs/>
+                <w:i w:val="false"/>
+                <w:iCs w:val="false"/>
+                <w:color w:val="000000"/>
+                <w:sz w:val="18"/>
+                <w:szCs w:val="18"/>
+              </w:rPr>
+              <w:t xml:space="preserve">Predict Phase</w:t>
             </w:r>
           </w:p>
           <w:p>
@@ -8691,7 +8691,7 @@
             <w:pPr>
               <w:spacing w:after="20" w:before="0"/>
             </w:pPr>
-            <w:hyperlink w:history="1" r:id="rIdfuvx_1_5clptdvb1gmsv7">
+            <w:hyperlink w:history="1" r:id="rId7fzpfwuclzhwkkfz4m0n8">
               <w:r>
                 <w:rPr>
                   <w:rFonts w:ascii="Arial" w:cs="Arial" w:eastAsia="Arial" w:hAnsi="Arial"/>
@@ -8724,7 +8724,7 @@
               <w:spacing w:after="10" w:before="0"/>
               <w:ind w:left="120"/>
             </w:pPr>
-            <w:hyperlink w:history="1" r:id="rIdsreczei8rjxr4i9o81bzx">
+            <w:hyperlink w:history="1" r:id="rIdtl2xuzwrcq9ftluowlgru">
               <w:r>
                 <w:rPr>
                   <w:rFonts w:ascii="Arial" w:cs="Arial" w:eastAsia="Arial" w:hAnsi="Arial"/>
@@ -8769,7 +8769,7 @@
             <w:pPr>
               <w:spacing w:after="20" w:before="0"/>
             </w:pPr>
-            <w:hyperlink w:history="1" r:id="rId_d-9cfvx6cxcwel1h-_6y">
+            <w:hyperlink w:history="1" r:id="rIdp1onldktoyrm-jhz63g8-">
               <w:r>
                 <w:rPr>
                   <w:rFonts w:ascii="Arial" w:cs="Arial" w:eastAsia="Arial" w:hAnsi="Arial"/>
@@ -8802,7 +8802,7 @@
               <w:spacing w:after="10" w:before="0"/>
               <w:ind w:left="120"/>
             </w:pPr>
-            <w:hyperlink w:history="1" r:id="rId0fzdofkm_87avlbpewwiw">
+            <w:hyperlink w:history="1" r:id="rIdz1cipegr8vkuwr-ufuw6o">
               <w:r>
                 <w:rPr>
                   <w:rFonts w:ascii="Arial" w:cs="Arial" w:eastAsia="Arial" w:hAnsi="Arial"/>
@@ -8949,32 +8949,32 @@
         <w:tc>
           <w:tcPr>
             <w:tcW w:type="dxa" w:w="1520"/>
-            <w:shd w:fill="F2F2F2" w:color="auto" w:val="clear"/>
-            <w:tcMar>
-              <w:top w:type="dxa" w:w="60"/>
-              <w:left w:type="dxa" w:w="120"/>
-              <w:bottom w:type="dxa" w:w="60"/>
-              <w:right w:type="dxa" w:w="120"/>
-            </w:tcMar>
-            <w:vAlign w:val="top"/>
-          </w:tcPr>
-          <w:p>
-            <w:pPr>
-              <w:spacing w:after="40" w:before="0"/>
-              <w:jc w:val="left"/>
-            </w:pPr>
-            <w:r>
-              <w:rPr>
-                <w:rFonts w:ascii="Arial" w:cs="Arial" w:eastAsia="Arial" w:hAnsi="Arial"/>
-                <w:b/>
-                <w:bCs/>
-                <w:i w:val="false"/>
-                <w:iCs w:val="false"/>
-                <w:color w:val="000000"/>
-                <w:sz w:val="18"/>
-                <w:szCs w:val="18"/>
-              </w:rPr>
-              <w:t xml:space="preserve">2 — Observe Phase (22 minutes)</w:t>
+            <w:shd w:fill="D9EEF1" w:color="auto" w:val="clear"/>
+            <w:tcMar>
+              <w:top w:type="dxa" w:w="60"/>
+              <w:left w:type="dxa" w:w="120"/>
+              <w:bottom w:type="dxa" w:w="60"/>
+              <w:right w:type="dxa" w:w="120"/>
+            </w:tcMar>
+            <w:vAlign w:val="top"/>
+          </w:tcPr>
+          <w:p>
+            <w:pPr>
+              <w:spacing w:after="40" w:before="0"/>
+              <w:jc w:val="left"/>
+            </w:pPr>
+            <w:r>
+              <w:rPr>
+                <w:rFonts w:ascii="Arial" w:cs="Arial" w:eastAsia="Arial" w:hAnsi="Arial"/>
+                <w:b/>
+                <w:bCs/>
+                <w:i w:val="false"/>
+                <w:iCs w:val="false"/>
+                <w:color w:val="000000"/>
+                <w:sz w:val="18"/>
+                <w:szCs w:val="18"/>
+              </w:rPr>
+              <w:t xml:space="preserve">Observe Phase</w:t>
             </w:r>
           </w:p>
           <w:p>
@@ -8997,7 +8997,7 @@
             <w:pPr>
               <w:spacing w:after="20" w:before="0"/>
             </w:pPr>
-            <w:hyperlink w:history="1" r:id="rIdteszyavwd307yf0uolwbj">
+            <w:hyperlink w:history="1" r:id="rIdsntsbbwpyfljpj72ra7u1">
               <w:r>
                 <w:rPr>
                   <w:rFonts w:ascii="Arial" w:cs="Arial" w:eastAsia="Arial" w:hAnsi="Arial"/>
@@ -9030,7 +9030,7 @@
               <w:spacing w:after="10" w:before="0"/>
               <w:ind w:left="120"/>
             </w:pPr>
-            <w:hyperlink w:history="1" r:id="rIdjw_pmyjepo8nhdiy8u9dz">
+            <w:hyperlink w:history="1" r:id="rIdqv1wtj5fbus-aroed8cnq">
               <w:r>
                 <w:rPr>
                   <w:rFonts w:ascii="Arial" w:cs="Arial" w:eastAsia="Arial" w:hAnsi="Arial"/>
@@ -9075,7 +9075,7 @@
             <w:pPr>
               <w:spacing w:after="20" w:before="0"/>
             </w:pPr>
-            <w:hyperlink w:history="1" r:id="rId6z5oqdx4mzslmq9_ngt8c">
+            <w:hyperlink w:history="1" r:id="rIddxqu8wskfzkvcyio8wawc">
               <w:r>
                 <w:rPr>
                   <w:rFonts w:ascii="Arial" w:cs="Arial" w:eastAsia="Arial" w:hAnsi="Arial"/>
@@ -9108,7 +9108,7 @@
               <w:spacing w:after="10" w:before="0"/>
               <w:ind w:left="120"/>
             </w:pPr>
-            <w:hyperlink w:history="1" r:id="rIdxeodmhiylwgofl8g0j14g">
+            <w:hyperlink w:history="1" r:id="rIdfjehqc3-hiplnaavjag9s">
               <w:r>
                 <w:rPr>
                   <w:rFonts w:ascii="Arial" w:cs="Arial" w:eastAsia="Arial" w:hAnsi="Arial"/>
@@ -9255,32 +9255,32 @@
         <w:tc>
           <w:tcPr>
             <w:tcW w:type="dxa" w:w="1520"/>
-            <w:shd w:fill="F2F2F2" w:color="auto" w:val="clear"/>
-            <w:tcMar>
-              <w:top w:type="dxa" w:w="60"/>
-              <w:left w:type="dxa" w:w="120"/>
-              <w:bottom w:type="dxa" w:w="60"/>
-              <w:right w:type="dxa" w:w="120"/>
-            </w:tcMar>
-            <w:vAlign w:val="top"/>
-          </w:tcPr>
-          <w:p>
-            <w:pPr>
-              <w:spacing w:after="40" w:before="0"/>
-              <w:jc w:val="left"/>
-            </w:pPr>
-            <w:r>
-              <w:rPr>
-                <w:rFonts w:ascii="Arial" w:cs="Arial" w:eastAsia="Arial" w:hAnsi="Arial"/>
-                <w:b/>
-                <w:bCs/>
-                <w:i w:val="false"/>
-                <w:iCs w:val="false"/>
-                <w:color w:val="000000"/>
-                <w:sz w:val="18"/>
-                <w:szCs w:val="18"/>
-              </w:rPr>
-              <w:t xml:space="preserve">3 — Explain Phase (22 minutes)</w:t>
+            <w:shd w:fill="E2EFDA" w:color="auto" w:val="clear"/>
+            <w:tcMar>
+              <w:top w:type="dxa" w:w="60"/>
+              <w:left w:type="dxa" w:w="120"/>
+              <w:bottom w:type="dxa" w:w="60"/>
+              <w:right w:type="dxa" w:w="120"/>
+            </w:tcMar>
+            <w:vAlign w:val="top"/>
+          </w:tcPr>
+          <w:p>
+            <w:pPr>
+              <w:spacing w:after="40" w:before="0"/>
+              <w:jc w:val="left"/>
+            </w:pPr>
+            <w:r>
+              <w:rPr>
+                <w:rFonts w:ascii="Arial" w:cs="Arial" w:eastAsia="Arial" w:hAnsi="Arial"/>
+                <w:b/>
+                <w:bCs/>
+                <w:i w:val="false"/>
+                <w:iCs w:val="false"/>
+                <w:color w:val="000000"/>
+                <w:sz w:val="18"/>
+                <w:szCs w:val="18"/>
+              </w:rPr>
+              <w:t xml:space="preserve">Explain Phase</w:t>
             </w:r>
           </w:p>
           <w:p>
@@ -9303,7 +9303,7 @@
             <w:pPr>
               <w:spacing w:after="20" w:before="0"/>
             </w:pPr>
-            <w:hyperlink w:history="1" r:id="rId1kn14uvser8tvlmvma_wl">
+            <w:hyperlink w:history="1" r:id="rId1sxhtuawzxn1jk-irxx4d">
               <w:r>
                 <w:rPr>
                   <w:rFonts w:ascii="Arial" w:cs="Arial" w:eastAsia="Arial" w:hAnsi="Arial"/>
@@ -9336,7 +9336,7 @@
               <w:spacing w:after="10" w:before="0"/>
               <w:ind w:left="120"/>
             </w:pPr>
-            <w:hyperlink w:history="1" r:id="rIdc8h37jjo15ujlt6gcze-q">
+            <w:hyperlink w:history="1" r:id="rIdfqyfcn1eiymdetsylp7yv">
               <w:r>
                 <w:rPr>
                   <w:rFonts w:ascii="Arial" w:cs="Arial" w:eastAsia="Arial" w:hAnsi="Arial"/>
@@ -9381,7 +9381,7 @@
             <w:pPr>
               <w:spacing w:after="20" w:before="0"/>
             </w:pPr>
-            <w:hyperlink w:history="1" r:id="rIdyu2dj_5ne371irn_btn-j">
+            <w:hyperlink w:history="1" r:id="rIdbssudsri0eqiy-isdkjxl">
               <w:r>
                 <w:rPr>
                   <w:rFonts w:ascii="Arial" w:cs="Arial" w:eastAsia="Arial" w:hAnsi="Arial"/>
@@ -9414,7 +9414,7 @@
               <w:spacing w:after="10" w:before="0"/>
               <w:ind w:left="120"/>
             </w:pPr>
-            <w:hyperlink w:history="1" r:id="rId4k-frbozlezlgy4dfyn0v">
+            <w:hyperlink w:history="1" r:id="rIduv_cjyhzfsrmek0iiw7ge">
               <w:r>
                 <w:rPr>
                   <w:rFonts w:ascii="Arial" w:cs="Arial" w:eastAsia="Arial" w:hAnsi="Arial"/>
@@ -9561,32 +9561,32 @@
         <w:tc>
           <w:tcPr>
             <w:tcW w:type="dxa" w:w="1520"/>
-            <w:shd w:fill="F2F2F2" w:color="auto" w:val="clear"/>
-            <w:tcMar>
-              <w:top w:type="dxa" w:w="60"/>
-              <w:left w:type="dxa" w:w="120"/>
-              <w:bottom w:type="dxa" w:w="60"/>
-              <w:right w:type="dxa" w:w="120"/>
-            </w:tcMar>
-            <w:vAlign w:val="top"/>
-          </w:tcPr>
-          <w:p>
-            <w:pPr>
-              <w:spacing w:after="40" w:before="0"/>
-              <w:jc w:val="left"/>
-            </w:pPr>
-            <w:r>
-              <w:rPr>
-                <w:rFonts w:ascii="Arial" w:cs="Arial" w:eastAsia="Arial" w:hAnsi="Arial"/>
-                <w:b/>
-                <w:bCs/>
-                <w:i w:val="false"/>
-                <w:iCs w:val="false"/>
-                <w:color w:val="000000"/>
-                <w:sz w:val="18"/>
-                <w:szCs w:val="18"/>
-              </w:rPr>
-              <w:t xml:space="preserve">4 — Driving Question Board (DQB) Creation (12 minutes)</w:t>
+            <w:shd w:fill="FCE4D6" w:color="auto" w:val="clear"/>
+            <w:tcMar>
+              <w:top w:type="dxa" w:w="60"/>
+              <w:left w:type="dxa" w:w="120"/>
+              <w:bottom w:type="dxa" w:w="60"/>
+              <w:right w:type="dxa" w:w="120"/>
+            </w:tcMar>
+            <w:vAlign w:val="top"/>
+          </w:tcPr>
+          <w:p>
+            <w:pPr>
+              <w:spacing w:after="40" w:before="0"/>
+              <w:jc w:val="left"/>
+            </w:pPr>
+            <w:r>
+              <w:rPr>
+                <w:rFonts w:ascii="Arial" w:cs="Arial" w:eastAsia="Arial" w:hAnsi="Arial"/>
+                <w:b/>
+                <w:bCs/>
+                <w:i w:val="false"/>
+                <w:iCs w:val="false"/>
+                <w:color w:val="000000"/>
+                <w:sz w:val="18"/>
+                <w:szCs w:val="18"/>
+              </w:rPr>
+              <w:t xml:space="preserve">Driving Question Board (DQB) Creation</w:t>
             </w:r>
           </w:p>
           <w:p>
@@ -9609,7 +9609,7 @@
             <w:pPr>
               <w:spacing w:after="20" w:before="0"/>
             </w:pPr>
-            <w:hyperlink w:history="1" r:id="rIdzo7kcqanfihe5h4zefoml">
+            <w:hyperlink w:history="1" r:id="rIdx0ngcmnijyth9cim_wpc1">
               <w:r>
                 <w:rPr>
                   <w:rFonts w:ascii="Arial" w:cs="Arial" w:eastAsia="Arial" w:hAnsi="Arial"/>
@@ -9642,7 +9642,7 @@
               <w:spacing w:after="10" w:before="0"/>
               <w:ind w:left="120"/>
             </w:pPr>
-            <w:hyperlink w:history="1" r:id="rId6qbhvedtedqcwufp6oxgr">
+            <w:hyperlink w:history="1" r:id="rIdpuevyfujjjvunwxrd9wis">
               <w:r>
                 <w:rPr>
                   <w:rFonts w:ascii="Arial" w:cs="Arial" w:eastAsia="Arial" w:hAnsi="Arial"/>
@@ -9687,7 +9687,7 @@
             <w:pPr>
               <w:spacing w:after="20" w:before="0"/>
             </w:pPr>
-            <w:hyperlink w:history="1" r:id="rIddqkpkuycs5smi5glleq97">
+            <w:hyperlink w:history="1" r:id="rIdmcfll-edglyrt_x1zd40e">
               <w:r>
                 <w:rPr>
                   <w:rFonts w:ascii="Arial" w:cs="Arial" w:eastAsia="Arial" w:hAnsi="Arial"/>
@@ -9720,7 +9720,7 @@
               <w:spacing w:after="10" w:before="0"/>
               <w:ind w:left="120"/>
             </w:pPr>
-            <w:hyperlink w:history="1" r:id="rIduooigt18odz95sjamsm2j">
+            <w:hyperlink w:history="1" r:id="rIdizjo_rz8bdfvpof15ojpk">
               <w:r>
                 <w:rPr>
                   <w:rFonts w:ascii="Arial" w:cs="Arial" w:eastAsia="Arial" w:hAnsi="Arial"/>
@@ -9867,32 +9867,32 @@
         <w:tc>
           <w:tcPr>
             <w:tcW w:type="dxa" w:w="1520"/>
-            <w:shd w:fill="F2F2F2" w:color="auto" w:val="clear"/>
-            <w:tcMar>
-              <w:top w:type="dxa" w:w="60"/>
-              <w:left w:type="dxa" w:w="120"/>
-              <w:bottom w:type="dxa" w:w="60"/>
-              <w:right w:type="dxa" w:w="120"/>
-            </w:tcMar>
-            <w:vAlign w:val="top"/>
-          </w:tcPr>
-          <w:p>
-            <w:pPr>
-              <w:spacing w:after="40" w:before="0"/>
-              <w:jc w:val="left"/>
-            </w:pPr>
-            <w:r>
-              <w:rPr>
-                <w:rFonts w:ascii="Arial" w:cs="Arial" w:eastAsia="Arial" w:hAnsi="Arial"/>
-                <w:b/>
-                <w:bCs/>
-                <w:i w:val="false"/>
-                <w:iCs w:val="false"/>
-                <w:color w:val="000000"/>
-                <w:sz w:val="18"/>
-                <w:szCs w:val="18"/>
-              </w:rPr>
-              <w:t xml:space="preserve">5 — Model Building Phase (14 minutes)</w:t>
+            <w:shd w:fill="D5E8F0" w:color="auto" w:val="clear"/>
+            <w:tcMar>
+              <w:top w:type="dxa" w:w="60"/>
+              <w:left w:type="dxa" w:w="120"/>
+              <w:bottom w:type="dxa" w:w="60"/>
+              <w:right w:type="dxa" w:w="120"/>
+            </w:tcMar>
+            <w:vAlign w:val="top"/>
+          </w:tcPr>
+          <w:p>
+            <w:pPr>
+              <w:spacing w:after="40" w:before="0"/>
+              <w:jc w:val="left"/>
+            </w:pPr>
+            <w:r>
+              <w:rPr>
+                <w:rFonts w:ascii="Arial" w:cs="Arial" w:eastAsia="Arial" w:hAnsi="Arial"/>
+                <w:b/>
+                <w:bCs/>
+                <w:i w:val="false"/>
+                <w:iCs w:val="false"/>
+                <w:color w:val="000000"/>
+                <w:sz w:val="18"/>
+                <w:szCs w:val="18"/>
+              </w:rPr>
+              <w:t xml:space="preserve">Model Building Phase</w:t>
             </w:r>
           </w:p>
           <w:p>
@@ -9915,7 +9915,7 @@
             <w:pPr>
               <w:spacing w:after="20" w:before="0"/>
             </w:pPr>
-            <w:hyperlink w:history="1" r:id="rIdamwlpamt7deealxl2tnos">
+            <w:hyperlink w:history="1" r:id="rIdc6itcls6c6nrkiw_orudw">
               <w:r>
                 <w:rPr>
                   <w:rFonts w:ascii="Arial" w:cs="Arial" w:eastAsia="Arial" w:hAnsi="Arial"/>
@@ -9948,7 +9948,7 @@
               <w:spacing w:after="10" w:before="0"/>
               <w:ind w:left="120"/>
             </w:pPr>
-            <w:hyperlink w:history="1" r:id="rIdbhi9o2o_5rdg5y80c0xr4">
+            <w:hyperlink w:history="1" r:id="rIdjosg8uk74si4yhyph4ewo">
               <w:r>
                 <w:rPr>
                   <w:rFonts w:ascii="Arial" w:cs="Arial" w:eastAsia="Arial" w:hAnsi="Arial"/>
@@ -9993,7 +9993,7 @@
             <w:pPr>
               <w:spacing w:after="20" w:before="0"/>
             </w:pPr>
-            <w:hyperlink w:history="1" r:id="rId8fuolsvw537lidgobz9tt">
+            <w:hyperlink w:history="1" r:id="rIdoydqukl8lbzggsp-ht0vp">
               <w:r>
                 <w:rPr>
                   <w:rFonts w:ascii="Arial" w:cs="Arial" w:eastAsia="Arial" w:hAnsi="Arial"/>
@@ -10026,7 +10026,7 @@
               <w:spacing w:after="10" w:before="0"/>
               <w:ind w:left="120"/>
             </w:pPr>
-            <w:hyperlink w:history="1" r:id="rIdhphauyp6me80-ryp6mnio">
+            <w:hyperlink w:history="1" r:id="rId0n6cu6m7ezqzb8l8tnbou">
               <w:r>
                 <w:rPr>
                   <w:rFonts w:ascii="Arial" w:cs="Arial" w:eastAsia="Arial" w:hAnsi="Arial"/>
@@ -11465,32 +11465,32 @@
         <w:tc>
           <w:tcPr>
             <w:tcW w:type="dxa" w:w="1520"/>
-            <w:shd w:fill="F2F2F2" w:color="auto" w:val="clear"/>
-            <w:tcMar>
-              <w:top w:type="dxa" w:w="60"/>
-              <w:left w:type="dxa" w:w="120"/>
-              <w:bottom w:type="dxa" w:w="60"/>
-              <w:right w:type="dxa" w:w="120"/>
-            </w:tcMar>
-            <w:vAlign w:val="top"/>
-          </w:tcPr>
-          <w:p>
-            <w:pPr>
-              <w:spacing w:after="40" w:before="0"/>
-              <w:jc w:val="left"/>
-            </w:pPr>
-            <w:r>
-              <w:rPr>
-                <w:rFonts w:ascii="Arial" w:cs="Arial" w:eastAsia="Arial" w:hAnsi="Arial"/>
-                <w:b/>
-                <w:bCs/>
-                <w:i w:val="false"/>
-                <w:iCs w:val="false"/>
-                <w:color w:val="000000"/>
-                <w:sz w:val="18"/>
-                <w:szCs w:val="18"/>
-              </w:rPr>
-              <w:t xml:space="preserve">Phase 1 — Predict</w:t>
+            <w:shd w:fill="EAD1F5" w:color="auto" w:val="clear"/>
+            <w:tcMar>
+              <w:top w:type="dxa" w:w="60"/>
+              <w:left w:type="dxa" w:w="120"/>
+              <w:bottom w:type="dxa" w:w="60"/>
+              <w:right w:type="dxa" w:w="120"/>
+            </w:tcMar>
+            <w:vAlign w:val="top"/>
+          </w:tcPr>
+          <w:p>
+            <w:pPr>
+              <w:spacing w:after="40" w:before="0"/>
+              <w:jc w:val="left"/>
+            </w:pPr>
+            <w:r>
+              <w:rPr>
+                <w:rFonts w:ascii="Arial" w:cs="Arial" w:eastAsia="Arial" w:hAnsi="Arial"/>
+                <w:b/>
+                <w:bCs/>
+                <w:i w:val="false"/>
+                <w:iCs w:val="false"/>
+                <w:color w:val="000000"/>
+                <w:sz w:val="18"/>
+                <w:szCs w:val="18"/>
+              </w:rPr>
+              <w:t xml:space="preserve">Predict Phase</w:t>
             </w:r>
           </w:p>
           <w:p>
@@ -11513,7 +11513,7 @@
             <w:pPr>
               <w:spacing w:after="20" w:before="0"/>
             </w:pPr>
-            <w:hyperlink w:history="1" r:id="rIdkx-4sbwrzhx056smfakhr">
+            <w:hyperlink w:history="1" r:id="rIdzbj5sbhml4r4q59dvlmof">
               <w:r>
                 <w:rPr>
                   <w:rFonts w:ascii="Arial" w:cs="Arial" w:eastAsia="Arial" w:hAnsi="Arial"/>
@@ -11546,7 +11546,7 @@
               <w:spacing w:after="10" w:before="0"/>
               <w:ind w:left="120"/>
             </w:pPr>
-            <w:hyperlink w:history="1" r:id="rIdyxz5xtyg9btm_y--lfosp">
+            <w:hyperlink w:history="1" r:id="rIdyw_wkop_zogwtii1s25yq">
               <w:r>
                 <w:rPr>
                   <w:rFonts w:ascii="Arial" w:cs="Arial" w:eastAsia="Arial" w:hAnsi="Arial"/>
@@ -11591,7 +11591,7 @@
             <w:pPr>
               <w:spacing w:after="20" w:before="0"/>
             </w:pPr>
-            <w:hyperlink w:history="1" r:id="rIdfex4qkiiiv51u5wtrxs7u">
+            <w:hyperlink w:history="1" r:id="rIdnva6yvxj4z5n4gxdkpmbx">
               <w:r>
                 <w:rPr>
                   <w:rFonts w:ascii="Arial" w:cs="Arial" w:eastAsia="Arial" w:hAnsi="Arial"/>
@@ -11624,7 +11624,7 @@
               <w:spacing w:after="10" w:before="0"/>
               <w:ind w:left="120"/>
             </w:pPr>
-            <w:hyperlink w:history="1" r:id="rIdvnxsjmhka_j1cwjb02r2l">
+            <w:hyperlink w:history="1" r:id="rIdoallzi_yzdipga70hsk3h">
               <w:r>
                 <w:rPr>
                   <w:rFonts w:ascii="Arial" w:cs="Arial" w:eastAsia="Arial" w:hAnsi="Arial"/>
@@ -11771,32 +11771,32 @@
         <w:tc>
           <w:tcPr>
             <w:tcW w:type="dxa" w:w="1520"/>
-            <w:shd w:fill="F2F2F2" w:color="auto" w:val="clear"/>
-            <w:tcMar>
-              <w:top w:type="dxa" w:w="60"/>
-              <w:left w:type="dxa" w:w="120"/>
-              <w:bottom w:type="dxa" w:w="60"/>
-              <w:right w:type="dxa" w:w="120"/>
-            </w:tcMar>
-            <w:vAlign w:val="top"/>
-          </w:tcPr>
-          <w:p>
-            <w:pPr>
-              <w:spacing w:after="40" w:before="0"/>
-              <w:jc w:val="left"/>
-            </w:pPr>
-            <w:r>
-              <w:rPr>
-                <w:rFonts w:ascii="Arial" w:cs="Arial" w:eastAsia="Arial" w:hAnsi="Arial"/>
-                <w:b/>
-                <w:bCs/>
-                <w:i w:val="false"/>
-                <w:iCs w:val="false"/>
-                <w:color w:val="000000"/>
-                <w:sz w:val="18"/>
-                <w:szCs w:val="18"/>
-              </w:rPr>
-              <w:t xml:space="preserve">Phase 2 — Observe</w:t>
+            <w:shd w:fill="D9EEF1" w:color="auto" w:val="clear"/>
+            <w:tcMar>
+              <w:top w:type="dxa" w:w="60"/>
+              <w:left w:type="dxa" w:w="120"/>
+              <w:bottom w:type="dxa" w:w="60"/>
+              <w:right w:type="dxa" w:w="120"/>
+            </w:tcMar>
+            <w:vAlign w:val="top"/>
+          </w:tcPr>
+          <w:p>
+            <w:pPr>
+              <w:spacing w:after="40" w:before="0"/>
+              <w:jc w:val="left"/>
+            </w:pPr>
+            <w:r>
+              <w:rPr>
+                <w:rFonts w:ascii="Arial" w:cs="Arial" w:eastAsia="Arial" w:hAnsi="Arial"/>
+                <w:b/>
+                <w:bCs/>
+                <w:i w:val="false"/>
+                <w:iCs w:val="false"/>
+                <w:color w:val="000000"/>
+                <w:sz w:val="18"/>
+                <w:szCs w:val="18"/>
+              </w:rPr>
+              <w:t xml:space="preserve">Observe Phase</w:t>
             </w:r>
           </w:p>
           <w:p>
@@ -11819,7 +11819,7 @@
             <w:pPr>
               <w:spacing w:after="20" w:before="0"/>
             </w:pPr>
-            <w:hyperlink w:history="1" r:id="rIdethoiartmzx1ke6f7hmyz">
+            <w:hyperlink w:history="1" r:id="rId-qkohsewqx_hvyj-i_aco">
               <w:r>
                 <w:rPr>
                   <w:rFonts w:ascii="Arial" w:cs="Arial" w:eastAsia="Arial" w:hAnsi="Arial"/>
@@ -11852,7 +11852,7 @@
               <w:spacing w:after="10" w:before="0"/>
               <w:ind w:left="120"/>
             </w:pPr>
-            <w:hyperlink w:history="1" r:id="rIdqnfkuahkdjdi4bepaoiyo">
+            <w:hyperlink w:history="1" r:id="rIdp-flvgzjwvlvhxdpohrep">
               <w:r>
                 <w:rPr>
                   <w:rFonts w:ascii="Arial" w:cs="Arial" w:eastAsia="Arial" w:hAnsi="Arial"/>
@@ -11897,7 +11897,7 @@
             <w:pPr>
               <w:spacing w:after="20" w:before="0"/>
             </w:pPr>
-            <w:hyperlink w:history="1" r:id="rIdewxdsyxxja3wx-anzfwnm">
+            <w:hyperlink w:history="1" r:id="rIdvstg5pkfdooe0hve0peoh">
               <w:r>
                 <w:rPr>
                   <w:rFonts w:ascii="Arial" w:cs="Arial" w:eastAsia="Arial" w:hAnsi="Arial"/>
@@ -11930,7 +11930,7 @@
               <w:spacing w:after="10" w:before="0"/>
               <w:ind w:left="120"/>
             </w:pPr>
-            <w:hyperlink w:history="1" r:id="rId_havjbecmqx2sm8rxegwg">
+            <w:hyperlink w:history="1" r:id="rIdgppxsb2voihsog-blk3pu">
               <w:r>
                 <w:rPr>
                   <w:rFonts w:ascii="Arial" w:cs="Arial" w:eastAsia="Arial" w:hAnsi="Arial"/>
@@ -12077,32 +12077,32 @@
         <w:tc>
           <w:tcPr>
             <w:tcW w:type="dxa" w:w="1520"/>
-            <w:shd w:fill="F2F2F2" w:color="auto" w:val="clear"/>
-            <w:tcMar>
-              <w:top w:type="dxa" w:w="60"/>
-              <w:left w:type="dxa" w:w="120"/>
-              <w:bottom w:type="dxa" w:w="60"/>
-              <w:right w:type="dxa" w:w="120"/>
-            </w:tcMar>
-            <w:vAlign w:val="top"/>
-          </w:tcPr>
-          <w:p>
-            <w:pPr>
-              <w:spacing w:after="40" w:before="0"/>
-              <w:jc w:val="left"/>
-            </w:pPr>
-            <w:r>
-              <w:rPr>
-                <w:rFonts w:ascii="Arial" w:cs="Arial" w:eastAsia="Arial" w:hAnsi="Arial"/>
-                <w:b/>
-                <w:bCs/>
-                <w:i w:val="false"/>
-                <w:iCs w:val="false"/>
-                <w:color w:val="000000"/>
-                <w:sz w:val="18"/>
-                <w:szCs w:val="18"/>
-              </w:rPr>
-              <w:t xml:space="preserve">Phase 3 — Explain</w:t>
+            <w:shd w:fill="E2EFDA" w:color="auto" w:val="clear"/>
+            <w:tcMar>
+              <w:top w:type="dxa" w:w="60"/>
+              <w:left w:type="dxa" w:w="120"/>
+              <w:bottom w:type="dxa" w:w="60"/>
+              <w:right w:type="dxa" w:w="120"/>
+            </w:tcMar>
+            <w:vAlign w:val="top"/>
+          </w:tcPr>
+          <w:p>
+            <w:pPr>
+              <w:spacing w:after="40" w:before="0"/>
+              <w:jc w:val="left"/>
+            </w:pPr>
+            <w:r>
+              <w:rPr>
+                <w:rFonts w:ascii="Arial" w:cs="Arial" w:eastAsia="Arial" w:hAnsi="Arial"/>
+                <w:b/>
+                <w:bCs/>
+                <w:i w:val="false"/>
+                <w:iCs w:val="false"/>
+                <w:color w:val="000000"/>
+                <w:sz w:val="18"/>
+                <w:szCs w:val="18"/>
+              </w:rPr>
+              <w:t xml:space="preserve">Explain Phase</w:t>
             </w:r>
           </w:p>
           <w:p>
@@ -12125,7 +12125,7 @@
             <w:pPr>
               <w:spacing w:after="20" w:before="0"/>
             </w:pPr>
-            <w:hyperlink w:history="1" r:id="rIdjdezfoi6bdqcbbky5x_gw">
+            <w:hyperlink w:history="1" r:id="rId-bmp9ros_wlmcdvnu_zgq">
               <w:r>
                 <w:rPr>
                   <w:rFonts w:ascii="Arial" w:cs="Arial" w:eastAsia="Arial" w:hAnsi="Arial"/>
@@ -12158,7 +12158,7 @@
               <w:spacing w:after="10" w:before="0"/>
               <w:ind w:left="120"/>
             </w:pPr>
-            <w:hyperlink w:history="1" r:id="rIdjbio-lt2dmuasqx7f5bl7">
+            <w:hyperlink w:history="1" r:id="rIdhmlj3fq66votfp966bmi5">
               <w:r>
                 <w:rPr>
                   <w:rFonts w:ascii="Arial" w:cs="Arial" w:eastAsia="Arial" w:hAnsi="Arial"/>
@@ -12203,7 +12203,7 @@
             <w:pPr>
               <w:spacing w:after="20" w:before="0"/>
             </w:pPr>
-            <w:hyperlink w:history="1" r:id="rIdgzqs_hhqbwxi5o0gedgzv">
+            <w:hyperlink w:history="1" r:id="rIdgnffxt1vwpl2eaqtwt5wp">
               <w:r>
                 <w:rPr>
                   <w:rFonts w:ascii="Arial" w:cs="Arial" w:eastAsia="Arial" w:hAnsi="Arial"/>
@@ -12236,7 +12236,7 @@
               <w:spacing w:after="10" w:before="0"/>
               <w:ind w:left="120"/>
             </w:pPr>
-            <w:hyperlink w:history="1" r:id="rId2ttbcaxd6hnmydbpimr1z">
+            <w:hyperlink w:history="1" r:id="rIdhrs8vq4ibzd4ldfpsrvjb">
               <w:r>
                 <w:rPr>
                   <w:rFonts w:ascii="Arial" w:cs="Arial" w:eastAsia="Arial" w:hAnsi="Arial"/>
@@ -12383,32 +12383,32 @@
         <w:tc>
           <w:tcPr>
             <w:tcW w:type="dxa" w:w="1520"/>
-            <w:shd w:fill="F2F2F2" w:color="auto" w:val="clear"/>
-            <w:tcMar>
-              <w:top w:type="dxa" w:w="60"/>
-              <w:left w:type="dxa" w:w="120"/>
-              <w:bottom w:type="dxa" w:w="60"/>
-              <w:right w:type="dxa" w:w="120"/>
-            </w:tcMar>
-            <w:vAlign w:val="top"/>
-          </w:tcPr>
-          <w:p>
-            <w:pPr>
-              <w:spacing w:after="40" w:before="0"/>
-              <w:jc w:val="left"/>
-            </w:pPr>
-            <w:r>
-              <w:rPr>
-                <w:rFonts w:ascii="Arial" w:cs="Arial" w:eastAsia="Arial" w:hAnsi="Arial"/>
-                <w:b/>
-                <w:bCs/>
-                <w:i w:val="false"/>
-                <w:iCs w:val="false"/>
-                <w:color w:val="000000"/>
-                <w:sz w:val="18"/>
-                <w:szCs w:val="18"/>
-              </w:rPr>
-              <w:t xml:space="preserve">Phase 4 — Driving Question Board (DQB) Update</w:t>
+            <w:shd w:fill="FCE4D6" w:color="auto" w:val="clear"/>
+            <w:tcMar>
+              <w:top w:type="dxa" w:w="60"/>
+              <w:left w:type="dxa" w:w="120"/>
+              <w:bottom w:type="dxa" w:w="60"/>
+              <w:right w:type="dxa" w:w="120"/>
+            </w:tcMar>
+            <w:vAlign w:val="top"/>
+          </w:tcPr>
+          <w:p>
+            <w:pPr>
+              <w:spacing w:after="40" w:before="0"/>
+              <w:jc w:val="left"/>
+            </w:pPr>
+            <w:r>
+              <w:rPr>
+                <w:rFonts w:ascii="Arial" w:cs="Arial" w:eastAsia="Arial" w:hAnsi="Arial"/>
+                <w:b/>
+                <w:bCs/>
+                <w:i w:val="false"/>
+                <w:iCs w:val="false"/>
+                <w:color w:val="000000"/>
+                <w:sz w:val="18"/>
+                <w:szCs w:val="18"/>
+              </w:rPr>
+              <w:t xml:space="preserve">Driving Question Board (DQB) Creation</w:t>
             </w:r>
           </w:p>
           <w:p>
@@ -12431,7 +12431,7 @@
             <w:pPr>
               <w:spacing w:after="20" w:before="0"/>
             </w:pPr>
-            <w:hyperlink w:history="1" r:id="rId814zq9b_ql4tlad6sce_j">
+            <w:hyperlink w:history="1" r:id="rIdqis0btdizamdmluzdzgdu">
               <w:r>
                 <w:rPr>
                   <w:rFonts w:ascii="Arial" w:cs="Arial" w:eastAsia="Arial" w:hAnsi="Arial"/>
@@ -12464,7 +12464,7 @@
               <w:spacing w:after="10" w:before="0"/>
               <w:ind w:left="120"/>
             </w:pPr>
-            <w:hyperlink w:history="1" r:id="rIdv9pnvhpom1dlqwsfygl3y">
+            <w:hyperlink w:history="1" r:id="rIdsowtfxijbppi1kdlrjbj1">
               <w:r>
                 <w:rPr>
                   <w:rFonts w:ascii="Arial" w:cs="Arial" w:eastAsia="Arial" w:hAnsi="Arial"/>
@@ -12509,7 +12509,7 @@
             <w:pPr>
               <w:spacing w:after="20" w:before="0"/>
             </w:pPr>
-            <w:hyperlink w:history="1" r:id="rIdz8bbyfltbxmus9xjr9bmn">
+            <w:hyperlink w:history="1" r:id="rId4sbeuywcalb4emdacndpz">
               <w:r>
                 <w:rPr>
                   <w:rFonts w:ascii="Arial" w:cs="Arial" w:eastAsia="Arial" w:hAnsi="Arial"/>
@@ -12542,7 +12542,7 @@
               <w:spacing w:after="10" w:before="0"/>
               <w:ind w:left="120"/>
             </w:pPr>
-            <w:hyperlink w:history="1" r:id="rId7kntwp-_nqgjzvzbaqgvr">
+            <w:hyperlink w:history="1" r:id="rIdivxnu6kascjrvpsnl2ks9">
               <w:r>
                 <w:rPr>
                   <w:rFonts w:ascii="Arial" w:cs="Arial" w:eastAsia="Arial" w:hAnsi="Arial"/>
@@ -12689,32 +12689,32 @@
         <w:tc>
           <w:tcPr>
             <w:tcW w:type="dxa" w:w="1520"/>
-            <w:shd w:fill="F2F2F2" w:color="auto" w:val="clear"/>
-            <w:tcMar>
-              <w:top w:type="dxa" w:w="60"/>
-              <w:left w:type="dxa" w:w="120"/>
-              <w:bottom w:type="dxa" w:w="60"/>
-              <w:right w:type="dxa" w:w="120"/>
-            </w:tcMar>
-            <w:vAlign w:val="top"/>
-          </w:tcPr>
-          <w:p>
-            <w:pPr>
-              <w:spacing w:after="40" w:before="0"/>
-              <w:jc w:val="left"/>
-            </w:pPr>
-            <w:r>
-              <w:rPr>
-                <w:rFonts w:ascii="Arial" w:cs="Arial" w:eastAsia="Arial" w:hAnsi="Arial"/>
-                <w:b/>
-                <w:bCs/>
-                <w:i w:val="false"/>
-                <w:iCs w:val="false"/>
-                <w:color w:val="000000"/>
-                <w:sz w:val="18"/>
-                <w:szCs w:val="18"/>
-              </w:rPr>
-              <w:t xml:space="preserve">Phase 5 — Model Building</w:t>
+            <w:shd w:fill="D5E8F0" w:color="auto" w:val="clear"/>
+            <w:tcMar>
+              <w:top w:type="dxa" w:w="60"/>
+              <w:left w:type="dxa" w:w="120"/>
+              <w:bottom w:type="dxa" w:w="60"/>
+              <w:right w:type="dxa" w:w="120"/>
+            </w:tcMar>
+            <w:vAlign w:val="top"/>
+          </w:tcPr>
+          <w:p>
+            <w:pPr>
+              <w:spacing w:after="40" w:before="0"/>
+              <w:jc w:val="left"/>
+            </w:pPr>
+            <w:r>
+              <w:rPr>
+                <w:rFonts w:ascii="Arial" w:cs="Arial" w:eastAsia="Arial" w:hAnsi="Arial"/>
+                <w:b/>
+                <w:bCs/>
+                <w:i w:val="false"/>
+                <w:iCs w:val="false"/>
+                <w:color w:val="000000"/>
+                <w:sz w:val="18"/>
+                <w:szCs w:val="18"/>
+              </w:rPr>
+              <w:t xml:space="preserve">Model Building Phase</w:t>
             </w:r>
           </w:p>
           <w:p>
@@ -12737,7 +12737,7 @@
             <w:pPr>
               <w:spacing w:after="20" w:before="0"/>
             </w:pPr>
-            <w:hyperlink w:history="1" r:id="rId1xqginxijtyx0qtzm1jht">
+            <w:hyperlink w:history="1" r:id="rIdb5_q3xlcwyro5samufhyq">
               <w:r>
                 <w:rPr>
                   <w:rFonts w:ascii="Arial" w:cs="Arial" w:eastAsia="Arial" w:hAnsi="Arial"/>
@@ -12770,7 +12770,7 @@
               <w:spacing w:after="10" w:before="0"/>
               <w:ind w:left="120"/>
             </w:pPr>
-            <w:hyperlink w:history="1" r:id="rIdju28tjwrdcmdzu7cz8uyi">
+            <w:hyperlink w:history="1" r:id="rIdec5fsmldqkjpdllsu_uqf">
               <w:r>
                 <w:rPr>
                   <w:rFonts w:ascii="Arial" w:cs="Arial" w:eastAsia="Arial" w:hAnsi="Arial"/>
@@ -12815,7 +12815,7 @@
             <w:pPr>
               <w:spacing w:after="20" w:before="0"/>
             </w:pPr>
-            <w:hyperlink w:history="1" r:id="rIdhlh4k8esbcdps4yc1vj3-">
+            <w:hyperlink w:history="1" r:id="rIdnqkj9fsasqwd14wnzxims">
               <w:r>
                 <w:rPr>
                   <w:rFonts w:ascii="Arial" w:cs="Arial" w:eastAsia="Arial" w:hAnsi="Arial"/>
@@ -12848,7 +12848,7 @@
               <w:spacing w:after="10" w:before="0"/>
               <w:ind w:left="120"/>
             </w:pPr>
-            <w:hyperlink w:history="1" r:id="rId0fc9i2vfhsasg2uidvala">
+            <w:hyperlink w:history="1" r:id="rIdnfltz62c8z34b-wcpsdkg">
               <w:r>
                 <w:rPr>
                   <w:rFonts w:ascii="Arial" w:cs="Arial" w:eastAsia="Arial" w:hAnsi="Arial"/>
@@ -14363,32 +14363,32 @@
         <w:tc>
           <w:tcPr>
             <w:tcW w:type="dxa" w:w="1520"/>
-            <w:shd w:fill="F2F2F2" w:color="auto" w:val="clear"/>
-            <w:tcMar>
-              <w:top w:type="dxa" w:w="60"/>
-              <w:left w:type="dxa" w:w="120"/>
-              <w:bottom w:type="dxa" w:w="60"/>
-              <w:right w:type="dxa" w:w="120"/>
-            </w:tcMar>
-            <w:vAlign w:val="top"/>
-          </w:tcPr>
-          <w:p>
-            <w:pPr>
-              <w:spacing w:after="40" w:before="0"/>
-              <w:jc w:val="left"/>
-            </w:pPr>
-            <w:r>
-              <w:rPr>
-                <w:rFonts w:ascii="Arial" w:cs="Arial" w:eastAsia="Arial" w:hAnsi="Arial"/>
-                <w:b/>
-                <w:bCs/>
-                <w:i w:val="false"/>
-                <w:iCs w:val="false"/>
-                <w:color w:val="000000"/>
-                <w:sz w:val="18"/>
-                <w:szCs w:val="18"/>
-              </w:rPr>
-              <w:t xml:space="preserve">Phase 1 — Predict (12 minutes)</w:t>
+            <w:shd w:fill="EAD1F5" w:color="auto" w:val="clear"/>
+            <w:tcMar>
+              <w:top w:type="dxa" w:w="60"/>
+              <w:left w:type="dxa" w:w="120"/>
+              <w:bottom w:type="dxa" w:w="60"/>
+              <w:right w:type="dxa" w:w="120"/>
+            </w:tcMar>
+            <w:vAlign w:val="top"/>
+          </w:tcPr>
+          <w:p>
+            <w:pPr>
+              <w:spacing w:after="40" w:before="0"/>
+              <w:jc w:val="left"/>
+            </w:pPr>
+            <w:r>
+              <w:rPr>
+                <w:rFonts w:ascii="Arial" w:cs="Arial" w:eastAsia="Arial" w:hAnsi="Arial"/>
+                <w:b/>
+                <w:bCs/>
+                <w:i w:val="false"/>
+                <w:iCs w:val="false"/>
+                <w:color w:val="000000"/>
+                <w:sz w:val="18"/>
+                <w:szCs w:val="18"/>
+              </w:rPr>
+              <w:t xml:space="preserve">Predict Phase</w:t>
             </w:r>
           </w:p>
           <w:p>
@@ -14411,7 +14411,7 @@
             <w:pPr>
               <w:spacing w:after="20" w:before="0"/>
             </w:pPr>
-            <w:hyperlink w:history="1" r:id="rIdgddlusd_nz8dim4xc6z7x">
+            <w:hyperlink w:history="1" r:id="rId4ywrptlltzosjxwe6yy4u">
               <w:r>
                 <w:rPr>
                   <w:rFonts w:ascii="Arial" w:cs="Arial" w:eastAsia="Arial" w:hAnsi="Arial"/>
@@ -14444,7 +14444,7 @@
               <w:spacing w:after="10" w:before="0"/>
               <w:ind w:left="120"/>
             </w:pPr>
-            <w:hyperlink w:history="1" r:id="rIdvpzothwnpngj5zjzwt1oe">
+            <w:hyperlink w:history="1" r:id="rIdm2hzrtgvegj1ldn223hru">
               <w:r>
                 <w:rPr>
                   <w:rFonts w:ascii="Arial" w:cs="Arial" w:eastAsia="Arial" w:hAnsi="Arial"/>
@@ -14489,7 +14489,7 @@
             <w:pPr>
               <w:spacing w:after="20" w:before="0"/>
             </w:pPr>
-            <w:hyperlink w:history="1" r:id="rIdpll9ims7xpur9tycup1sf">
+            <w:hyperlink w:history="1" r:id="rId-lgy-bpikp-vo97_niedb">
               <w:r>
                 <w:rPr>
                   <w:rFonts w:ascii="Arial" w:cs="Arial" w:eastAsia="Arial" w:hAnsi="Arial"/>
@@ -14522,7 +14522,7 @@
               <w:spacing w:after="10" w:before="0"/>
               <w:ind w:left="120"/>
             </w:pPr>
-            <w:hyperlink w:history="1" r:id="rIdyqesigfzjfulphu6p_79a">
+            <w:hyperlink w:history="1" r:id="rIdjud2e8b6rootlucsasc9q">
               <w:r>
                 <w:rPr>
                   <w:rFonts w:ascii="Arial" w:cs="Arial" w:eastAsia="Arial" w:hAnsi="Arial"/>
@@ -14669,32 +14669,32 @@
         <w:tc>
           <w:tcPr>
             <w:tcW w:type="dxa" w:w="1520"/>
-            <w:shd w:fill="F2F2F2" w:color="auto" w:val="clear"/>
-            <w:tcMar>
-              <w:top w:type="dxa" w:w="60"/>
-              <w:left w:type="dxa" w:w="120"/>
-              <w:bottom w:type="dxa" w:w="60"/>
-              <w:right w:type="dxa" w:w="120"/>
-            </w:tcMar>
-            <w:vAlign w:val="top"/>
-          </w:tcPr>
-          <w:p>
-            <w:pPr>
-              <w:spacing w:after="40" w:before="0"/>
-              <w:jc w:val="left"/>
-            </w:pPr>
-            <w:r>
-              <w:rPr>
-                <w:rFonts w:ascii="Arial" w:cs="Arial" w:eastAsia="Arial" w:hAnsi="Arial"/>
-                <w:b/>
-                <w:bCs/>
-                <w:i w:val="false"/>
-                <w:iCs w:val="false"/>
-                <w:color w:val="000000"/>
-                <w:sz w:val="18"/>
-                <w:szCs w:val="18"/>
-              </w:rPr>
-              <w:t xml:space="preserve">Phase 2 — Observe (20 minutes)</w:t>
+            <w:shd w:fill="D9EEF1" w:color="auto" w:val="clear"/>
+            <w:tcMar>
+              <w:top w:type="dxa" w:w="60"/>
+              <w:left w:type="dxa" w:w="120"/>
+              <w:bottom w:type="dxa" w:w="60"/>
+              <w:right w:type="dxa" w:w="120"/>
+            </w:tcMar>
+            <w:vAlign w:val="top"/>
+          </w:tcPr>
+          <w:p>
+            <w:pPr>
+              <w:spacing w:after="40" w:before="0"/>
+              <w:jc w:val="left"/>
+            </w:pPr>
+            <w:r>
+              <w:rPr>
+                <w:rFonts w:ascii="Arial" w:cs="Arial" w:eastAsia="Arial" w:hAnsi="Arial"/>
+                <w:b/>
+                <w:bCs/>
+                <w:i w:val="false"/>
+                <w:iCs w:val="false"/>
+                <w:color w:val="000000"/>
+                <w:sz w:val="18"/>
+                <w:szCs w:val="18"/>
+              </w:rPr>
+              <w:t xml:space="preserve">Observe Phase</w:t>
             </w:r>
           </w:p>
           <w:p>
@@ -14717,7 +14717,7 @@
             <w:pPr>
               <w:spacing w:after="20" w:before="0"/>
             </w:pPr>
-            <w:hyperlink w:history="1" r:id="rIdua1bhbrablroqza34nd8p">
+            <w:hyperlink w:history="1" r:id="rIdqdrpkh3yvtjrtvf5e1kzs">
               <w:r>
                 <w:rPr>
                   <w:rFonts w:ascii="Arial" w:cs="Arial" w:eastAsia="Arial" w:hAnsi="Arial"/>
@@ -14750,7 +14750,7 @@
               <w:spacing w:after="10" w:before="0"/>
               <w:ind w:left="120"/>
             </w:pPr>
-            <w:hyperlink w:history="1" r:id="rIdkrmvwuybzzdyv9mpj_99m">
+            <w:hyperlink w:history="1" r:id="rIdsiyutoo2pkke6kmnnfozg">
               <w:r>
                 <w:rPr>
                   <w:rFonts w:ascii="Arial" w:cs="Arial" w:eastAsia="Arial" w:hAnsi="Arial"/>
@@ -14795,7 +14795,7 @@
             <w:pPr>
               <w:spacing w:after="20" w:before="0"/>
             </w:pPr>
-            <w:hyperlink w:history="1" r:id="rIdfrocmlhmskdhqigakz4x0">
+            <w:hyperlink w:history="1" r:id="rIdwenrngafcpy4ph172uig_">
               <w:r>
                 <w:rPr>
                   <w:rFonts w:ascii="Arial" w:cs="Arial" w:eastAsia="Arial" w:hAnsi="Arial"/>
@@ -14828,7 +14828,7 @@
               <w:spacing w:after="10" w:before="0"/>
               <w:ind w:left="120"/>
             </w:pPr>
-            <w:hyperlink w:history="1" r:id="rIdocwhngoh_kvqr-cvmxwgq">
+            <w:hyperlink w:history="1" r:id="rId40oijgr4dpbrpp0-1fype">
               <w:r>
                 <w:rPr>
                   <w:rFonts w:ascii="Arial" w:cs="Arial" w:eastAsia="Arial" w:hAnsi="Arial"/>
@@ -14975,32 +14975,32 @@
         <w:tc>
           <w:tcPr>
             <w:tcW w:type="dxa" w:w="1520"/>
-            <w:shd w:fill="F2F2F2" w:color="auto" w:val="clear"/>
-            <w:tcMar>
-              <w:top w:type="dxa" w:w="60"/>
-              <w:left w:type="dxa" w:w="120"/>
-              <w:bottom w:type="dxa" w:w="60"/>
-              <w:right w:type="dxa" w:w="120"/>
-            </w:tcMar>
-            <w:vAlign w:val="top"/>
-          </w:tcPr>
-          <w:p>
-            <w:pPr>
-              <w:spacing w:after="40" w:before="0"/>
-              <w:jc w:val="left"/>
-            </w:pPr>
-            <w:r>
-              <w:rPr>
-                <w:rFonts w:ascii="Arial" w:cs="Arial" w:eastAsia="Arial" w:hAnsi="Arial"/>
-                <w:b/>
-                <w:bCs/>
-                <w:i w:val="false"/>
-                <w:iCs w:val="false"/>
-                <w:color w:val="000000"/>
-                <w:sz w:val="18"/>
-                <w:szCs w:val="18"/>
-              </w:rPr>
-              <w:t xml:space="preserve">Phase 3 — Explain (25 minutes)</w:t>
+            <w:shd w:fill="E2EFDA" w:color="auto" w:val="clear"/>
+            <w:tcMar>
+              <w:top w:type="dxa" w:w="60"/>
+              <w:left w:type="dxa" w:w="120"/>
+              <w:bottom w:type="dxa" w:w="60"/>
+              <w:right w:type="dxa" w:w="120"/>
+            </w:tcMar>
+            <w:vAlign w:val="top"/>
+          </w:tcPr>
+          <w:p>
+            <w:pPr>
+              <w:spacing w:after="40" w:before="0"/>
+              <w:jc w:val="left"/>
+            </w:pPr>
+            <w:r>
+              <w:rPr>
+                <w:rFonts w:ascii="Arial" w:cs="Arial" w:eastAsia="Arial" w:hAnsi="Arial"/>
+                <w:b/>
+                <w:bCs/>
+                <w:i w:val="false"/>
+                <w:iCs w:val="false"/>
+                <w:color w:val="000000"/>
+                <w:sz w:val="18"/>
+                <w:szCs w:val="18"/>
+              </w:rPr>
+              <w:t xml:space="preserve">Explain Phase</w:t>
             </w:r>
           </w:p>
           <w:p>
@@ -15023,7 +15023,7 @@
             <w:pPr>
               <w:spacing w:after="20" w:before="0"/>
             </w:pPr>
-            <w:hyperlink w:history="1" r:id="rIdycbdtgzo5c58jz24l-kds">
+            <w:hyperlink w:history="1" r:id="rId1wtpb_7ltpo2brdbol8oz">
               <w:r>
                 <w:rPr>
                   <w:rFonts w:ascii="Arial" w:cs="Arial" w:eastAsia="Arial" w:hAnsi="Arial"/>
@@ -15056,7 +15056,7 @@
               <w:spacing w:after="10" w:before="0"/>
               <w:ind w:left="120"/>
             </w:pPr>
-            <w:hyperlink w:history="1" r:id="rIdiqfoxdbfwne69yaxycrmn">
+            <w:hyperlink w:history="1" r:id="rId4wobjvzamkkmnm64qfjv2">
               <w:r>
                 <w:rPr>
                   <w:rFonts w:ascii="Arial" w:cs="Arial" w:eastAsia="Arial" w:hAnsi="Arial"/>
@@ -15101,7 +15101,7 @@
             <w:pPr>
               <w:spacing w:after="20" w:before="0"/>
             </w:pPr>
-            <w:hyperlink w:history="1" r:id="rIdwfsghp2b_c97j3w9kjl0l">
+            <w:hyperlink w:history="1" r:id="rIdtxdnajtg4xff3tg0noguo">
               <w:r>
                 <w:rPr>
                   <w:rFonts w:ascii="Arial" w:cs="Arial" w:eastAsia="Arial" w:hAnsi="Arial"/>
@@ -15134,7 +15134,7 @@
               <w:spacing w:after="10" w:before="0"/>
               <w:ind w:left="120"/>
             </w:pPr>
-            <w:hyperlink w:history="1" r:id="rIdfnw4qyfnjqs7k0fug4ulo">
+            <w:hyperlink w:history="1" r:id="rIdcjnvawmadbveect3inpe_">
               <w:r>
                 <w:rPr>
                   <w:rFonts w:ascii="Arial" w:cs="Arial" w:eastAsia="Arial" w:hAnsi="Arial"/>
@@ -15281,32 +15281,32 @@
         <w:tc>
           <w:tcPr>
             <w:tcW w:type="dxa" w:w="1520"/>
-            <w:shd w:fill="F2F2F2" w:color="auto" w:val="clear"/>
-            <w:tcMar>
-              <w:top w:type="dxa" w:w="60"/>
-              <w:left w:type="dxa" w:w="120"/>
-              <w:bottom w:type="dxa" w:w="60"/>
-              <w:right w:type="dxa" w:w="120"/>
-            </w:tcMar>
-            <w:vAlign w:val="top"/>
-          </w:tcPr>
-          <w:p>
-            <w:pPr>
-              <w:spacing w:after="40" w:before="0"/>
-              <w:jc w:val="left"/>
-            </w:pPr>
-            <w:r>
-              <w:rPr>
-                <w:rFonts w:ascii="Arial" w:cs="Arial" w:eastAsia="Arial" w:hAnsi="Arial"/>
-                <w:b/>
-                <w:bCs/>
-                <w:i w:val="false"/>
-                <w:iCs w:val="false"/>
-                <w:color w:val="000000"/>
-                <w:sz w:val="18"/>
-                <w:szCs w:val="18"/>
-              </w:rPr>
-              <w:t xml:space="preserve">Phase 4 — Driving Question Board (DQB) Update (10 minutes)</w:t>
+            <w:shd w:fill="FCE4D6" w:color="auto" w:val="clear"/>
+            <w:tcMar>
+              <w:top w:type="dxa" w:w="60"/>
+              <w:left w:type="dxa" w:w="120"/>
+              <w:bottom w:type="dxa" w:w="60"/>
+              <w:right w:type="dxa" w:w="120"/>
+            </w:tcMar>
+            <w:vAlign w:val="top"/>
+          </w:tcPr>
+          <w:p>
+            <w:pPr>
+              <w:spacing w:after="40" w:before="0"/>
+              <w:jc w:val="left"/>
+            </w:pPr>
+            <w:r>
+              <w:rPr>
+                <w:rFonts w:ascii="Arial" w:cs="Arial" w:eastAsia="Arial" w:hAnsi="Arial"/>
+                <w:b/>
+                <w:bCs/>
+                <w:i w:val="false"/>
+                <w:iCs w:val="false"/>
+                <w:color w:val="000000"/>
+                <w:sz w:val="18"/>
+                <w:szCs w:val="18"/>
+              </w:rPr>
+              <w:t xml:space="preserve">Driving Question Board (DQB) Creation</w:t>
             </w:r>
           </w:p>
           <w:p>
@@ -15329,7 +15329,7 @@
             <w:pPr>
               <w:spacing w:after="20" w:before="0"/>
             </w:pPr>
-            <w:hyperlink w:history="1" r:id="rId9_o71gtlfhmg2e_uylrnu">
+            <w:hyperlink w:history="1" r:id="rIdofu2y6qbqdpwqlwll3jvc">
               <w:r>
                 <w:rPr>
                   <w:rFonts w:ascii="Arial" w:cs="Arial" w:eastAsia="Arial" w:hAnsi="Arial"/>
@@ -15362,7 +15362,7 @@
               <w:spacing w:after="10" w:before="0"/>
               <w:ind w:left="120"/>
             </w:pPr>
-            <w:hyperlink w:history="1" r:id="rIdfhmwytmsn-nmicr6vx7lw">
+            <w:hyperlink w:history="1" r:id="rIdpjpng8_qelturdcicbvrh">
               <w:r>
                 <w:rPr>
                   <w:rFonts w:ascii="Arial" w:cs="Arial" w:eastAsia="Arial" w:hAnsi="Arial"/>
@@ -15407,7 +15407,7 @@
             <w:pPr>
               <w:spacing w:after="20" w:before="0"/>
             </w:pPr>
-            <w:hyperlink w:history="1" r:id="rIdgodjipkmeoe8w5tl-f7pf">
+            <w:hyperlink w:history="1" r:id="rIdm2a9e4ys0j95rzf0netml">
               <w:r>
                 <w:rPr>
                   <w:rFonts w:ascii="Arial" w:cs="Arial" w:eastAsia="Arial" w:hAnsi="Arial"/>
@@ -15440,7 +15440,7 @@
               <w:spacing w:after="10" w:before="0"/>
               <w:ind w:left="120"/>
             </w:pPr>
-            <w:hyperlink w:history="1" r:id="rIdoxwcxvny4fw2ejfit2037">
+            <w:hyperlink w:history="1" r:id="rIdgdy98jitwj4mmjzau7qdi">
               <w:r>
                 <w:rPr>
                   <w:rFonts w:ascii="Arial" w:cs="Arial" w:eastAsia="Arial" w:hAnsi="Arial"/>
@@ -15587,32 +15587,32 @@
         <w:tc>
           <w:tcPr>
             <w:tcW w:type="dxa" w:w="1520"/>
-            <w:shd w:fill="F2F2F2" w:color="auto" w:val="clear"/>
-            <w:tcMar>
-              <w:top w:type="dxa" w:w="60"/>
-              <w:left w:type="dxa" w:w="120"/>
-              <w:bottom w:type="dxa" w:w="60"/>
-              <w:right w:type="dxa" w:w="120"/>
-            </w:tcMar>
-            <w:vAlign w:val="top"/>
-          </w:tcPr>
-          <w:p>
-            <w:pPr>
-              <w:spacing w:after="40" w:before="0"/>
-              <w:jc w:val="left"/>
-            </w:pPr>
-            <w:r>
-              <w:rPr>
-                <w:rFonts w:ascii="Arial" w:cs="Arial" w:eastAsia="Arial" w:hAnsi="Arial"/>
-                <w:b/>
-                <w:bCs/>
-                <w:i w:val="false"/>
-                <w:iCs w:val="false"/>
-                <w:color w:val="000000"/>
-                <w:sz w:val="18"/>
-                <w:szCs w:val="18"/>
-              </w:rPr>
-              <w:t xml:space="preserve">Phase 5 — Model Building (13 minutes)</w:t>
+            <w:shd w:fill="D5E8F0" w:color="auto" w:val="clear"/>
+            <w:tcMar>
+              <w:top w:type="dxa" w:w="60"/>
+              <w:left w:type="dxa" w:w="120"/>
+              <w:bottom w:type="dxa" w:w="60"/>
+              <w:right w:type="dxa" w:w="120"/>
+            </w:tcMar>
+            <w:vAlign w:val="top"/>
+          </w:tcPr>
+          <w:p>
+            <w:pPr>
+              <w:spacing w:after="40" w:before="0"/>
+              <w:jc w:val="left"/>
+            </w:pPr>
+            <w:r>
+              <w:rPr>
+                <w:rFonts w:ascii="Arial" w:cs="Arial" w:eastAsia="Arial" w:hAnsi="Arial"/>
+                <w:b/>
+                <w:bCs/>
+                <w:i w:val="false"/>
+                <w:iCs w:val="false"/>
+                <w:color w:val="000000"/>
+                <w:sz w:val="18"/>
+                <w:szCs w:val="18"/>
+              </w:rPr>
+              <w:t xml:space="preserve">Model Building Phase</w:t>
             </w:r>
           </w:p>
           <w:p>
@@ -15635,7 +15635,7 @@
             <w:pPr>
               <w:spacing w:after="20" w:before="0"/>
             </w:pPr>
-            <w:hyperlink w:history="1" r:id="rId73f-ttn8glrig5vgcxiz-">
+            <w:hyperlink w:history="1" r:id="rIdyuaeq36cguwd1cmoi-g7i">
               <w:r>
                 <w:rPr>
                   <w:rFonts w:ascii="Arial" w:cs="Arial" w:eastAsia="Arial" w:hAnsi="Arial"/>
@@ -15668,7 +15668,7 @@
               <w:spacing w:after="10" w:before="0"/>
               <w:ind w:left="120"/>
             </w:pPr>
-            <w:hyperlink w:history="1" r:id="rIdxykaxljoqflcyiz_lkkbk">
+            <w:hyperlink w:history="1" r:id="rIdfrzavi3thfv9b0fgtbpu4">
               <w:r>
                 <w:rPr>
                   <w:rFonts w:ascii="Arial" w:cs="Arial" w:eastAsia="Arial" w:hAnsi="Arial"/>
@@ -15713,7 +15713,7 @@
             <w:pPr>
               <w:spacing w:after="20" w:before="0"/>
             </w:pPr>
-            <w:hyperlink w:history="1" r:id="rIdo8yi1fphskhulrvviar4k">
+            <w:hyperlink w:history="1" r:id="rIdgjn9ruzb9-cqwjbgouk_7">
               <w:r>
                 <w:rPr>
                   <w:rFonts w:ascii="Arial" w:cs="Arial" w:eastAsia="Arial" w:hAnsi="Arial"/>
@@ -15746,7 +15746,7 @@
               <w:spacing w:after="10" w:before="0"/>
               <w:ind w:left="120"/>
             </w:pPr>
-            <w:hyperlink w:history="1" r:id="rIdvjn8ntj2zsh8tbnwdgk5g">
+            <w:hyperlink w:history="1" r:id="rIdzulway87xplkjcbnff7xl">
               <w:r>
                 <w:rPr>
                   <w:rFonts w:ascii="Arial" w:cs="Arial" w:eastAsia="Arial" w:hAnsi="Arial"/>
@@ -17280,32 +17280,32 @@
         <w:tc>
           <w:tcPr>
             <w:tcW w:type="dxa" w:w="1520"/>
-            <w:shd w:fill="F2F2F2" w:color="auto" w:val="clear"/>
-            <w:tcMar>
-              <w:top w:type="dxa" w:w="60"/>
-              <w:left w:type="dxa" w:w="120"/>
-              <w:bottom w:type="dxa" w:w="60"/>
-              <w:right w:type="dxa" w:w="120"/>
-            </w:tcMar>
-            <w:vAlign w:val="top"/>
-          </w:tcPr>
-          <w:p>
-            <w:pPr>
-              <w:spacing w:after="40" w:before="0"/>
-              <w:jc w:val="left"/>
-            </w:pPr>
-            <w:r>
-              <w:rPr>
-                <w:rFonts w:ascii="Arial" w:cs="Arial" w:eastAsia="Arial" w:hAnsi="Arial"/>
-                <w:b/>
-                <w:bCs/>
-                <w:i w:val="false"/>
-                <w:iCs w:val="false"/>
-                <w:color w:val="000000"/>
-                <w:sz w:val="18"/>
-                <w:szCs w:val="18"/>
-              </w:rPr>
-              <w:t xml:space="preserve">Phase 1 — Predict (Activate &amp; Commit)</w:t>
+            <w:shd w:fill="EAD1F5" w:color="auto" w:val="clear"/>
+            <w:tcMar>
+              <w:top w:type="dxa" w:w="60"/>
+              <w:left w:type="dxa" w:w="120"/>
+              <w:bottom w:type="dxa" w:w="60"/>
+              <w:right w:type="dxa" w:w="120"/>
+            </w:tcMar>
+            <w:vAlign w:val="top"/>
+          </w:tcPr>
+          <w:p>
+            <w:pPr>
+              <w:spacing w:after="40" w:before="0"/>
+              <w:jc w:val="left"/>
+            </w:pPr>
+            <w:r>
+              <w:rPr>
+                <w:rFonts w:ascii="Arial" w:cs="Arial" w:eastAsia="Arial" w:hAnsi="Arial"/>
+                <w:b/>
+                <w:bCs/>
+                <w:i w:val="false"/>
+                <w:iCs w:val="false"/>
+                <w:color w:val="000000"/>
+                <w:sz w:val="18"/>
+                <w:szCs w:val="18"/>
+              </w:rPr>
+              <w:t xml:space="preserve">Predict Phase</w:t>
             </w:r>
           </w:p>
           <w:p>
@@ -17328,7 +17328,7 @@
             <w:pPr>
               <w:spacing w:after="20" w:before="0"/>
             </w:pPr>
-            <w:hyperlink w:history="1" r:id="rId1bzw8enyl-fpa7iats9lc">
+            <w:hyperlink w:history="1" r:id="rIdowni2iofv8v3pkzvipleu">
               <w:r>
                 <w:rPr>
                   <w:rFonts w:ascii="Arial" w:cs="Arial" w:eastAsia="Arial" w:hAnsi="Arial"/>
@@ -17361,7 +17361,7 @@
               <w:spacing w:after="10" w:before="0"/>
               <w:ind w:left="120"/>
             </w:pPr>
-            <w:hyperlink w:history="1" r:id="rIdiifdcw1f0l8eah8xybyky">
+            <w:hyperlink w:history="1" r:id="rId8iihypidtsh_yegw2vwv4">
               <w:r>
                 <w:rPr>
                   <w:rFonts w:ascii="Arial" w:cs="Arial" w:eastAsia="Arial" w:hAnsi="Arial"/>
@@ -17406,7 +17406,7 @@
             <w:pPr>
               <w:spacing w:after="20" w:before="0"/>
             </w:pPr>
-            <w:hyperlink w:history="1" r:id="rId1zkod1dl7dztxuzdjxs-m">
+            <w:hyperlink w:history="1" r:id="rIdh8sxi-mnguelcewrq6suf">
               <w:r>
                 <w:rPr>
                   <w:rFonts w:ascii="Arial" w:cs="Arial" w:eastAsia="Arial" w:hAnsi="Arial"/>
@@ -17439,7 +17439,7 @@
               <w:spacing w:after="10" w:before="0"/>
               <w:ind w:left="120"/>
             </w:pPr>
-            <w:hyperlink w:history="1" r:id="rIdqhccaw72pccrnu5a-fali">
+            <w:hyperlink w:history="1" r:id="rId3nqowjb0ujgnxgxxyi5va">
               <w:r>
                 <w:rPr>
                   <w:rFonts w:ascii="Arial" w:cs="Arial" w:eastAsia="Arial" w:hAnsi="Arial"/>
@@ -17586,32 +17586,32 @@
         <w:tc>
           <w:tcPr>
             <w:tcW w:type="dxa" w:w="1520"/>
-            <w:shd w:fill="F2F2F2" w:color="auto" w:val="clear"/>
-            <w:tcMar>
-              <w:top w:type="dxa" w:w="60"/>
-              <w:left w:type="dxa" w:w="120"/>
-              <w:bottom w:type="dxa" w:w="60"/>
-              <w:right w:type="dxa" w:w="120"/>
-            </w:tcMar>
-            <w:vAlign w:val="top"/>
-          </w:tcPr>
-          <w:p>
-            <w:pPr>
-              <w:spacing w:after="40" w:before="0"/>
-              <w:jc w:val="left"/>
-            </w:pPr>
-            <w:r>
-              <w:rPr>
-                <w:rFonts w:ascii="Arial" w:cs="Arial" w:eastAsia="Arial" w:hAnsi="Arial"/>
-                <w:b/>
-                <w:bCs/>
-                <w:i w:val="false"/>
-                <w:iCs w:val="false"/>
-                <w:color w:val="000000"/>
-                <w:sz w:val="18"/>
-                <w:szCs w:val="18"/>
-              </w:rPr>
-              <w:t xml:space="preserve">Phase 2 — Observe / Evidence Gathering (Problem Set Work)</w:t>
+            <w:shd w:fill="D9EEF1" w:color="auto" w:val="clear"/>
+            <w:tcMar>
+              <w:top w:type="dxa" w:w="60"/>
+              <w:left w:type="dxa" w:w="120"/>
+              <w:bottom w:type="dxa" w:w="60"/>
+              <w:right w:type="dxa" w:w="120"/>
+            </w:tcMar>
+            <w:vAlign w:val="top"/>
+          </w:tcPr>
+          <w:p>
+            <w:pPr>
+              <w:spacing w:after="40" w:before="0"/>
+              <w:jc w:val="left"/>
+            </w:pPr>
+            <w:r>
+              <w:rPr>
+                <w:rFonts w:ascii="Arial" w:cs="Arial" w:eastAsia="Arial" w:hAnsi="Arial"/>
+                <w:b/>
+                <w:bCs/>
+                <w:i w:val="false"/>
+                <w:iCs w:val="false"/>
+                <w:color w:val="000000"/>
+                <w:sz w:val="18"/>
+                <w:szCs w:val="18"/>
+              </w:rPr>
+              <w:t xml:space="preserve">Observe Phase</w:t>
             </w:r>
           </w:p>
           <w:p>
@@ -17634,7 +17634,7 @@
             <w:pPr>
               <w:spacing w:after="20" w:before="0"/>
             </w:pPr>
-            <w:hyperlink w:history="1" r:id="rIdzg8zu95juggs2kf-nmwiy">
+            <w:hyperlink w:history="1" r:id="rIdmy-8liut2k7nbkch1cvj6">
               <w:r>
                 <w:rPr>
                   <w:rFonts w:ascii="Arial" w:cs="Arial" w:eastAsia="Arial" w:hAnsi="Arial"/>
@@ -17667,7 +17667,7 @@
               <w:spacing w:after="10" w:before="0"/>
               <w:ind w:left="120"/>
             </w:pPr>
-            <w:hyperlink w:history="1" r:id="rId_jwrxnfyyilcd_owejygk">
+            <w:hyperlink w:history="1" r:id="rId6dekpdg5iccdixvdxw9ep">
               <w:r>
                 <w:rPr>
                   <w:rFonts w:ascii="Arial" w:cs="Arial" w:eastAsia="Arial" w:hAnsi="Arial"/>
@@ -17712,7 +17712,7 @@
             <w:pPr>
               <w:spacing w:after="20" w:before="0"/>
             </w:pPr>
-            <w:hyperlink w:history="1" r:id="rIdthwbgbozspx2fxjzcxipw">
+            <w:hyperlink w:history="1" r:id="rIdibple5z5vxs3qssrvoe3g">
               <w:r>
                 <w:rPr>
                   <w:rFonts w:ascii="Arial" w:cs="Arial" w:eastAsia="Arial" w:hAnsi="Arial"/>
@@ -17745,7 +17745,7 @@
               <w:spacing w:after="10" w:before="0"/>
               <w:ind w:left="120"/>
             </w:pPr>
-            <w:hyperlink w:history="1" r:id="rIdwhbwmdjby2fqpkpymqqug">
+            <w:hyperlink w:history="1" r:id="rIdugcynf2xd3tpusnk9ndnf">
               <w:r>
                 <w:rPr>
                   <w:rFonts w:ascii="Arial" w:cs="Arial" w:eastAsia="Arial" w:hAnsi="Arial"/>
@@ -17892,32 +17892,32 @@
         <w:tc>
           <w:tcPr>
             <w:tcW w:type="dxa" w:w="1520"/>
-            <w:shd w:fill="F2F2F2" w:color="auto" w:val="clear"/>
-            <w:tcMar>
-              <w:top w:type="dxa" w:w="60"/>
-              <w:left w:type="dxa" w:w="120"/>
-              <w:bottom w:type="dxa" w:w="60"/>
-              <w:right w:type="dxa" w:w="120"/>
-            </w:tcMar>
-            <w:vAlign w:val="top"/>
-          </w:tcPr>
-          <w:p>
-            <w:pPr>
-              <w:spacing w:after="40" w:before="0"/>
-              <w:jc w:val="left"/>
-            </w:pPr>
-            <w:r>
-              <w:rPr>
-                <w:rFonts w:ascii="Arial" w:cs="Arial" w:eastAsia="Arial" w:hAnsi="Arial"/>
-                <w:b/>
-                <w:bCs/>
-                <w:i w:val="false"/>
-                <w:iCs w:val="false"/>
-                <w:color w:val="000000"/>
-                <w:sz w:val="18"/>
-                <w:szCs w:val="18"/>
-              </w:rPr>
-              <w:t xml:space="preserve">Phase 3 — Explain (Gallery Presentations &amp; Justification)</w:t>
+            <w:shd w:fill="E2EFDA" w:color="auto" w:val="clear"/>
+            <w:tcMar>
+              <w:top w:type="dxa" w:w="60"/>
+              <w:left w:type="dxa" w:w="120"/>
+              <w:bottom w:type="dxa" w:w="60"/>
+              <w:right w:type="dxa" w:w="120"/>
+            </w:tcMar>
+            <w:vAlign w:val="top"/>
+          </w:tcPr>
+          <w:p>
+            <w:pPr>
+              <w:spacing w:after="40" w:before="0"/>
+              <w:jc w:val="left"/>
+            </w:pPr>
+            <w:r>
+              <w:rPr>
+                <w:rFonts w:ascii="Arial" w:cs="Arial" w:eastAsia="Arial" w:hAnsi="Arial"/>
+                <w:b/>
+                <w:bCs/>
+                <w:i w:val="false"/>
+                <w:iCs w:val="false"/>
+                <w:color w:val="000000"/>
+                <w:sz w:val="18"/>
+                <w:szCs w:val="18"/>
+              </w:rPr>
+              <w:t xml:space="preserve">Explain Phase</w:t>
             </w:r>
           </w:p>
           <w:p>
@@ -17940,7 +17940,7 @@
             <w:pPr>
               <w:spacing w:after="20" w:before="0"/>
             </w:pPr>
-            <w:hyperlink w:history="1" r:id="rIdabmfwb022cxnndsiar8kn">
+            <w:hyperlink w:history="1" r:id="rIdbt5ve0lxzaj73vyqsfvqw">
               <w:r>
                 <w:rPr>
                   <w:rFonts w:ascii="Arial" w:cs="Arial" w:eastAsia="Arial" w:hAnsi="Arial"/>
@@ -17973,7 +17973,7 @@
               <w:spacing w:after="10" w:before="0"/>
               <w:ind w:left="120"/>
             </w:pPr>
-            <w:hyperlink w:history="1" r:id="rIdahcyze4dczysdsdmknbs7">
+            <w:hyperlink w:history="1" r:id="rIdakno94qqnvj9aar88ilt7">
               <w:r>
                 <w:rPr>
                   <w:rFonts w:ascii="Arial" w:cs="Arial" w:eastAsia="Arial" w:hAnsi="Arial"/>
@@ -18018,7 +18018,7 @@
             <w:pPr>
               <w:spacing w:after="20" w:before="0"/>
             </w:pPr>
-            <w:hyperlink w:history="1" r:id="rIdvbktm5vvfioefguq_l2xo">
+            <w:hyperlink w:history="1" r:id="rIdgpljzqxertusii0wcfrr8">
               <w:r>
                 <w:rPr>
                   <w:rFonts w:ascii="Arial" w:cs="Arial" w:eastAsia="Arial" w:hAnsi="Arial"/>
@@ -18051,7 +18051,7 @@
               <w:spacing w:after="10" w:before="0"/>
               <w:ind w:left="120"/>
             </w:pPr>
-            <w:hyperlink w:history="1" r:id="rIdljfttj5ocfwwfyrufjhtj">
+            <w:hyperlink w:history="1" r:id="rIdhuocgrvzmlje8wofzgcai">
               <w:r>
                 <w:rPr>
                   <w:rFonts w:ascii="Arial" w:cs="Arial" w:eastAsia="Arial" w:hAnsi="Arial"/>
@@ -18198,32 +18198,32 @@
         <w:tc>
           <w:tcPr>
             <w:tcW w:type="dxa" w:w="1520"/>
-            <w:shd w:fill="F2F2F2" w:color="auto" w:val="clear"/>
-            <w:tcMar>
-              <w:top w:type="dxa" w:w="60"/>
-              <w:left w:type="dxa" w:w="120"/>
-              <w:bottom w:type="dxa" w:w="60"/>
-              <w:right w:type="dxa" w:w="120"/>
-            </w:tcMar>
-            <w:vAlign w:val="top"/>
-          </w:tcPr>
-          <w:p>
-            <w:pPr>
-              <w:spacing w:after="40" w:before="0"/>
-              <w:jc w:val="left"/>
-            </w:pPr>
-            <w:r>
-              <w:rPr>
-                <w:rFonts w:ascii="Arial" w:cs="Arial" w:eastAsia="Arial" w:hAnsi="Arial"/>
-                <w:b/>
-                <w:bCs/>
-                <w:i w:val="false"/>
-                <w:iCs w:val="false"/>
-                <w:color w:val="000000"/>
-                <w:sz w:val="18"/>
-                <w:szCs w:val="18"/>
-              </w:rPr>
-              <w:t xml:space="preserve">Phase 4 — Driving Question Board (DQB) Update</w:t>
+            <w:shd w:fill="FCE4D6" w:color="auto" w:val="clear"/>
+            <w:tcMar>
+              <w:top w:type="dxa" w:w="60"/>
+              <w:left w:type="dxa" w:w="120"/>
+              <w:bottom w:type="dxa" w:w="60"/>
+              <w:right w:type="dxa" w:w="120"/>
+            </w:tcMar>
+            <w:vAlign w:val="top"/>
+          </w:tcPr>
+          <w:p>
+            <w:pPr>
+              <w:spacing w:after="40" w:before="0"/>
+              <w:jc w:val="left"/>
+            </w:pPr>
+            <w:r>
+              <w:rPr>
+                <w:rFonts w:ascii="Arial" w:cs="Arial" w:eastAsia="Arial" w:hAnsi="Arial"/>
+                <w:b/>
+                <w:bCs/>
+                <w:i w:val="false"/>
+                <w:iCs w:val="false"/>
+                <w:color w:val="000000"/>
+                <w:sz w:val="18"/>
+                <w:szCs w:val="18"/>
+              </w:rPr>
+              <w:t xml:space="preserve">Driving Question Board (DQB) Creation</w:t>
             </w:r>
           </w:p>
           <w:p>
@@ -18246,7 +18246,7 @@
             <w:pPr>
               <w:spacing w:after="20" w:before="0"/>
             </w:pPr>
-            <w:hyperlink w:history="1" r:id="rIdbuqyque9xjgalebs0uwft">
+            <w:hyperlink w:history="1" r:id="rIdjcid_echfl5j9ut7pbhet">
               <w:r>
                 <w:rPr>
                   <w:rFonts w:ascii="Arial" w:cs="Arial" w:eastAsia="Arial" w:hAnsi="Arial"/>
@@ -18279,7 +18279,7 @@
               <w:spacing w:after="10" w:before="0"/>
               <w:ind w:left="120"/>
             </w:pPr>
-            <w:hyperlink w:history="1" r:id="rIdrdceulhbohuipoqvrh9bf">
+            <w:hyperlink w:history="1" r:id="rIdqagxxsyopu9o3sidljsaw">
               <w:r>
                 <w:rPr>
                   <w:rFonts w:ascii="Arial" w:cs="Arial" w:eastAsia="Arial" w:hAnsi="Arial"/>
@@ -18324,7 +18324,7 @@
             <w:pPr>
               <w:spacing w:after="20" w:before="0"/>
             </w:pPr>
-            <w:hyperlink w:history="1" r:id="rIdlduh_paxs_gahznimkeom">
+            <w:hyperlink w:history="1" r:id="rIdmqwaz8w9uyzijwlfcb9wy">
               <w:r>
                 <w:rPr>
                   <w:rFonts w:ascii="Arial" w:cs="Arial" w:eastAsia="Arial" w:hAnsi="Arial"/>
@@ -18357,7 +18357,7 @@
               <w:spacing w:after="10" w:before="0"/>
               <w:ind w:left="120"/>
             </w:pPr>
-            <w:hyperlink w:history="1" r:id="rIdhg6ukkwnbsjgaijan2ykb">
+            <w:hyperlink w:history="1" r:id="rIdannkxbaipxrahkqg3_i0b">
               <w:r>
                 <w:rPr>
                   <w:rFonts w:ascii="Arial" w:cs="Arial" w:eastAsia="Arial" w:hAnsi="Arial"/>
@@ -18504,32 +18504,32 @@
         <w:tc>
           <w:tcPr>
             <w:tcW w:type="dxa" w:w="1520"/>
-            <w:shd w:fill="F2F2F2" w:color="auto" w:val="clear"/>
-            <w:tcMar>
-              <w:top w:type="dxa" w:w="60"/>
-              <w:left w:type="dxa" w:w="120"/>
-              <w:bottom w:type="dxa" w:w="60"/>
-              <w:right w:type="dxa" w:w="120"/>
-            </w:tcMar>
-            <w:vAlign w:val="top"/>
-          </w:tcPr>
-          <w:p>
-            <w:pPr>
-              <w:spacing w:after="40" w:before="0"/>
-              <w:jc w:val="left"/>
-            </w:pPr>
-            <w:r>
-              <w:rPr>
-                <w:rFonts w:ascii="Arial" w:cs="Arial" w:eastAsia="Arial" w:hAnsi="Arial"/>
-                <w:b/>
-                <w:bCs/>
-                <w:i w:val="false"/>
-                <w:iCs w:val="false"/>
-                <w:color w:val="000000"/>
-                <w:sz w:val="18"/>
-                <w:szCs w:val="18"/>
-              </w:rPr>
-              <w:t xml:space="preserve">Phase 5 — Model Building (Cumulative Model Revision)</w:t>
+            <w:shd w:fill="D5E8F0" w:color="auto" w:val="clear"/>
+            <w:tcMar>
+              <w:top w:type="dxa" w:w="60"/>
+              <w:left w:type="dxa" w:w="120"/>
+              <w:bottom w:type="dxa" w:w="60"/>
+              <w:right w:type="dxa" w:w="120"/>
+            </w:tcMar>
+            <w:vAlign w:val="top"/>
+          </w:tcPr>
+          <w:p>
+            <w:pPr>
+              <w:spacing w:after="40" w:before="0"/>
+              <w:jc w:val="left"/>
+            </w:pPr>
+            <w:r>
+              <w:rPr>
+                <w:rFonts w:ascii="Arial" w:cs="Arial" w:eastAsia="Arial" w:hAnsi="Arial"/>
+                <w:b/>
+                <w:bCs/>
+                <w:i w:val="false"/>
+                <w:iCs w:val="false"/>
+                <w:color w:val="000000"/>
+                <w:sz w:val="18"/>
+                <w:szCs w:val="18"/>
+              </w:rPr>
+              <w:t xml:space="preserve">Model Building Phase</w:t>
             </w:r>
           </w:p>
           <w:p>
@@ -18552,7 +18552,7 @@
             <w:pPr>
               <w:spacing w:after="20" w:before="0"/>
             </w:pPr>
-            <w:hyperlink w:history="1" r:id="rIdtxjfyfo3bqwvzmhqfu_au">
+            <w:hyperlink w:history="1" r:id="rIdc7ny0i8kt40x1krlekcsx">
               <w:r>
                 <w:rPr>
                   <w:rFonts w:ascii="Arial" w:cs="Arial" w:eastAsia="Arial" w:hAnsi="Arial"/>
@@ -18585,7 +18585,7 @@
               <w:spacing w:after="10" w:before="0"/>
               <w:ind w:left="120"/>
             </w:pPr>
-            <w:hyperlink w:history="1" r:id="rIdy40btpz4efnamziufstnn">
+            <w:hyperlink w:history="1" r:id="rIdrvcu3ukdevvlxucqzsc3q">
               <w:r>
                 <w:rPr>
                   <w:rFonts w:ascii="Arial" w:cs="Arial" w:eastAsia="Arial" w:hAnsi="Arial"/>
@@ -18630,7 +18630,7 @@
             <w:pPr>
               <w:spacing w:after="20" w:before="0"/>
             </w:pPr>
-            <w:hyperlink w:history="1" r:id="rIdcwdxff6ajhdh8nsafegx_">
+            <w:hyperlink w:history="1" r:id="rIdjjoaz6ayfc3r1glotozke">
               <w:r>
                 <w:rPr>
                   <w:rFonts w:ascii="Arial" w:cs="Arial" w:eastAsia="Arial" w:hAnsi="Arial"/>
@@ -18663,7 +18663,7 @@
               <w:spacing w:after="10" w:before="0"/>
               <w:ind w:left="120"/>
             </w:pPr>
-            <w:hyperlink w:history="1" r:id="rIdgwnqlyfc7qciueqbnwjaz">
+            <w:hyperlink w:history="1" r:id="rIde-56pveiayaz7gsf8aqwy">
               <w:r>
                 <w:rPr>
                   <w:rFonts w:ascii="Arial" w:cs="Arial" w:eastAsia="Arial" w:hAnsi="Arial"/>
@@ -20102,32 +20102,32 @@
         <w:tc>
           <w:tcPr>
             <w:tcW w:type="dxa" w:w="1520"/>
-            <w:shd w:fill="F2F2F2" w:color="auto" w:val="clear"/>
-            <w:tcMar>
-              <w:top w:type="dxa" w:w="60"/>
-              <w:left w:type="dxa" w:w="120"/>
-              <w:bottom w:type="dxa" w:w="60"/>
-              <w:right w:type="dxa" w:w="120"/>
-            </w:tcMar>
-            <w:vAlign w:val="top"/>
-          </w:tcPr>
-          <w:p>
-            <w:pPr>
-              <w:spacing w:after="40" w:before="0"/>
-              <w:jc w:val="left"/>
-            </w:pPr>
-            <w:r>
-              <w:rPr>
-                <w:rFonts w:ascii="Arial" w:cs="Arial" w:eastAsia="Arial" w:hAnsi="Arial"/>
-                <w:b/>
-                <w:bCs/>
-                <w:i w:val="false"/>
-                <w:iCs w:val="false"/>
-                <w:color w:val="000000"/>
-                <w:sz w:val="18"/>
-                <w:szCs w:val="18"/>
-              </w:rPr>
-              <w:t xml:space="preserve">Phase 1 — Predict</w:t>
+            <w:shd w:fill="EAD1F5" w:color="auto" w:val="clear"/>
+            <w:tcMar>
+              <w:top w:type="dxa" w:w="60"/>
+              <w:left w:type="dxa" w:w="120"/>
+              <w:bottom w:type="dxa" w:w="60"/>
+              <w:right w:type="dxa" w:w="120"/>
+            </w:tcMar>
+            <w:vAlign w:val="top"/>
+          </w:tcPr>
+          <w:p>
+            <w:pPr>
+              <w:spacing w:after="40" w:before="0"/>
+              <w:jc w:val="left"/>
+            </w:pPr>
+            <w:r>
+              <w:rPr>
+                <w:rFonts w:ascii="Arial" w:cs="Arial" w:eastAsia="Arial" w:hAnsi="Arial"/>
+                <w:b/>
+                <w:bCs/>
+                <w:i w:val="false"/>
+                <w:iCs w:val="false"/>
+                <w:color w:val="000000"/>
+                <w:sz w:val="18"/>
+                <w:szCs w:val="18"/>
+              </w:rPr>
+              <w:t xml:space="preserve">Predict Phase</w:t>
             </w:r>
           </w:p>
           <w:p>
@@ -20150,7 +20150,7 @@
             <w:pPr>
               <w:spacing w:after="20" w:before="0"/>
             </w:pPr>
-            <w:hyperlink w:history="1" r:id="rIdcxag6rnhkksop0-nms0y_">
+            <w:hyperlink w:history="1" r:id="rIdansnoorrab2htig-pbius">
               <w:r>
                 <w:rPr>
                   <w:rFonts w:ascii="Arial" w:cs="Arial" w:eastAsia="Arial" w:hAnsi="Arial"/>
@@ -20183,7 +20183,7 @@
               <w:spacing w:after="10" w:before="0"/>
               <w:ind w:left="120"/>
             </w:pPr>
-            <w:hyperlink w:history="1" r:id="rId4pmzwk6wicvshoddlzkrs">
+            <w:hyperlink w:history="1" r:id="rIdhm9fiwi7qk5tro5lutx2e">
               <w:r>
                 <w:rPr>
                   <w:rFonts w:ascii="Arial" w:cs="Arial" w:eastAsia="Arial" w:hAnsi="Arial"/>
@@ -20228,7 +20228,7 @@
             <w:pPr>
               <w:spacing w:after="20" w:before="0"/>
             </w:pPr>
-            <w:hyperlink w:history="1" r:id="rId2ok2yyoylwxj4dtyfezpp">
+            <w:hyperlink w:history="1" r:id="rIda7rzacaupjxdsxzs98sfp">
               <w:r>
                 <w:rPr>
                   <w:rFonts w:ascii="Arial" w:cs="Arial" w:eastAsia="Arial" w:hAnsi="Arial"/>
@@ -20261,7 +20261,7 @@
               <w:spacing w:after="10" w:before="0"/>
               <w:ind w:left="120"/>
             </w:pPr>
-            <w:hyperlink w:history="1" r:id="rId6lqtftdrmsbp9kvb8blmv">
+            <w:hyperlink w:history="1" r:id="rIdufuydlxc-pypmipritt8p">
               <w:r>
                 <w:rPr>
                   <w:rFonts w:ascii="Arial" w:cs="Arial" w:eastAsia="Arial" w:hAnsi="Arial"/>
@@ -20408,32 +20408,32 @@
         <w:tc>
           <w:tcPr>
             <w:tcW w:type="dxa" w:w="1520"/>
-            <w:shd w:fill="F2F2F2" w:color="auto" w:val="clear"/>
-            <w:tcMar>
-              <w:top w:type="dxa" w:w="60"/>
-              <w:left w:type="dxa" w:w="120"/>
-              <w:bottom w:type="dxa" w:w="60"/>
-              <w:right w:type="dxa" w:w="120"/>
-            </w:tcMar>
-            <w:vAlign w:val="top"/>
-          </w:tcPr>
-          <w:p>
-            <w:pPr>
-              <w:spacing w:after="40" w:before="0"/>
-              <w:jc w:val="left"/>
-            </w:pPr>
-            <w:r>
-              <w:rPr>
-                <w:rFonts w:ascii="Arial" w:cs="Arial" w:eastAsia="Arial" w:hAnsi="Arial"/>
-                <w:b/>
-                <w:bCs/>
-                <w:i w:val="false"/>
-                <w:iCs w:val="false"/>
-                <w:color w:val="000000"/>
-                <w:sz w:val="18"/>
-                <w:szCs w:val="18"/>
-              </w:rPr>
-              <w:t xml:space="preserve">Phase 2 — Observe (Construct &amp; Measure)</w:t>
+            <w:shd w:fill="D9EEF1" w:color="auto" w:val="clear"/>
+            <w:tcMar>
+              <w:top w:type="dxa" w:w="60"/>
+              <w:left w:type="dxa" w:w="120"/>
+              <w:bottom w:type="dxa" w:w="60"/>
+              <w:right w:type="dxa" w:w="120"/>
+            </w:tcMar>
+            <w:vAlign w:val="top"/>
+          </w:tcPr>
+          <w:p>
+            <w:pPr>
+              <w:spacing w:after="40" w:before="0"/>
+              <w:jc w:val="left"/>
+            </w:pPr>
+            <w:r>
+              <w:rPr>
+                <w:rFonts w:ascii="Arial" w:cs="Arial" w:eastAsia="Arial" w:hAnsi="Arial"/>
+                <w:b/>
+                <w:bCs/>
+                <w:i w:val="false"/>
+                <w:iCs w:val="false"/>
+                <w:color w:val="000000"/>
+                <w:sz w:val="18"/>
+                <w:szCs w:val="18"/>
+              </w:rPr>
+              <w:t xml:space="preserve">Observe Phase</w:t>
             </w:r>
           </w:p>
           <w:p>
@@ -20456,7 +20456,7 @@
             <w:pPr>
               <w:spacing w:after="20" w:before="0"/>
             </w:pPr>
-            <w:hyperlink w:history="1" r:id="rIdro_lowarcrkvgfe0hb86e">
+            <w:hyperlink w:history="1" r:id="rIdorxcbaxkmedht3qvp3bbq">
               <w:r>
                 <w:rPr>
                   <w:rFonts w:ascii="Arial" w:cs="Arial" w:eastAsia="Arial" w:hAnsi="Arial"/>
@@ -20489,7 +20489,7 @@
               <w:spacing w:after="10" w:before="0"/>
               <w:ind w:left="120"/>
             </w:pPr>
-            <w:hyperlink w:history="1" r:id="rIdbuzfn8_sfkcu5t1xeybpr">
+            <w:hyperlink w:history="1" r:id="rIdzy1wobcqvevscapi8nsna">
               <w:r>
                 <w:rPr>
                   <w:rFonts w:ascii="Arial" w:cs="Arial" w:eastAsia="Arial" w:hAnsi="Arial"/>
@@ -20534,7 +20534,7 @@
             <w:pPr>
               <w:spacing w:after="20" w:before="0"/>
             </w:pPr>
-            <w:hyperlink w:history="1" r:id="rIdqctjbbzkzud-d0il9bemr">
+            <w:hyperlink w:history="1" r:id="rId-vxljqwp4iwhal27bllnl">
               <w:r>
                 <w:rPr>
                   <w:rFonts w:ascii="Arial" w:cs="Arial" w:eastAsia="Arial" w:hAnsi="Arial"/>
@@ -20567,7 +20567,7 @@
               <w:spacing w:after="10" w:before="0"/>
               <w:ind w:left="120"/>
             </w:pPr>
-            <w:hyperlink w:history="1" r:id="rIdkok6ubc6lhfklvtqxt7cw">
+            <w:hyperlink w:history="1" r:id="rIdmrkkvqklzu2xkcthsrnna">
               <w:r>
                 <w:rPr>
                   <w:rFonts w:ascii="Arial" w:cs="Arial" w:eastAsia="Arial" w:hAnsi="Arial"/>
@@ -20714,32 +20714,32 @@
         <w:tc>
           <w:tcPr>
             <w:tcW w:type="dxa" w:w="1520"/>
-            <w:shd w:fill="F2F2F2" w:color="auto" w:val="clear"/>
-            <w:tcMar>
-              <w:top w:type="dxa" w:w="60"/>
-              <w:left w:type="dxa" w:w="120"/>
-              <w:bottom w:type="dxa" w:w="60"/>
-              <w:right w:type="dxa" w:w="120"/>
-            </w:tcMar>
-            <w:vAlign w:val="top"/>
-          </w:tcPr>
-          <w:p>
-            <w:pPr>
-              <w:spacing w:after="40" w:before="0"/>
-              <w:jc w:val="left"/>
-            </w:pPr>
-            <w:r>
-              <w:rPr>
-                <w:rFonts w:ascii="Arial" w:cs="Arial" w:eastAsia="Arial" w:hAnsi="Arial"/>
-                <w:b/>
-                <w:bCs/>
-                <w:i w:val="false"/>
-                <w:iCs w:val="false"/>
-                <w:color w:val="000000"/>
-                <w:sz w:val="18"/>
-                <w:szCs w:val="18"/>
-              </w:rPr>
-              <w:t xml:space="preserve">Phase 3 — Explain (Calculate, Compare &amp; Discuss Discrepancy)</w:t>
+            <w:shd w:fill="E2EFDA" w:color="auto" w:val="clear"/>
+            <w:tcMar>
+              <w:top w:type="dxa" w:w="60"/>
+              <w:left w:type="dxa" w:w="120"/>
+              <w:bottom w:type="dxa" w:w="60"/>
+              <w:right w:type="dxa" w:w="120"/>
+            </w:tcMar>
+            <w:vAlign w:val="top"/>
+          </w:tcPr>
+          <w:p>
+            <w:pPr>
+              <w:spacing w:after="40" w:before="0"/>
+              <w:jc w:val="left"/>
+            </w:pPr>
+            <w:r>
+              <w:rPr>
+                <w:rFonts w:ascii="Arial" w:cs="Arial" w:eastAsia="Arial" w:hAnsi="Arial"/>
+                <w:b/>
+                <w:bCs/>
+                <w:i w:val="false"/>
+                <w:iCs w:val="false"/>
+                <w:color w:val="000000"/>
+                <w:sz w:val="18"/>
+                <w:szCs w:val="18"/>
+              </w:rPr>
+              <w:t xml:space="preserve">Explain Phase</w:t>
             </w:r>
           </w:p>
           <w:p>
@@ -20762,7 +20762,7 @@
             <w:pPr>
               <w:spacing w:after="20" w:before="0"/>
             </w:pPr>
-            <w:hyperlink w:history="1" r:id="rIdh1w6p6uwtmqywl-yn6hq8">
+            <w:hyperlink w:history="1" r:id="rIdyweb0r5nufcfmovvsycpg">
               <w:r>
                 <w:rPr>
                   <w:rFonts w:ascii="Arial" w:cs="Arial" w:eastAsia="Arial" w:hAnsi="Arial"/>
@@ -20795,7 +20795,7 @@
               <w:spacing w:after="10" w:before="0"/>
               <w:ind w:left="120"/>
             </w:pPr>
-            <w:hyperlink w:history="1" r:id="rIdfffv55k-e5ehovqbyastg">
+            <w:hyperlink w:history="1" r:id="rIdbgtjn7csp1ygglfx92t8x">
               <w:r>
                 <w:rPr>
                   <w:rFonts w:ascii="Arial" w:cs="Arial" w:eastAsia="Arial" w:hAnsi="Arial"/>
@@ -20840,7 +20840,7 @@
             <w:pPr>
               <w:spacing w:after="20" w:before="0"/>
             </w:pPr>
-            <w:hyperlink w:history="1" r:id="rIdzxheiitoy-nacwwlqwa8_">
+            <w:hyperlink w:history="1" r:id="rIdibhrojnqs9h7jzpdemu4h">
               <w:r>
                 <w:rPr>
                   <w:rFonts w:ascii="Arial" w:cs="Arial" w:eastAsia="Arial" w:hAnsi="Arial"/>
@@ -20873,7 +20873,7 @@
               <w:spacing w:after="10" w:before="0"/>
               <w:ind w:left="120"/>
             </w:pPr>
-            <w:hyperlink w:history="1" r:id="rIdcdiwpitufkjmskayhhay1">
+            <w:hyperlink w:history="1" r:id="rIdo7tv224hbrwvs_ijgt39n">
               <w:r>
                 <w:rPr>
                   <w:rFonts w:ascii="Arial" w:cs="Arial" w:eastAsia="Arial" w:hAnsi="Arial"/>
@@ -21020,32 +21020,32 @@
         <w:tc>
           <w:tcPr>
             <w:tcW w:type="dxa" w:w="1520"/>
-            <w:shd w:fill="F2F2F2" w:color="auto" w:val="clear"/>
-            <w:tcMar>
-              <w:top w:type="dxa" w:w="60"/>
-              <w:left w:type="dxa" w:w="120"/>
-              <w:bottom w:type="dxa" w:w="60"/>
-              <w:right w:type="dxa" w:w="120"/>
-            </w:tcMar>
-            <w:vAlign w:val="top"/>
-          </w:tcPr>
-          <w:p>
-            <w:pPr>
-              <w:spacing w:after="40" w:before="0"/>
-              <w:jc w:val="left"/>
-            </w:pPr>
-            <w:r>
-              <w:rPr>
-                <w:rFonts w:ascii="Arial" w:cs="Arial" w:eastAsia="Arial" w:hAnsi="Arial"/>
-                <w:b/>
-                <w:bCs/>
-                <w:i w:val="false"/>
-                <w:iCs w:val="false"/>
-                <w:color w:val="000000"/>
-                <w:sz w:val="18"/>
-                <w:szCs w:val="18"/>
-              </w:rPr>
-              <w:t xml:space="preserve">Phase 4 — Driving Question Board (DQB) Update</w:t>
+            <w:shd w:fill="FCE4D6" w:color="auto" w:val="clear"/>
+            <w:tcMar>
+              <w:top w:type="dxa" w:w="60"/>
+              <w:left w:type="dxa" w:w="120"/>
+              <w:bottom w:type="dxa" w:w="60"/>
+              <w:right w:type="dxa" w:w="120"/>
+            </w:tcMar>
+            <w:vAlign w:val="top"/>
+          </w:tcPr>
+          <w:p>
+            <w:pPr>
+              <w:spacing w:after="40" w:before="0"/>
+              <w:jc w:val="left"/>
+            </w:pPr>
+            <w:r>
+              <w:rPr>
+                <w:rFonts w:ascii="Arial" w:cs="Arial" w:eastAsia="Arial" w:hAnsi="Arial"/>
+                <w:b/>
+                <w:bCs/>
+                <w:i w:val="false"/>
+                <w:iCs w:val="false"/>
+                <w:color w:val="000000"/>
+                <w:sz w:val="18"/>
+                <w:szCs w:val="18"/>
+              </w:rPr>
+              <w:t xml:space="preserve">Driving Question Board (DQB) Creation</w:t>
             </w:r>
           </w:p>
           <w:p>
@@ -21068,7 +21068,7 @@
             <w:pPr>
               <w:spacing w:after="20" w:before="0"/>
             </w:pPr>
-            <w:hyperlink w:history="1" r:id="rIdw79_txrme2p0v4geeqbzn">
+            <w:hyperlink w:history="1" r:id="rIdlceu5se-vkakgbjw1ke4h">
               <w:r>
                 <w:rPr>
                   <w:rFonts w:ascii="Arial" w:cs="Arial" w:eastAsia="Arial" w:hAnsi="Arial"/>
@@ -21101,7 +21101,7 @@
               <w:spacing w:after="10" w:before="0"/>
               <w:ind w:left="120"/>
             </w:pPr>
-            <w:hyperlink w:history="1" r:id="rIdaxgwqdfqt6m0tsdylh54m">
+            <w:hyperlink w:history="1" r:id="rIdyhtjrreieyp7hfzzjtc_9">
               <w:r>
                 <w:rPr>
                   <w:rFonts w:ascii="Arial" w:cs="Arial" w:eastAsia="Arial" w:hAnsi="Arial"/>
@@ -21146,7 +21146,7 @@
             <w:pPr>
               <w:spacing w:after="20" w:before="0"/>
             </w:pPr>
-            <w:hyperlink w:history="1" r:id="rIdt0phnqm5ka9mvt2onzfr6">
+            <w:hyperlink w:history="1" r:id="rIdkqqi7gwnncdmazkuyca_i">
               <w:r>
                 <w:rPr>
                   <w:rFonts w:ascii="Arial" w:cs="Arial" w:eastAsia="Arial" w:hAnsi="Arial"/>
@@ -21179,7 +21179,7 @@
               <w:spacing w:after="10" w:before="0"/>
               <w:ind w:left="120"/>
             </w:pPr>
-            <w:hyperlink w:history="1" r:id="rIdgzxcfojjwpx70pkinzv_q">
+            <w:hyperlink w:history="1" r:id="rId2uldwuwrvudxxcrqe7wvl">
               <w:r>
                 <w:rPr>
                   <w:rFonts w:ascii="Arial" w:cs="Arial" w:eastAsia="Arial" w:hAnsi="Arial"/>
@@ -21326,32 +21326,32 @@
         <w:tc>
           <w:tcPr>
             <w:tcW w:type="dxa" w:w="1520"/>
-            <w:shd w:fill="F2F2F2" w:color="auto" w:val="clear"/>
-            <w:tcMar>
-              <w:top w:type="dxa" w:w="60"/>
-              <w:left w:type="dxa" w:w="120"/>
-              <w:bottom w:type="dxa" w:w="60"/>
-              <w:right w:type="dxa" w:w="120"/>
-            </w:tcMar>
-            <w:vAlign w:val="top"/>
-          </w:tcPr>
-          <w:p>
-            <w:pPr>
-              <w:spacing w:after="40" w:before="0"/>
-              <w:jc w:val="left"/>
-            </w:pPr>
-            <w:r>
-              <w:rPr>
-                <w:rFonts w:ascii="Arial" w:cs="Arial" w:eastAsia="Arial" w:hAnsi="Arial"/>
-                <w:b/>
-                <w:bCs/>
-                <w:i w:val="false"/>
-                <w:iCs w:val="false"/>
-                <w:color w:val="000000"/>
-                <w:sz w:val="18"/>
-                <w:szCs w:val="18"/>
-              </w:rPr>
-              <w:t xml:space="preserve">Phase 5 — Model Building (Gallery Display &amp; Documentation)</w:t>
+            <w:shd w:fill="D5E8F0" w:color="auto" w:val="clear"/>
+            <w:tcMar>
+              <w:top w:type="dxa" w:w="60"/>
+              <w:left w:type="dxa" w:w="120"/>
+              <w:bottom w:type="dxa" w:w="60"/>
+              <w:right w:type="dxa" w:w="120"/>
+            </w:tcMar>
+            <w:vAlign w:val="top"/>
+          </w:tcPr>
+          <w:p>
+            <w:pPr>
+              <w:spacing w:after="40" w:before="0"/>
+              <w:jc w:val="left"/>
+            </w:pPr>
+            <w:r>
+              <w:rPr>
+                <w:rFonts w:ascii="Arial" w:cs="Arial" w:eastAsia="Arial" w:hAnsi="Arial"/>
+                <w:b/>
+                <w:bCs/>
+                <w:i w:val="false"/>
+                <w:iCs w:val="false"/>
+                <w:color w:val="000000"/>
+                <w:sz w:val="18"/>
+                <w:szCs w:val="18"/>
+              </w:rPr>
+              <w:t xml:space="preserve">Model Building Phase</w:t>
             </w:r>
           </w:p>
           <w:p>
@@ -21374,7 +21374,7 @@
             <w:pPr>
               <w:spacing w:after="20" w:before="0"/>
             </w:pPr>
-            <w:hyperlink w:history="1" r:id="rIdurzcuc4nhcljpofsiczsx">
+            <w:hyperlink w:history="1" r:id="rIdrldhhz-flwfmhhurmirsh">
               <w:r>
                 <w:rPr>
                   <w:rFonts w:ascii="Arial" w:cs="Arial" w:eastAsia="Arial" w:hAnsi="Arial"/>
@@ -21407,7 +21407,7 @@
               <w:spacing w:after="10" w:before="0"/>
               <w:ind w:left="120"/>
             </w:pPr>
-            <w:hyperlink w:history="1" r:id="rIdfwvm5fsj9zol-oapksbzt">
+            <w:hyperlink w:history="1" r:id="rId6zezsrufdikcy13qpg8ed">
               <w:r>
                 <w:rPr>
                   <w:rFonts w:ascii="Arial" w:cs="Arial" w:eastAsia="Arial" w:hAnsi="Arial"/>
@@ -21452,7 +21452,7 @@
             <w:pPr>
               <w:spacing w:after="20" w:before="0"/>
             </w:pPr>
-            <w:hyperlink w:history="1" r:id="rIddknc0eeadjei6-t2w_i2b">
+            <w:hyperlink w:history="1" r:id="rIdmmb3bxsi7_kjxx84s_wbv">
               <w:r>
                 <w:rPr>
                   <w:rFonts w:ascii="Arial" w:cs="Arial" w:eastAsia="Arial" w:hAnsi="Arial"/>
@@ -21485,7 +21485,7 @@
               <w:spacing w:after="10" w:before="0"/>
               <w:ind w:left="120"/>
             </w:pPr>
-            <w:hyperlink w:history="1" r:id="rIdhzn4d7vi4malj2umn_mcf">
+            <w:hyperlink w:history="1" r:id="rIdcoasqdkylri3qmsc6phme">
               <w:r>
                 <w:rPr>
                   <w:rFonts w:ascii="Arial" w:cs="Arial" w:eastAsia="Arial" w:hAnsi="Arial"/>
@@ -22924,32 +22924,32 @@
         <w:tc>
           <w:tcPr>
             <w:tcW w:type="dxa" w:w="1520"/>
-            <w:shd w:fill="F2F2F2" w:color="auto" w:val="clear"/>
-            <w:tcMar>
-              <w:top w:type="dxa" w:w="60"/>
-              <w:left w:type="dxa" w:w="120"/>
-              <w:bottom w:type="dxa" w:w="60"/>
-              <w:right w:type="dxa" w:w="120"/>
-            </w:tcMar>
-            <w:vAlign w:val="top"/>
-          </w:tcPr>
-          <w:p>
-            <w:pPr>
-              <w:spacing w:after="40" w:before="0"/>
-              <w:jc w:val="left"/>
-            </w:pPr>
-            <w:r>
-              <w:rPr>
-                <w:rFonts w:ascii="Arial" w:cs="Arial" w:eastAsia="Arial" w:hAnsi="Arial"/>
-                <w:b/>
-                <w:bCs/>
-                <w:i w:val="false"/>
-                <w:iCs w:val="false"/>
-                <w:color w:val="000000"/>
-                <w:sz w:val="18"/>
-                <w:szCs w:val="18"/>
-              </w:rPr>
-              <w:t xml:space="preserve">Phase 1 — Predict: Revisiting Lesson 1 Predictions (10 minutes)</w:t>
+            <w:shd w:fill="EAD1F5" w:color="auto" w:val="clear"/>
+            <w:tcMar>
+              <w:top w:type="dxa" w:w="60"/>
+              <w:left w:type="dxa" w:w="120"/>
+              <w:bottom w:type="dxa" w:w="60"/>
+              <w:right w:type="dxa" w:w="120"/>
+            </w:tcMar>
+            <w:vAlign w:val="top"/>
+          </w:tcPr>
+          <w:p>
+            <w:pPr>
+              <w:spacing w:after="40" w:before="0"/>
+              <w:jc w:val="left"/>
+            </w:pPr>
+            <w:r>
+              <w:rPr>
+                <w:rFonts w:ascii="Arial" w:cs="Arial" w:eastAsia="Arial" w:hAnsi="Arial"/>
+                <w:b/>
+                <w:bCs/>
+                <w:i w:val="false"/>
+                <w:iCs w:val="false"/>
+                <w:color w:val="000000"/>
+                <w:sz w:val="18"/>
+                <w:szCs w:val="18"/>
+              </w:rPr>
+              <w:t xml:space="preserve">Predict Phase</w:t>
             </w:r>
           </w:p>
           <w:p>
@@ -22972,7 +22972,7 @@
             <w:pPr>
               <w:spacing w:after="20" w:before="0"/>
             </w:pPr>
-            <w:hyperlink w:history="1" r:id="rIdasmdw5x5ggxwzthziokyr">
+            <w:hyperlink w:history="1" r:id="rIdtxvzvfn-ssffrkq5c6rn-">
               <w:r>
                 <w:rPr>
                   <w:rFonts w:ascii="Arial" w:cs="Arial" w:eastAsia="Arial" w:hAnsi="Arial"/>
@@ -23005,7 +23005,7 @@
               <w:spacing w:after="10" w:before="0"/>
               <w:ind w:left="120"/>
             </w:pPr>
-            <w:hyperlink w:history="1" r:id="rIdb9toaiudkczbnotb7ldag">
+            <w:hyperlink w:history="1" r:id="rIdddyzglogrd46blznqpjca">
               <w:r>
                 <w:rPr>
                   <w:rFonts w:ascii="Arial" w:cs="Arial" w:eastAsia="Arial" w:hAnsi="Arial"/>
@@ -23050,7 +23050,7 @@
             <w:pPr>
               <w:spacing w:after="20" w:before="0"/>
             </w:pPr>
-            <w:hyperlink w:history="1" r:id="rIdyksezdyzlwnj4nqmrntjz">
+            <w:hyperlink w:history="1" r:id="rIdza457ctz59j3rbumqu2cd">
               <w:r>
                 <w:rPr>
                   <w:rFonts w:ascii="Arial" w:cs="Arial" w:eastAsia="Arial" w:hAnsi="Arial"/>
@@ -23083,7 +23083,7 @@
               <w:spacing w:after="10" w:before="0"/>
               <w:ind w:left="120"/>
             </w:pPr>
-            <w:hyperlink w:history="1" r:id="rIdvgngxuefdyb9cuorsidfn">
+            <w:hyperlink w:history="1" r:id="rIdg26p-swt151qybjygulwx">
               <w:r>
                 <w:rPr>
                   <w:rFonts w:ascii="Arial" w:cs="Arial" w:eastAsia="Arial" w:hAnsi="Arial"/>
@@ -23230,32 +23230,32 @@
         <w:tc>
           <w:tcPr>
             <w:tcW w:type="dxa" w:w="1520"/>
-            <w:shd w:fill="F2F2F2" w:color="auto" w:val="clear"/>
-            <w:tcMar>
-              <w:top w:type="dxa" w:w="60"/>
-              <w:left w:type="dxa" w:w="120"/>
-              <w:bottom w:type="dxa" w:w="60"/>
-              <w:right w:type="dxa" w:w="120"/>
-            </w:tcMar>
-            <w:vAlign w:val="top"/>
-          </w:tcPr>
-          <w:p>
-            <w:pPr>
-              <w:spacing w:after="40" w:before="0"/>
-              <w:jc w:val="left"/>
-            </w:pPr>
-            <w:r>
-              <w:rPr>
-                <w:rFonts w:ascii="Arial" w:cs="Arial" w:eastAsia="Arial" w:hAnsi="Arial"/>
-                <w:b/>
-                <w:bCs/>
-                <w:i w:val="false"/>
-                <w:iCs w:val="false"/>
-                <w:color w:val="000000"/>
-                <w:sz w:val="18"/>
-                <w:szCs w:val="18"/>
-              </w:rPr>
-              <w:t xml:space="preserve">Phase 2 — Observe: Project Gallery Walk Presentations (20 minutes)</w:t>
+            <w:shd w:fill="D9EEF1" w:color="auto" w:val="clear"/>
+            <w:tcMar>
+              <w:top w:type="dxa" w:w="60"/>
+              <w:left w:type="dxa" w:w="120"/>
+              <w:bottom w:type="dxa" w:w="60"/>
+              <w:right w:type="dxa" w:w="120"/>
+            </w:tcMar>
+            <w:vAlign w:val="top"/>
+          </w:tcPr>
+          <w:p>
+            <w:pPr>
+              <w:spacing w:after="40" w:before="0"/>
+              <w:jc w:val="left"/>
+            </w:pPr>
+            <w:r>
+              <w:rPr>
+                <w:rFonts w:ascii="Arial" w:cs="Arial" w:eastAsia="Arial" w:hAnsi="Arial"/>
+                <w:b/>
+                <w:bCs/>
+                <w:i w:val="false"/>
+                <w:iCs w:val="false"/>
+                <w:color w:val="000000"/>
+                <w:sz w:val="18"/>
+                <w:szCs w:val="18"/>
+              </w:rPr>
+              <w:t xml:space="preserve">Observe Phase</w:t>
             </w:r>
           </w:p>
           <w:p>
@@ -23278,7 +23278,7 @@
             <w:pPr>
               <w:spacing w:after="20" w:before="0"/>
             </w:pPr>
-            <w:hyperlink w:history="1" r:id="rId5cm0wlaf0y3uvhozl_teo">
+            <w:hyperlink w:history="1" r:id="rIdi_fp5cwxdd6ry_g21n-ep">
               <w:r>
                 <w:rPr>
                   <w:rFonts w:ascii="Arial" w:cs="Arial" w:eastAsia="Arial" w:hAnsi="Arial"/>
@@ -23311,7 +23311,7 @@
               <w:spacing w:after="10" w:before="0"/>
               <w:ind w:left="120"/>
             </w:pPr>
-            <w:hyperlink w:history="1" r:id="rId9vqonfstvqby9g_kqwxkk">
+            <w:hyperlink w:history="1" r:id="rIdsux0jyxtbmpvdiy03yfgu">
               <w:r>
                 <w:rPr>
                   <w:rFonts w:ascii="Arial" w:cs="Arial" w:eastAsia="Arial" w:hAnsi="Arial"/>
@@ -23356,7 +23356,7 @@
             <w:pPr>
               <w:spacing w:after="20" w:before="0"/>
             </w:pPr>
-            <w:hyperlink w:history="1" r:id="rIdjaaehqoxsqzpxkrxt93mo">
+            <w:hyperlink w:history="1" r:id="rIdfjvtilerz2ugvsev_peuh">
               <w:r>
                 <w:rPr>
                   <w:rFonts w:ascii="Arial" w:cs="Arial" w:eastAsia="Arial" w:hAnsi="Arial"/>
@@ -23389,7 +23389,7 @@
               <w:spacing w:after="10" w:before="0"/>
               <w:ind w:left="120"/>
             </w:pPr>
-            <w:hyperlink w:history="1" r:id="rIdohasp31nba9micwqoga1k">
+            <w:hyperlink w:history="1" r:id="rIdmio3naptdhpcvedvfuu8t">
               <w:r>
                 <w:rPr>
                   <w:rFonts w:ascii="Arial" w:cs="Arial" w:eastAsia="Arial" w:hAnsi="Arial"/>
@@ -23536,32 +23536,32 @@
         <w:tc>
           <w:tcPr>
             <w:tcW w:type="dxa" w:w="1520"/>
-            <w:shd w:fill="F2F2F2" w:color="auto" w:val="clear"/>
-            <w:tcMar>
-              <w:top w:type="dxa" w:w="60"/>
-              <w:left w:type="dxa" w:w="120"/>
-              <w:bottom w:type="dxa" w:w="60"/>
-              <w:right w:type="dxa" w:w="120"/>
-            </w:tcMar>
-            <w:vAlign w:val="top"/>
-          </w:tcPr>
-          <w:p>
-            <w:pPr>
-              <w:spacing w:after="40" w:before="0"/>
-              <w:jc w:val="left"/>
-            </w:pPr>
-            <w:r>
-              <w:rPr>
-                <w:rFonts w:ascii="Arial" w:cs="Arial" w:eastAsia="Arial" w:hAnsi="Arial"/>
-                <w:b/>
-                <w:bCs/>
-                <w:i w:val="false"/>
-                <w:iCs w:val="false"/>
-                <w:color w:val="000000"/>
-                <w:sz w:val="18"/>
-                <w:szCs w:val="18"/>
-              </w:rPr>
-              <w:t xml:space="preserve">Phase 3 — Explain: Final Annotated Volume-Relationship Diagram (20 minutes)</w:t>
+            <w:shd w:fill="E2EFDA" w:color="auto" w:val="clear"/>
+            <w:tcMar>
+              <w:top w:type="dxa" w:w="60"/>
+              <w:left w:type="dxa" w:w="120"/>
+              <w:bottom w:type="dxa" w:w="60"/>
+              <w:right w:type="dxa" w:w="120"/>
+            </w:tcMar>
+            <w:vAlign w:val="top"/>
+          </w:tcPr>
+          <w:p>
+            <w:pPr>
+              <w:spacing w:after="40" w:before="0"/>
+              <w:jc w:val="left"/>
+            </w:pPr>
+            <w:r>
+              <w:rPr>
+                <w:rFonts w:ascii="Arial" w:cs="Arial" w:eastAsia="Arial" w:hAnsi="Arial"/>
+                <w:b/>
+                <w:bCs/>
+                <w:i w:val="false"/>
+                <w:iCs w:val="false"/>
+                <w:color w:val="000000"/>
+                <w:sz w:val="18"/>
+                <w:szCs w:val="18"/>
+              </w:rPr>
+              <w:t xml:space="preserve">Explain Phase</w:t>
             </w:r>
           </w:p>
           <w:p>
@@ -23584,7 +23584,7 @@
             <w:pPr>
               <w:spacing w:after="20" w:before="0"/>
             </w:pPr>
-            <w:hyperlink w:history="1" r:id="rIdjxlzhpwi31pkld3fyti2f">
+            <w:hyperlink w:history="1" r:id="rId4c6n52jwcfsnjeuyzdg3b">
               <w:r>
                 <w:rPr>
                   <w:rFonts w:ascii="Arial" w:cs="Arial" w:eastAsia="Arial" w:hAnsi="Arial"/>
@@ -23617,7 +23617,7 @@
               <w:spacing w:after="10" w:before="0"/>
               <w:ind w:left="120"/>
             </w:pPr>
-            <w:hyperlink w:history="1" r:id="rIdnxssrcxoy9mfoysvww3j4">
+            <w:hyperlink w:history="1" r:id="rIdrf2i6lt5fy9veuqvpss7k">
               <w:r>
                 <w:rPr>
                   <w:rFonts w:ascii="Arial" w:cs="Arial" w:eastAsia="Arial" w:hAnsi="Arial"/>
@@ -23662,7 +23662,7 @@
             <w:pPr>
               <w:spacing w:after="20" w:before="0"/>
             </w:pPr>
-            <w:hyperlink w:history="1" r:id="rId_lkbxpubqhlim96r6uqqm">
+            <w:hyperlink w:history="1" r:id="rIdqallamohaw-r0h-t9bl2f">
               <w:r>
                 <w:rPr>
                   <w:rFonts w:ascii="Arial" w:cs="Arial" w:eastAsia="Arial" w:hAnsi="Arial"/>
@@ -23695,7 +23695,7 @@
               <w:spacing w:after="10" w:before="0"/>
               <w:ind w:left="120"/>
             </w:pPr>
-            <w:hyperlink w:history="1" r:id="rId6edxvccld8eoytfmrxvhe">
+            <w:hyperlink w:history="1" r:id="rIdvttxzonjqtcyie-khmd6m">
               <w:r>
                 <w:rPr>
                   <w:rFonts w:ascii="Arial" w:cs="Arial" w:eastAsia="Arial" w:hAnsi="Arial"/>
@@ -23842,32 +23842,32 @@
         <w:tc>
           <w:tcPr>
             <w:tcW w:type="dxa" w:w="1520"/>
-            <w:shd w:fill="F2F2F2" w:color="auto" w:val="clear"/>
-            <w:tcMar>
-              <w:top w:type="dxa" w:w="60"/>
-              <w:left w:type="dxa" w:w="120"/>
-              <w:bottom w:type="dxa" w:w="60"/>
-              <w:right w:type="dxa" w:w="120"/>
-            </w:tcMar>
-            <w:vAlign w:val="top"/>
-          </w:tcPr>
-          <w:p>
-            <w:pPr>
-              <w:spacing w:after="40" w:before="0"/>
-              <w:jc w:val="left"/>
-            </w:pPr>
-            <w:r>
-              <w:rPr>
-                <w:rFonts w:ascii="Arial" w:cs="Arial" w:eastAsia="Arial" w:hAnsi="Arial"/>
-                <w:b/>
-                <w:bCs/>
-                <w:i w:val="false"/>
-                <w:iCs w:val="false"/>
-                <w:color w:val="000000"/>
-                <w:sz w:val="18"/>
-                <w:szCs w:val="18"/>
-              </w:rPr>
-              <w:t xml:space="preserve">Phase 4 — Driving Question Board Completion (5 minutes)</w:t>
+            <w:shd w:fill="FCE4D6" w:color="auto" w:val="clear"/>
+            <w:tcMar>
+              <w:top w:type="dxa" w:w="60"/>
+              <w:left w:type="dxa" w:w="120"/>
+              <w:bottom w:type="dxa" w:w="60"/>
+              <w:right w:type="dxa" w:w="120"/>
+            </w:tcMar>
+            <w:vAlign w:val="top"/>
+          </w:tcPr>
+          <w:p>
+            <w:pPr>
+              <w:spacing w:after="40" w:before="0"/>
+              <w:jc w:val="left"/>
+            </w:pPr>
+            <w:r>
+              <w:rPr>
+                <w:rFonts w:ascii="Arial" w:cs="Arial" w:eastAsia="Arial" w:hAnsi="Arial"/>
+                <w:b/>
+                <w:bCs/>
+                <w:i w:val="false"/>
+                <w:iCs w:val="false"/>
+                <w:color w:val="000000"/>
+                <w:sz w:val="18"/>
+                <w:szCs w:val="18"/>
+              </w:rPr>
+              <w:t xml:space="preserve">Driving Question Board (DQB) Creation</w:t>
             </w:r>
           </w:p>
           <w:p>
@@ -23890,7 +23890,7 @@
             <w:pPr>
               <w:spacing w:after="20" w:before="0"/>
             </w:pPr>
-            <w:hyperlink w:history="1" r:id="rId0doxizavct8u27p2i0tib">
+            <w:hyperlink w:history="1" r:id="rIdoldo-dcarqy81_49sumhl">
               <w:r>
                 <w:rPr>
                   <w:rFonts w:ascii="Arial" w:cs="Arial" w:eastAsia="Arial" w:hAnsi="Arial"/>
@@ -23923,7 +23923,7 @@
               <w:spacing w:after="10" w:before="0"/>
               <w:ind w:left="120"/>
             </w:pPr>
-            <w:hyperlink w:history="1" r:id="rIdv2fqlcawfrmz2sxfvorqw">
+            <w:hyperlink w:history="1" r:id="rIdr7frxm-edpvuwuwdqao56">
               <w:r>
                 <w:rPr>
                   <w:rFonts w:ascii="Arial" w:cs="Arial" w:eastAsia="Arial" w:hAnsi="Arial"/>
@@ -23968,7 +23968,7 @@
             <w:pPr>
               <w:spacing w:after="20" w:before="0"/>
             </w:pPr>
-            <w:hyperlink w:history="1" r:id="rIdg6v_upxqcxswpu61pqws4">
+            <w:hyperlink w:history="1" r:id="rIdrwhu3dzopc1wuo6jn8ybf">
               <w:r>
                 <w:rPr>
                   <w:rFonts w:ascii="Arial" w:cs="Arial" w:eastAsia="Arial" w:hAnsi="Arial"/>
@@ -24001,7 +24001,7 @@
               <w:spacing w:after="10" w:before="0"/>
               <w:ind w:left="120"/>
             </w:pPr>
-            <w:hyperlink w:history="1" r:id="rIdxq1kdnlzwd3kims4hnenl">
+            <w:hyperlink w:history="1" r:id="rIdwqiipflafn2tuuaj3kumt">
               <w:r>
                 <w:rPr>
                   <w:rFonts w:ascii="Arial" w:cs="Arial" w:eastAsia="Arial" w:hAnsi="Arial"/>
@@ -24148,32 +24148,32 @@
         <w:tc>
           <w:tcPr>
             <w:tcW w:type="dxa" w:w="1520"/>
-            <w:shd w:fill="F2F2F2" w:color="auto" w:val="clear"/>
-            <w:tcMar>
-              <w:top w:type="dxa" w:w="60"/>
-              <w:left w:type="dxa" w:w="120"/>
-              <w:bottom w:type="dxa" w:w="60"/>
-              <w:right w:type="dxa" w:w="120"/>
-            </w:tcMar>
-            <w:vAlign w:val="top"/>
-          </w:tcPr>
-          <w:p>
-            <w:pPr>
-              <w:spacing w:after="40" w:before="0"/>
-              <w:jc w:val="left"/>
-            </w:pPr>
-            <w:r>
-              <w:rPr>
-                <w:rFonts w:ascii="Arial" w:cs="Arial" w:eastAsia="Arial" w:hAnsi="Arial"/>
-                <w:b/>
-                <w:bCs/>
-                <w:i w:val="false"/>
-                <w:iCs w:val="false"/>
-                <w:color w:val="000000"/>
-                <w:sz w:val="18"/>
-                <w:szCs w:val="18"/>
-              </w:rPr>
-              <w:t xml:space="preserve">Phase 5 — Model Building Culmination: Written Class Activity &amp; Debrief (25 minutes)</w:t>
+            <w:shd w:fill="D5E8F0" w:color="auto" w:val="clear"/>
+            <w:tcMar>
+              <w:top w:type="dxa" w:w="60"/>
+              <w:left w:type="dxa" w:w="120"/>
+              <w:bottom w:type="dxa" w:w="60"/>
+              <w:right w:type="dxa" w:w="120"/>
+            </w:tcMar>
+            <w:vAlign w:val="top"/>
+          </w:tcPr>
+          <w:p>
+            <w:pPr>
+              <w:spacing w:after="40" w:before="0"/>
+              <w:jc w:val="left"/>
+            </w:pPr>
+            <w:r>
+              <w:rPr>
+                <w:rFonts w:ascii="Arial" w:cs="Arial" w:eastAsia="Arial" w:hAnsi="Arial"/>
+                <w:b/>
+                <w:bCs/>
+                <w:i w:val="false"/>
+                <w:iCs w:val="false"/>
+                <w:color w:val="000000"/>
+                <w:sz w:val="18"/>
+                <w:szCs w:val="18"/>
+              </w:rPr>
+              <w:t xml:space="preserve">Model Building Phase</w:t>
             </w:r>
           </w:p>
           <w:p>
@@ -24196,7 +24196,7 @@
             <w:pPr>
               <w:spacing w:after="20" w:before="0"/>
             </w:pPr>
-            <w:hyperlink w:history="1" r:id="rId0ivivvuchc57_osmbgx8h">
+            <w:hyperlink w:history="1" r:id="rIde_3ekh9vvama4wapr2xo-">
               <w:r>
                 <w:rPr>
                   <w:rFonts w:ascii="Arial" w:cs="Arial" w:eastAsia="Arial" w:hAnsi="Arial"/>
@@ -24229,7 +24229,7 @@
               <w:spacing w:after="10" w:before="0"/>
               <w:ind w:left="120"/>
             </w:pPr>
-            <w:hyperlink w:history="1" r:id="rIdv2khcbubhw_l4ub064dnu">
+            <w:hyperlink w:history="1" r:id="rIdkqmq0dyx8vcymlexutoql">
               <w:r>
                 <w:rPr>
                   <w:rFonts w:ascii="Arial" w:cs="Arial" w:eastAsia="Arial" w:hAnsi="Arial"/>
@@ -24274,7 +24274,7 @@
             <w:pPr>
               <w:spacing w:after="20" w:before="0"/>
             </w:pPr>
-            <w:hyperlink w:history="1" r:id="rIdtg2g_otunx2jnujj2qqse">
+            <w:hyperlink w:history="1" r:id="rId6_h2jt4honyqnoqfz8pwf">
               <w:r>
                 <w:rPr>
                   <w:rFonts w:ascii="Arial" w:cs="Arial" w:eastAsia="Arial" w:hAnsi="Arial"/>
@@ -24307,7 +24307,7 @@
               <w:spacing w:after="10" w:before="0"/>
               <w:ind w:left="120"/>
             </w:pPr>
-            <w:hyperlink w:history="1" r:id="rIdvlq92hljudoic-c4n3mah">
+            <w:hyperlink w:history="1" r:id="rIdq2ijdcewvly3fpwa9rkgz">
               <w:r>
                 <w:rPr>
                   <w:rFonts w:ascii="Arial" w:cs="Arial" w:eastAsia="Arial" w:hAnsi="Arial"/>

--- a/data/outputs/v2/Essential_Mathematics/SS2.7_Volume_and_Capacity/Essential_Mathematics_Volume_and_Capacity_CBE_LessonSequence.docx
+++ b/data/outputs/v2/Essential_Mathematics/SS2.7_Volume_and_Capacity/Essential_Mathematics_Volume_and_Capacity_CBE_LessonSequence.docx
@@ -3047,7 +3047,7 @@
             <w:pPr>
               <w:spacing w:after="20" w:before="0"/>
             </w:pPr>
-            <w:hyperlink w:history="1" r:id="rIdedpggubq9k5bmlw9su319">
+            <w:hyperlink w:history="1" r:id="rIdoggmzsxkdfbwvroi3yicp">
               <w:r>
                 <w:rPr>
                   <w:rFonts w:ascii="Arial" w:cs="Arial" w:eastAsia="Arial" w:hAnsi="Arial"/>
@@ -3080,7 +3080,7 @@
               <w:spacing w:after="10" w:before="0"/>
               <w:ind w:left="120"/>
             </w:pPr>
-            <w:hyperlink w:history="1" r:id="rIdyyiqpsnwm0mhin5ykbwee">
+            <w:hyperlink w:history="1" r:id="rIda3oy_jrwkoworysxusfro">
               <w:r>
                 <w:rPr>
                   <w:rFonts w:ascii="Arial" w:cs="Arial" w:eastAsia="Arial" w:hAnsi="Arial"/>
@@ -3125,7 +3125,7 @@
             <w:pPr>
               <w:spacing w:after="20" w:before="0"/>
             </w:pPr>
-            <w:hyperlink w:history="1" r:id="rIdszyjouatau3myutgqkfhi">
+            <w:hyperlink w:history="1" r:id="rIdiaofejdxbis4ie3ohmrsn">
               <w:r>
                 <w:rPr>
                   <w:rFonts w:ascii="Arial" w:cs="Arial" w:eastAsia="Arial" w:hAnsi="Arial"/>
@@ -3158,7 +3158,7 @@
               <w:spacing w:after="10" w:before="0"/>
               <w:ind w:left="120"/>
             </w:pPr>
-            <w:hyperlink w:history="1" r:id="rId_ena6vucyoy61pfljrypn">
+            <w:hyperlink w:history="1" r:id="rId89keaseirjpyzwqah9gwo">
               <w:r>
                 <w:rPr>
                   <w:rFonts w:ascii="Arial" w:cs="Arial" w:eastAsia="Arial" w:hAnsi="Arial"/>
@@ -3353,7 +3353,7 @@
             <w:pPr>
               <w:spacing w:after="20" w:before="0"/>
             </w:pPr>
-            <w:hyperlink w:history="1" r:id="rIdfztakbucztsxdhsf51md9">
+            <w:hyperlink w:history="1" r:id="rIdvq4t8y6omjce5izeetjml">
               <w:r>
                 <w:rPr>
                   <w:rFonts w:ascii="Arial" w:cs="Arial" w:eastAsia="Arial" w:hAnsi="Arial"/>
@@ -3386,7 +3386,7 @@
               <w:spacing w:after="10" w:before="0"/>
               <w:ind w:left="120"/>
             </w:pPr>
-            <w:hyperlink w:history="1" r:id="rIddxdmxzmxrjn__ejo868k9">
+            <w:hyperlink w:history="1" r:id="rId74421sjcvfw7zfnorzf4e">
               <w:r>
                 <w:rPr>
                   <w:rFonts w:ascii="Arial" w:cs="Arial" w:eastAsia="Arial" w:hAnsi="Arial"/>
@@ -3431,7 +3431,7 @@
             <w:pPr>
               <w:spacing w:after="20" w:before="0"/>
             </w:pPr>
-            <w:hyperlink w:history="1" r:id="rIdnhjdbxqnd35umen2wa2_e">
+            <w:hyperlink w:history="1" r:id="rIdg6lulcrum0fhccwq-tgqu">
               <w:r>
                 <w:rPr>
                   <w:rFonts w:ascii="Arial" w:cs="Arial" w:eastAsia="Arial" w:hAnsi="Arial"/>
@@ -3464,7 +3464,7 @@
               <w:spacing w:after="10" w:before="0"/>
               <w:ind w:left="120"/>
             </w:pPr>
-            <w:hyperlink w:history="1" r:id="rIdd7yewmwbbv4m0svjka_2z">
+            <w:hyperlink w:history="1" r:id="rIdhujm1aj1rm18fo8p1ailu">
               <w:r>
                 <w:rPr>
                   <w:rFonts w:ascii="Arial" w:cs="Arial" w:eastAsia="Arial" w:hAnsi="Arial"/>
@@ -3659,7 +3659,7 @@
             <w:pPr>
               <w:spacing w:after="20" w:before="0"/>
             </w:pPr>
-            <w:hyperlink w:history="1" r:id="rIdinmc6cft3izv60t_mz4bm">
+            <w:hyperlink w:history="1" r:id="rId3kwwghaqemjxfdqhiw6ll">
               <w:r>
                 <w:rPr>
                   <w:rFonts w:ascii="Arial" w:cs="Arial" w:eastAsia="Arial" w:hAnsi="Arial"/>
@@ -3692,7 +3692,7 @@
               <w:spacing w:after="10" w:before="0"/>
               <w:ind w:left="120"/>
             </w:pPr>
-            <w:hyperlink w:history="1" r:id="rIdld1cyak82xke8adgb98k8">
+            <w:hyperlink w:history="1" r:id="rIdkwabs7a8zj157kv7gj8ml">
               <w:r>
                 <w:rPr>
                   <w:rFonts w:ascii="Arial" w:cs="Arial" w:eastAsia="Arial" w:hAnsi="Arial"/>
@@ -3737,7 +3737,7 @@
             <w:pPr>
               <w:spacing w:after="20" w:before="0"/>
             </w:pPr>
-            <w:hyperlink w:history="1" r:id="rIdakudy083whpnmovw-npam">
+            <w:hyperlink w:history="1" r:id="rIdjee9a9tk5qags_nq2sjv4">
               <w:r>
                 <w:rPr>
                   <w:rFonts w:ascii="Arial" w:cs="Arial" w:eastAsia="Arial" w:hAnsi="Arial"/>
@@ -3770,7 +3770,7 @@
               <w:spacing w:after="10" w:before="0"/>
               <w:ind w:left="120"/>
             </w:pPr>
-            <w:hyperlink w:history="1" r:id="rIdome3cxhxlhdg-h3cqilsj">
+            <w:hyperlink w:history="1" r:id="rIdn2z285dsnjrovg2xfz2vz">
               <w:r>
                 <w:rPr>
                   <w:rFonts w:ascii="Arial" w:cs="Arial" w:eastAsia="Arial" w:hAnsi="Arial"/>
@@ -3965,7 +3965,7 @@
             <w:pPr>
               <w:spacing w:after="20" w:before="0"/>
             </w:pPr>
-            <w:hyperlink w:history="1" r:id="rIdlehnn5muvqxlqd0q4099d">
+            <w:hyperlink w:history="1" r:id="rId4neo_im7nbdv_nrx5kxl_">
               <w:r>
                 <w:rPr>
                   <w:rFonts w:ascii="Arial" w:cs="Arial" w:eastAsia="Arial" w:hAnsi="Arial"/>
@@ -3998,7 +3998,7 @@
               <w:spacing w:after="10" w:before="0"/>
               <w:ind w:left="120"/>
             </w:pPr>
-            <w:hyperlink w:history="1" r:id="rIdpnzm86bojktzju6dmn8wo">
+            <w:hyperlink w:history="1" r:id="rId-aluvdeazxc_goshlobdi">
               <w:r>
                 <w:rPr>
                   <w:rFonts w:ascii="Arial" w:cs="Arial" w:eastAsia="Arial" w:hAnsi="Arial"/>
@@ -4043,7 +4043,7 @@
             <w:pPr>
               <w:spacing w:after="20" w:before="0"/>
             </w:pPr>
-            <w:hyperlink w:history="1" r:id="rIdknffzrvr3exzko5rlxsde">
+            <w:hyperlink w:history="1" r:id="rIdwzxsaghmejbljvqnw103h">
               <w:r>
                 <w:rPr>
                   <w:rFonts w:ascii="Arial" w:cs="Arial" w:eastAsia="Arial" w:hAnsi="Arial"/>
@@ -4076,7 +4076,7 @@
               <w:spacing w:after="10" w:before="0"/>
               <w:ind w:left="120"/>
             </w:pPr>
-            <w:hyperlink w:history="1" r:id="rIdufhbvuoogsfq6p6ucq2u8">
+            <w:hyperlink w:history="1" r:id="rId0wvwqbdyacogguyt77czt">
               <w:r>
                 <w:rPr>
                   <w:rFonts w:ascii="Arial" w:cs="Arial" w:eastAsia="Arial" w:hAnsi="Arial"/>
@@ -4271,7 +4271,7 @@
             <w:pPr>
               <w:spacing w:after="20" w:before="0"/>
             </w:pPr>
-            <w:hyperlink w:history="1" r:id="rIda2sx8m3renmmk9xtoqj4v">
+            <w:hyperlink w:history="1" r:id="rIdelzby4hhwi3ojndrqsi3z">
               <w:r>
                 <w:rPr>
                   <w:rFonts w:ascii="Arial" w:cs="Arial" w:eastAsia="Arial" w:hAnsi="Arial"/>
@@ -4304,7 +4304,7 @@
               <w:spacing w:after="10" w:before="0"/>
               <w:ind w:left="120"/>
             </w:pPr>
-            <w:hyperlink w:history="1" r:id="rId-xfoficfwxrdrkb9ekg-z">
+            <w:hyperlink w:history="1" r:id="rIdpvbjt9k1baxmunx-brasl">
               <w:r>
                 <w:rPr>
                   <w:rFonts w:ascii="Arial" w:cs="Arial" w:eastAsia="Arial" w:hAnsi="Arial"/>
@@ -4349,7 +4349,7 @@
             <w:pPr>
               <w:spacing w:after="20" w:before="0"/>
             </w:pPr>
-            <w:hyperlink w:history="1" r:id="rIdbvpaw0updnhqxmkuh-fya">
+            <w:hyperlink w:history="1" r:id="rIdnjblcl907yjmqv-_ceo0b">
               <w:r>
                 <w:rPr>
                   <w:rFonts w:ascii="Arial" w:cs="Arial" w:eastAsia="Arial" w:hAnsi="Arial"/>
@@ -4382,7 +4382,7 @@
               <w:spacing w:after="10" w:before="0"/>
               <w:ind w:left="120"/>
             </w:pPr>
-            <w:hyperlink w:history="1" r:id="rId1mupuapgejnv0xbcvzt7c">
+            <w:hyperlink w:history="1" r:id="rIdnyt0zyfvnl8i0c3sz18wo">
               <w:r>
                 <w:rPr>
                   <w:rFonts w:ascii="Arial" w:cs="Arial" w:eastAsia="Arial" w:hAnsi="Arial"/>
@@ -5869,7 +5869,7 @@
             <w:pPr>
               <w:spacing w:after="20" w:before="0"/>
             </w:pPr>
-            <w:hyperlink w:history="1" r:id="rId0yep7eu8dzm4ayti3-l-e">
+            <w:hyperlink w:history="1" r:id="rIdgi-cw6uj3_fyww1swnnwf">
               <w:r>
                 <w:rPr>
                   <w:rFonts w:ascii="Arial" w:cs="Arial" w:eastAsia="Arial" w:hAnsi="Arial"/>
@@ -5902,7 +5902,7 @@
               <w:spacing w:after="10" w:before="0"/>
               <w:ind w:left="120"/>
             </w:pPr>
-            <w:hyperlink w:history="1" r:id="rIdrxpxb02fgwgqhl2ynjf3d">
+            <w:hyperlink w:history="1" r:id="rIdvyp4ayqtlepsrpsu2k9no">
               <w:r>
                 <w:rPr>
                   <w:rFonts w:ascii="Arial" w:cs="Arial" w:eastAsia="Arial" w:hAnsi="Arial"/>
@@ -5947,7 +5947,7 @@
             <w:pPr>
               <w:spacing w:after="20" w:before="0"/>
             </w:pPr>
-            <w:hyperlink w:history="1" r:id="rIdyvmoub2g-pnevvcwxxtzu">
+            <w:hyperlink w:history="1" r:id="rId7zgipca1eex-1etgrdevd">
               <w:r>
                 <w:rPr>
                   <w:rFonts w:ascii="Arial" w:cs="Arial" w:eastAsia="Arial" w:hAnsi="Arial"/>
@@ -5980,7 +5980,7 @@
               <w:spacing w:after="10" w:before="0"/>
               <w:ind w:left="120"/>
             </w:pPr>
-            <w:hyperlink w:history="1" r:id="rIdpjfk4pqv4qtkpmwwsowbf">
+            <w:hyperlink w:history="1" r:id="rId5a42ufj3xmnlo0aucpips">
               <w:r>
                 <w:rPr>
                   <w:rFonts w:ascii="Arial" w:cs="Arial" w:eastAsia="Arial" w:hAnsi="Arial"/>
@@ -6175,7 +6175,7 @@
             <w:pPr>
               <w:spacing w:after="20" w:before="0"/>
             </w:pPr>
-            <w:hyperlink w:history="1" r:id="rId_jt-wzurxjt722lfdxvlk">
+            <w:hyperlink w:history="1" r:id="rIdljinhnchk0gbk-ezt4s5l">
               <w:r>
                 <w:rPr>
                   <w:rFonts w:ascii="Arial" w:cs="Arial" w:eastAsia="Arial" w:hAnsi="Arial"/>
@@ -6208,7 +6208,7 @@
               <w:spacing w:after="10" w:before="0"/>
               <w:ind w:left="120"/>
             </w:pPr>
-            <w:hyperlink w:history="1" r:id="rId3v2yxynxlkl3thqkxpqks">
+            <w:hyperlink w:history="1" r:id="rIdve2jnrsybmknj7t1p3baa">
               <w:r>
                 <w:rPr>
                   <w:rFonts w:ascii="Arial" w:cs="Arial" w:eastAsia="Arial" w:hAnsi="Arial"/>
@@ -6253,7 +6253,7 @@
             <w:pPr>
               <w:spacing w:after="20" w:before="0"/>
             </w:pPr>
-            <w:hyperlink w:history="1" r:id="rIduf-3v84nl-y1yfdzslpq1">
+            <w:hyperlink w:history="1" r:id="rIdma0lyihmbulrloqzawvym">
               <w:r>
                 <w:rPr>
                   <w:rFonts w:ascii="Arial" w:cs="Arial" w:eastAsia="Arial" w:hAnsi="Arial"/>
@@ -6286,7 +6286,7 @@
               <w:spacing w:after="10" w:before="0"/>
               <w:ind w:left="120"/>
             </w:pPr>
-            <w:hyperlink w:history="1" r:id="rIdeywowmaqhpsujwmxihuqr">
+            <w:hyperlink w:history="1" r:id="rIdkocra9e4gid2djwcgr-cq">
               <w:r>
                 <w:rPr>
                   <w:rFonts w:ascii="Arial" w:cs="Arial" w:eastAsia="Arial" w:hAnsi="Arial"/>
@@ -6481,7 +6481,7 @@
             <w:pPr>
               <w:spacing w:after="20" w:before="0"/>
             </w:pPr>
-            <w:hyperlink w:history="1" r:id="rId-jbkq1_ia-edxzkgca-dc">
+            <w:hyperlink w:history="1" r:id="rIddz5qrqjx4z58ynenrz4vs">
               <w:r>
                 <w:rPr>
                   <w:rFonts w:ascii="Arial" w:cs="Arial" w:eastAsia="Arial" w:hAnsi="Arial"/>
@@ -6514,7 +6514,7 @@
               <w:spacing w:after="10" w:before="0"/>
               <w:ind w:left="120"/>
             </w:pPr>
-            <w:hyperlink w:history="1" r:id="rIdgdq20ebcnrmd67q9gytio">
+            <w:hyperlink w:history="1" r:id="rIdqhwcsizfgm4nrpvf50mji">
               <w:r>
                 <w:rPr>
                   <w:rFonts w:ascii="Arial" w:cs="Arial" w:eastAsia="Arial" w:hAnsi="Arial"/>
@@ -6559,7 +6559,7 @@
             <w:pPr>
               <w:spacing w:after="20" w:before="0"/>
             </w:pPr>
-            <w:hyperlink w:history="1" r:id="rIdfsn9mpujvzspf1gwoqwqj">
+            <w:hyperlink w:history="1" r:id="rId4rvg7fb5xlcqb5zfepsrg">
               <w:r>
                 <w:rPr>
                   <w:rFonts w:ascii="Arial" w:cs="Arial" w:eastAsia="Arial" w:hAnsi="Arial"/>
@@ -6592,7 +6592,7 @@
               <w:spacing w:after="10" w:before="0"/>
               <w:ind w:left="120"/>
             </w:pPr>
-            <w:hyperlink w:history="1" r:id="rIdgdpnlur0r4zjjbl_lxg5r">
+            <w:hyperlink w:history="1" r:id="rIdwmese4rk5r7m5bwnncpwi">
               <w:r>
                 <w:rPr>
                   <w:rFonts w:ascii="Arial" w:cs="Arial" w:eastAsia="Arial" w:hAnsi="Arial"/>
@@ -6787,7 +6787,7 @@
             <w:pPr>
               <w:spacing w:after="20" w:before="0"/>
             </w:pPr>
-            <w:hyperlink w:history="1" r:id="rId7tntzfcc5pgk9xx7wc_ze">
+            <w:hyperlink w:history="1" r:id="rIdd4kzwozer4_fqqdvtoxse">
               <w:r>
                 <w:rPr>
                   <w:rFonts w:ascii="Arial" w:cs="Arial" w:eastAsia="Arial" w:hAnsi="Arial"/>
@@ -6820,7 +6820,7 @@
               <w:spacing w:after="10" w:before="0"/>
               <w:ind w:left="120"/>
             </w:pPr>
-            <w:hyperlink w:history="1" r:id="rIdw7s8rfh9qfk9ew82cmson">
+            <w:hyperlink w:history="1" r:id="rIdiu5ieigjaxohd09k5vrch">
               <w:r>
                 <w:rPr>
                   <w:rFonts w:ascii="Arial" w:cs="Arial" w:eastAsia="Arial" w:hAnsi="Arial"/>
@@ -6865,7 +6865,7 @@
             <w:pPr>
               <w:spacing w:after="20" w:before="0"/>
             </w:pPr>
-            <w:hyperlink w:history="1" r:id="rIdyuqht972n9h5tijjoqdkt">
+            <w:hyperlink w:history="1" r:id="rIdwgewxplb8iupirr_wivdr">
               <w:r>
                 <w:rPr>
                   <w:rFonts w:ascii="Arial" w:cs="Arial" w:eastAsia="Arial" w:hAnsi="Arial"/>
@@ -6898,7 +6898,7 @@
               <w:spacing w:after="10" w:before="0"/>
               <w:ind w:left="120"/>
             </w:pPr>
-            <w:hyperlink w:history="1" r:id="rId4dciqcaa4r1tqblfsbijo">
+            <w:hyperlink w:history="1" r:id="rIdhwmwjjn6zgctwjtlm1k_t">
               <w:r>
                 <w:rPr>
                   <w:rFonts w:ascii="Arial" w:cs="Arial" w:eastAsia="Arial" w:hAnsi="Arial"/>
@@ -7093,7 +7093,7 @@
             <w:pPr>
               <w:spacing w:after="20" w:before="0"/>
             </w:pPr>
-            <w:hyperlink w:history="1" r:id="rIdo4gwrplcrvxbrr-rg8sfu">
+            <w:hyperlink w:history="1" r:id="rIdsg15ng_rndlsimikbtkuc">
               <w:r>
                 <w:rPr>
                   <w:rFonts w:ascii="Arial" w:cs="Arial" w:eastAsia="Arial" w:hAnsi="Arial"/>
@@ -7126,7 +7126,7 @@
               <w:spacing w:after="10" w:before="0"/>
               <w:ind w:left="120"/>
             </w:pPr>
-            <w:hyperlink w:history="1" r:id="rIdzspnppzebvzyshtoj82zr">
+            <w:hyperlink w:history="1" r:id="rIdpfblvid7sf2lmvsptkytj">
               <w:r>
                 <w:rPr>
                   <w:rFonts w:ascii="Arial" w:cs="Arial" w:eastAsia="Arial" w:hAnsi="Arial"/>
@@ -7171,7 +7171,7 @@
             <w:pPr>
               <w:spacing w:after="20" w:before="0"/>
             </w:pPr>
-            <w:hyperlink w:history="1" r:id="rIdl6zkfrkomnllswo0sbrrc">
+            <w:hyperlink w:history="1" r:id="rIdqw_masvleuhhplytsrs0w">
               <w:r>
                 <w:rPr>
                   <w:rFonts w:ascii="Arial" w:cs="Arial" w:eastAsia="Arial" w:hAnsi="Arial"/>
@@ -7204,7 +7204,7 @@
               <w:spacing w:after="10" w:before="0"/>
               <w:ind w:left="120"/>
             </w:pPr>
-            <w:hyperlink w:history="1" r:id="rId4tppzbq6iumiqrv5z2ax8">
+            <w:hyperlink w:history="1" r:id="rIdx-muvk8zbj4cntomv-we6">
               <w:r>
                 <w:rPr>
                   <w:rFonts w:ascii="Arial" w:cs="Arial" w:eastAsia="Arial" w:hAnsi="Arial"/>
@@ -8691,7 +8691,7 @@
             <w:pPr>
               <w:spacing w:after="20" w:before="0"/>
             </w:pPr>
-            <w:hyperlink w:history="1" r:id="rId7fzpfwuclzhwkkfz4m0n8">
+            <w:hyperlink w:history="1" r:id="rId4ozqkqal4er5i8mofdqof">
               <w:r>
                 <w:rPr>
                   <w:rFonts w:ascii="Arial" w:cs="Arial" w:eastAsia="Arial" w:hAnsi="Arial"/>
@@ -8724,7 +8724,7 @@
               <w:spacing w:after="10" w:before="0"/>
               <w:ind w:left="120"/>
             </w:pPr>
-            <w:hyperlink w:history="1" r:id="rIdtl2xuzwrcq9ftluowlgru">
+            <w:hyperlink w:history="1" r:id="rIdtycimuqnnlibzxrzgfmuh">
               <w:r>
                 <w:rPr>
                   <w:rFonts w:ascii="Arial" w:cs="Arial" w:eastAsia="Arial" w:hAnsi="Arial"/>
@@ -8769,7 +8769,7 @@
             <w:pPr>
               <w:spacing w:after="20" w:before="0"/>
             </w:pPr>
-            <w:hyperlink w:history="1" r:id="rIdp1onldktoyrm-jhz63g8-">
+            <w:hyperlink w:history="1" r:id="rIduu697z21usckegeyqencd">
               <w:r>
                 <w:rPr>
                   <w:rFonts w:ascii="Arial" w:cs="Arial" w:eastAsia="Arial" w:hAnsi="Arial"/>
@@ -8802,7 +8802,7 @@
               <w:spacing w:after="10" w:before="0"/>
               <w:ind w:left="120"/>
             </w:pPr>
-            <w:hyperlink w:history="1" r:id="rIdz1cipegr8vkuwr-ufuw6o">
+            <w:hyperlink w:history="1" r:id="rIdbbiitcwez7pekuugbabnd">
               <w:r>
                 <w:rPr>
                   <w:rFonts w:ascii="Arial" w:cs="Arial" w:eastAsia="Arial" w:hAnsi="Arial"/>
@@ -8997,7 +8997,7 @@
             <w:pPr>
               <w:spacing w:after="20" w:before="0"/>
             </w:pPr>
-            <w:hyperlink w:history="1" r:id="rIdsntsbbwpyfljpj72ra7u1">
+            <w:hyperlink w:history="1" r:id="rId7epze0ajnbqt_yqshvuv3">
               <w:r>
                 <w:rPr>
                   <w:rFonts w:ascii="Arial" w:cs="Arial" w:eastAsia="Arial" w:hAnsi="Arial"/>
@@ -9030,7 +9030,7 @@
               <w:spacing w:after="10" w:before="0"/>
               <w:ind w:left="120"/>
             </w:pPr>
-            <w:hyperlink w:history="1" r:id="rIdqv1wtj5fbus-aroed8cnq">
+            <w:hyperlink w:history="1" r:id="rIds-k3urp6mwgi8dgwkljwq">
               <w:r>
                 <w:rPr>
                   <w:rFonts w:ascii="Arial" w:cs="Arial" w:eastAsia="Arial" w:hAnsi="Arial"/>
@@ -9075,7 +9075,7 @@
             <w:pPr>
               <w:spacing w:after="20" w:before="0"/>
             </w:pPr>
-            <w:hyperlink w:history="1" r:id="rIddxqu8wskfzkvcyio8wawc">
+            <w:hyperlink w:history="1" r:id="rIdg5pcoaljknnrownyx2qk4">
               <w:r>
                 <w:rPr>
                   <w:rFonts w:ascii="Arial" w:cs="Arial" w:eastAsia="Arial" w:hAnsi="Arial"/>
@@ -9108,7 +9108,7 @@
               <w:spacing w:after="10" w:before="0"/>
               <w:ind w:left="120"/>
             </w:pPr>
-            <w:hyperlink w:history="1" r:id="rIdfjehqc3-hiplnaavjag9s">
+            <w:hyperlink w:history="1" r:id="rIdwhgovv5yxlj7flbzv4wbq">
               <w:r>
                 <w:rPr>
                   <w:rFonts w:ascii="Arial" w:cs="Arial" w:eastAsia="Arial" w:hAnsi="Arial"/>
@@ -9303,7 +9303,7 @@
             <w:pPr>
               <w:spacing w:after="20" w:before="0"/>
             </w:pPr>
-            <w:hyperlink w:history="1" r:id="rId1sxhtuawzxn1jk-irxx4d">
+            <w:hyperlink w:history="1" r:id="rIdbdtc5e7x_l6dnw0butywu">
               <w:r>
                 <w:rPr>
                   <w:rFonts w:ascii="Arial" w:cs="Arial" w:eastAsia="Arial" w:hAnsi="Arial"/>
@@ -9336,7 +9336,7 @@
               <w:spacing w:after="10" w:before="0"/>
               <w:ind w:left="120"/>
             </w:pPr>
-            <w:hyperlink w:history="1" r:id="rIdfqyfcn1eiymdetsylp7yv">
+            <w:hyperlink w:history="1" r:id="rIdkan8_fjnll40hpdbm0ru3">
               <w:r>
                 <w:rPr>
                   <w:rFonts w:ascii="Arial" w:cs="Arial" w:eastAsia="Arial" w:hAnsi="Arial"/>
@@ -9381,7 +9381,7 @@
             <w:pPr>
               <w:spacing w:after="20" w:before="0"/>
             </w:pPr>
-            <w:hyperlink w:history="1" r:id="rIdbssudsri0eqiy-isdkjxl">
+            <w:hyperlink w:history="1" r:id="rId9yvdljzjt5lbuyshoefep">
               <w:r>
                 <w:rPr>
                   <w:rFonts w:ascii="Arial" w:cs="Arial" w:eastAsia="Arial" w:hAnsi="Arial"/>
@@ -9414,7 +9414,7 @@
               <w:spacing w:after="10" w:before="0"/>
               <w:ind w:left="120"/>
             </w:pPr>
-            <w:hyperlink w:history="1" r:id="rIduv_cjyhzfsrmek0iiw7ge">
+            <w:hyperlink w:history="1" r:id="rIduvoeet39-kejdm6-90oi2">
               <w:r>
                 <w:rPr>
                   <w:rFonts w:ascii="Arial" w:cs="Arial" w:eastAsia="Arial" w:hAnsi="Arial"/>
@@ -9609,7 +9609,7 @@
             <w:pPr>
               <w:spacing w:after="20" w:before="0"/>
             </w:pPr>
-            <w:hyperlink w:history="1" r:id="rIdx0ngcmnijyth9cim_wpc1">
+            <w:hyperlink w:history="1" r:id="rIdlg0gfqzfm1rdvjiusjt-i">
               <w:r>
                 <w:rPr>
                   <w:rFonts w:ascii="Arial" w:cs="Arial" w:eastAsia="Arial" w:hAnsi="Arial"/>
@@ -9642,7 +9642,7 @@
               <w:spacing w:after="10" w:before="0"/>
               <w:ind w:left="120"/>
             </w:pPr>
-            <w:hyperlink w:history="1" r:id="rIdpuevyfujjjvunwxrd9wis">
+            <w:hyperlink w:history="1" r:id="rIdtsegb1idwsdaspyobvbmu">
               <w:r>
                 <w:rPr>
                   <w:rFonts w:ascii="Arial" w:cs="Arial" w:eastAsia="Arial" w:hAnsi="Arial"/>
@@ -9687,7 +9687,7 @@
             <w:pPr>
               <w:spacing w:after="20" w:before="0"/>
             </w:pPr>
-            <w:hyperlink w:history="1" r:id="rIdmcfll-edglyrt_x1zd40e">
+            <w:hyperlink w:history="1" r:id="rId_o3l5h3p01ikq5rrogwnw">
               <w:r>
                 <w:rPr>
                   <w:rFonts w:ascii="Arial" w:cs="Arial" w:eastAsia="Arial" w:hAnsi="Arial"/>
@@ -9720,7 +9720,7 @@
               <w:spacing w:after="10" w:before="0"/>
               <w:ind w:left="120"/>
             </w:pPr>
-            <w:hyperlink w:history="1" r:id="rIdizjo_rz8bdfvpof15ojpk">
+            <w:hyperlink w:history="1" r:id="rIdkklmuftxfkhzji4jxl05i">
               <w:r>
                 <w:rPr>
                   <w:rFonts w:ascii="Arial" w:cs="Arial" w:eastAsia="Arial" w:hAnsi="Arial"/>
@@ -9915,7 +9915,7 @@
             <w:pPr>
               <w:spacing w:after="20" w:before="0"/>
             </w:pPr>
-            <w:hyperlink w:history="1" r:id="rIdc6itcls6c6nrkiw_orudw">
+            <w:hyperlink w:history="1" r:id="rIdd7nb18rmv3w5v_xuqfbyg">
               <w:r>
                 <w:rPr>
                   <w:rFonts w:ascii="Arial" w:cs="Arial" w:eastAsia="Arial" w:hAnsi="Arial"/>
@@ -9948,7 +9948,7 @@
               <w:spacing w:after="10" w:before="0"/>
               <w:ind w:left="120"/>
             </w:pPr>
-            <w:hyperlink w:history="1" r:id="rIdjosg8uk74si4yhyph4ewo">
+            <w:hyperlink w:history="1" r:id="rId4h6wj6hoo084fova0o-ac">
               <w:r>
                 <w:rPr>
                   <w:rFonts w:ascii="Arial" w:cs="Arial" w:eastAsia="Arial" w:hAnsi="Arial"/>
@@ -9993,7 +9993,7 @@
             <w:pPr>
               <w:spacing w:after="20" w:before="0"/>
             </w:pPr>
-            <w:hyperlink w:history="1" r:id="rIdoydqukl8lbzggsp-ht0vp">
+            <w:hyperlink w:history="1" r:id="rIdua1npsay7rftnlcgek2n0">
               <w:r>
                 <w:rPr>
                   <w:rFonts w:ascii="Arial" w:cs="Arial" w:eastAsia="Arial" w:hAnsi="Arial"/>
@@ -10026,7 +10026,7 @@
               <w:spacing w:after="10" w:before="0"/>
               <w:ind w:left="120"/>
             </w:pPr>
-            <w:hyperlink w:history="1" r:id="rId0n6cu6m7ezqzb8l8tnbou">
+            <w:hyperlink w:history="1" r:id="rIdrnjyegksie7kwdnm50gwm">
               <w:r>
                 <w:rPr>
                   <w:rFonts w:ascii="Arial" w:cs="Arial" w:eastAsia="Arial" w:hAnsi="Arial"/>
@@ -11513,7 +11513,7 @@
             <w:pPr>
               <w:spacing w:after="20" w:before="0"/>
             </w:pPr>
-            <w:hyperlink w:history="1" r:id="rIdzbj5sbhml4r4q59dvlmof">
+            <w:hyperlink w:history="1" r:id="rId2ndyeah1sp_2qbd_-zsnz">
               <w:r>
                 <w:rPr>
                   <w:rFonts w:ascii="Arial" w:cs="Arial" w:eastAsia="Arial" w:hAnsi="Arial"/>
@@ -11546,7 +11546,7 @@
               <w:spacing w:after="10" w:before="0"/>
               <w:ind w:left="120"/>
             </w:pPr>
-            <w:hyperlink w:history="1" r:id="rIdyw_wkop_zogwtii1s25yq">
+            <w:hyperlink w:history="1" r:id="rIdskwxhp9hrxgmlvo-cdeju">
               <w:r>
                 <w:rPr>
                   <w:rFonts w:ascii="Arial" w:cs="Arial" w:eastAsia="Arial" w:hAnsi="Arial"/>
@@ -11591,7 +11591,7 @@
             <w:pPr>
               <w:spacing w:after="20" w:before="0"/>
             </w:pPr>
-            <w:hyperlink w:history="1" r:id="rIdnva6yvxj4z5n4gxdkpmbx">
+            <w:hyperlink w:history="1" r:id="rIdvjx03w1errjkf43_8_nk7">
               <w:r>
                 <w:rPr>
                   <w:rFonts w:ascii="Arial" w:cs="Arial" w:eastAsia="Arial" w:hAnsi="Arial"/>
@@ -11624,7 +11624,7 @@
               <w:spacing w:after="10" w:before="0"/>
               <w:ind w:left="120"/>
             </w:pPr>
-            <w:hyperlink w:history="1" r:id="rIdoallzi_yzdipga70hsk3h">
+            <w:hyperlink w:history="1" r:id="rIdix3enjovlysu2ipcdqyja">
               <w:r>
                 <w:rPr>
                   <w:rFonts w:ascii="Arial" w:cs="Arial" w:eastAsia="Arial" w:hAnsi="Arial"/>
@@ -11819,7 +11819,7 @@
             <w:pPr>
               <w:spacing w:after="20" w:before="0"/>
             </w:pPr>
-            <w:hyperlink w:history="1" r:id="rId-qkohsewqx_hvyj-i_aco">
+            <w:hyperlink w:history="1" r:id="rIdpejez1a5bkerkrmqdfrvj">
               <w:r>
                 <w:rPr>
                   <w:rFonts w:ascii="Arial" w:cs="Arial" w:eastAsia="Arial" w:hAnsi="Arial"/>
@@ -11852,7 +11852,7 @@
               <w:spacing w:after="10" w:before="0"/>
               <w:ind w:left="120"/>
             </w:pPr>
-            <w:hyperlink w:history="1" r:id="rIdp-flvgzjwvlvhxdpohrep">
+            <w:hyperlink w:history="1" r:id="rIdfyqcfnjtp_gwcgt9tszhc">
               <w:r>
                 <w:rPr>
                   <w:rFonts w:ascii="Arial" w:cs="Arial" w:eastAsia="Arial" w:hAnsi="Arial"/>
@@ -11897,7 +11897,7 @@
             <w:pPr>
               <w:spacing w:after="20" w:before="0"/>
             </w:pPr>
-            <w:hyperlink w:history="1" r:id="rIdvstg5pkfdooe0hve0peoh">
+            <w:hyperlink w:history="1" r:id="rIdymtyqcougvm-gzzm-19sg">
               <w:r>
                 <w:rPr>
                   <w:rFonts w:ascii="Arial" w:cs="Arial" w:eastAsia="Arial" w:hAnsi="Arial"/>
@@ -11930,7 +11930,7 @@
               <w:spacing w:after="10" w:before="0"/>
               <w:ind w:left="120"/>
             </w:pPr>
-            <w:hyperlink w:history="1" r:id="rIdgppxsb2voihsog-blk3pu">
+            <w:hyperlink w:history="1" r:id="rIdnkmhkijtv1olgwrs4fo7e">
               <w:r>
                 <w:rPr>
                   <w:rFonts w:ascii="Arial" w:cs="Arial" w:eastAsia="Arial" w:hAnsi="Arial"/>
@@ -12125,7 +12125,7 @@
             <w:pPr>
               <w:spacing w:after="20" w:before="0"/>
             </w:pPr>
-            <w:hyperlink w:history="1" r:id="rId-bmp9ros_wlmcdvnu_zgq">
+            <w:hyperlink w:history="1" r:id="rIdvblqvtcxafmodxt8zf6xa">
               <w:r>
                 <w:rPr>
                   <w:rFonts w:ascii="Arial" w:cs="Arial" w:eastAsia="Arial" w:hAnsi="Arial"/>
@@ -12158,7 +12158,7 @@
               <w:spacing w:after="10" w:before="0"/>
               <w:ind w:left="120"/>
             </w:pPr>
-            <w:hyperlink w:history="1" r:id="rIdhmlj3fq66votfp966bmi5">
+            <w:hyperlink w:history="1" r:id="rIdmvasnelv1aypbg1eosaro">
               <w:r>
                 <w:rPr>
                   <w:rFonts w:ascii="Arial" w:cs="Arial" w:eastAsia="Arial" w:hAnsi="Arial"/>
@@ -12203,7 +12203,7 @@
             <w:pPr>
               <w:spacing w:after="20" w:before="0"/>
             </w:pPr>
-            <w:hyperlink w:history="1" r:id="rIdgnffxt1vwpl2eaqtwt5wp">
+            <w:hyperlink w:history="1" r:id="rId96e0axc7qmkgvu2lvcdtv">
               <w:r>
                 <w:rPr>
                   <w:rFonts w:ascii="Arial" w:cs="Arial" w:eastAsia="Arial" w:hAnsi="Arial"/>
@@ -12236,7 +12236,7 @@
               <w:spacing w:after="10" w:before="0"/>
               <w:ind w:left="120"/>
             </w:pPr>
-            <w:hyperlink w:history="1" r:id="rIdhrs8vq4ibzd4ldfpsrvjb">
+            <w:hyperlink w:history="1" r:id="rIdmkoyhqrkoqxnu_gl0fysj">
               <w:r>
                 <w:rPr>
                   <w:rFonts w:ascii="Arial" w:cs="Arial" w:eastAsia="Arial" w:hAnsi="Arial"/>
@@ -12431,7 +12431,7 @@
             <w:pPr>
               <w:spacing w:after="20" w:before="0"/>
             </w:pPr>
-            <w:hyperlink w:history="1" r:id="rIdqis0btdizamdmluzdzgdu">
+            <w:hyperlink w:history="1" r:id="rIdsnbbhronanscmndwu2nyi">
               <w:r>
                 <w:rPr>
                   <w:rFonts w:ascii="Arial" w:cs="Arial" w:eastAsia="Arial" w:hAnsi="Arial"/>
@@ -12464,7 +12464,7 @@
               <w:spacing w:after="10" w:before="0"/>
               <w:ind w:left="120"/>
             </w:pPr>
-            <w:hyperlink w:history="1" r:id="rIdsowtfxijbppi1kdlrjbj1">
+            <w:hyperlink w:history="1" r:id="rIduuovz8h5c7x84to-5m2qf">
               <w:r>
                 <w:rPr>
                   <w:rFonts w:ascii="Arial" w:cs="Arial" w:eastAsia="Arial" w:hAnsi="Arial"/>
@@ -12509,7 +12509,7 @@
             <w:pPr>
               <w:spacing w:after="20" w:before="0"/>
             </w:pPr>
-            <w:hyperlink w:history="1" r:id="rId4sbeuywcalb4emdacndpz">
+            <w:hyperlink w:history="1" r:id="rIdeqebpyyylbaecfsiw2nzu">
               <w:r>
                 <w:rPr>
                   <w:rFonts w:ascii="Arial" w:cs="Arial" w:eastAsia="Arial" w:hAnsi="Arial"/>
@@ -12542,7 +12542,7 @@
               <w:spacing w:after="10" w:before="0"/>
               <w:ind w:left="120"/>
             </w:pPr>
-            <w:hyperlink w:history="1" r:id="rIdivxnu6kascjrvpsnl2ks9">
+            <w:hyperlink w:history="1" r:id="rId64i7yoyd3cwqe2ni1y2xq">
               <w:r>
                 <w:rPr>
                   <w:rFonts w:ascii="Arial" w:cs="Arial" w:eastAsia="Arial" w:hAnsi="Arial"/>
@@ -12737,7 +12737,7 @@
             <w:pPr>
               <w:spacing w:after="20" w:before="0"/>
             </w:pPr>
-            <w:hyperlink w:history="1" r:id="rIdb5_q3xlcwyro5samufhyq">
+            <w:hyperlink w:history="1" r:id="rId2cojzb8j1go8f0hgeej0e">
               <w:r>
                 <w:rPr>
                   <w:rFonts w:ascii="Arial" w:cs="Arial" w:eastAsia="Arial" w:hAnsi="Arial"/>
@@ -12770,7 +12770,7 @@
               <w:spacing w:after="10" w:before="0"/>
               <w:ind w:left="120"/>
             </w:pPr>
-            <w:hyperlink w:history="1" r:id="rIdec5fsmldqkjpdllsu_uqf">
+            <w:hyperlink w:history="1" r:id="rId30qb8riryrfko3oyt8nf-">
               <w:r>
                 <w:rPr>
                   <w:rFonts w:ascii="Arial" w:cs="Arial" w:eastAsia="Arial" w:hAnsi="Arial"/>
@@ -12815,7 +12815,7 @@
             <w:pPr>
               <w:spacing w:after="20" w:before="0"/>
             </w:pPr>
-            <w:hyperlink w:history="1" r:id="rIdnqkj9fsasqwd14wnzxims">
+            <w:hyperlink w:history="1" r:id="rIdarziwpcfcmumbsii02p54">
               <w:r>
                 <w:rPr>
                   <w:rFonts w:ascii="Arial" w:cs="Arial" w:eastAsia="Arial" w:hAnsi="Arial"/>
@@ -12848,7 +12848,7 @@
               <w:spacing w:after="10" w:before="0"/>
               <w:ind w:left="120"/>
             </w:pPr>
-            <w:hyperlink w:history="1" r:id="rIdnfltz62c8z34b-wcpsdkg">
+            <w:hyperlink w:history="1" r:id="rIdj1ililjmvaneatmjkecht">
               <w:r>
                 <w:rPr>
                   <w:rFonts w:ascii="Arial" w:cs="Arial" w:eastAsia="Arial" w:hAnsi="Arial"/>
@@ -14411,7 +14411,7 @@
             <w:pPr>
               <w:spacing w:after="20" w:before="0"/>
             </w:pPr>
-            <w:hyperlink w:history="1" r:id="rId4ywrptlltzosjxwe6yy4u">
+            <w:hyperlink w:history="1" r:id="rIdzpotgin6svb7l3wh_dy5e">
               <w:r>
                 <w:rPr>
                   <w:rFonts w:ascii="Arial" w:cs="Arial" w:eastAsia="Arial" w:hAnsi="Arial"/>
@@ -14444,7 +14444,7 @@
               <w:spacing w:after="10" w:before="0"/>
               <w:ind w:left="120"/>
             </w:pPr>
-            <w:hyperlink w:history="1" r:id="rIdm2hzrtgvegj1ldn223hru">
+            <w:hyperlink w:history="1" r:id="rId1zvq0lirlrdkexfhmwqn5">
               <w:r>
                 <w:rPr>
                   <w:rFonts w:ascii="Arial" w:cs="Arial" w:eastAsia="Arial" w:hAnsi="Arial"/>
@@ -14489,7 +14489,7 @@
             <w:pPr>
               <w:spacing w:after="20" w:before="0"/>
             </w:pPr>
-            <w:hyperlink w:history="1" r:id="rId-lgy-bpikp-vo97_niedb">
+            <w:hyperlink w:history="1" r:id="rIduaiapwhvftbekyd9ty-5l">
               <w:r>
                 <w:rPr>
                   <w:rFonts w:ascii="Arial" w:cs="Arial" w:eastAsia="Arial" w:hAnsi="Arial"/>
@@ -14522,7 +14522,7 @@
               <w:spacing w:after="10" w:before="0"/>
               <w:ind w:left="120"/>
             </w:pPr>
-            <w:hyperlink w:history="1" r:id="rIdjud2e8b6rootlucsasc9q">
+            <w:hyperlink w:history="1" r:id="rIdyv1neoxvvcwnra34pch67">
               <w:r>
                 <w:rPr>
                   <w:rFonts w:ascii="Arial" w:cs="Arial" w:eastAsia="Arial" w:hAnsi="Arial"/>
@@ -14717,7 +14717,7 @@
             <w:pPr>
               <w:spacing w:after="20" w:before="0"/>
             </w:pPr>
-            <w:hyperlink w:history="1" r:id="rIdqdrpkh3yvtjrtvf5e1kzs">
+            <w:hyperlink w:history="1" r:id="rIdsx5byf0riswsmxyrm2szt">
               <w:r>
                 <w:rPr>
                   <w:rFonts w:ascii="Arial" w:cs="Arial" w:eastAsia="Arial" w:hAnsi="Arial"/>
@@ -14750,7 +14750,7 @@
               <w:spacing w:after="10" w:before="0"/>
               <w:ind w:left="120"/>
             </w:pPr>
-            <w:hyperlink w:history="1" r:id="rIdsiyutoo2pkke6kmnnfozg">
+            <w:hyperlink w:history="1" r:id="rId321rpgwiyrbzhjxg9r-sf">
               <w:r>
                 <w:rPr>
                   <w:rFonts w:ascii="Arial" w:cs="Arial" w:eastAsia="Arial" w:hAnsi="Arial"/>
@@ -14795,7 +14795,7 @@
             <w:pPr>
               <w:spacing w:after="20" w:before="0"/>
             </w:pPr>
-            <w:hyperlink w:history="1" r:id="rIdwenrngafcpy4ph172uig_">
+            <w:hyperlink w:history="1" r:id="rIdkknioepdyzvoutaacd2bi">
               <w:r>
                 <w:rPr>
                   <w:rFonts w:ascii="Arial" w:cs="Arial" w:eastAsia="Arial" w:hAnsi="Arial"/>
@@ -14828,7 +14828,7 @@
               <w:spacing w:after="10" w:before="0"/>
               <w:ind w:left="120"/>
             </w:pPr>
-            <w:hyperlink w:history="1" r:id="rId40oijgr4dpbrpp0-1fype">
+            <w:hyperlink w:history="1" r:id="rIdd49aan7xp-jxqrpi2pwpf">
               <w:r>
                 <w:rPr>
                   <w:rFonts w:ascii="Arial" w:cs="Arial" w:eastAsia="Arial" w:hAnsi="Arial"/>
@@ -15023,7 +15023,7 @@
             <w:pPr>
               <w:spacing w:after="20" w:before="0"/>
             </w:pPr>
-            <w:hyperlink w:history="1" r:id="rId1wtpb_7ltpo2brdbol8oz">
+            <w:hyperlink w:history="1" r:id="rIdytvol67ilymsvvxlqjswc">
               <w:r>
                 <w:rPr>
                   <w:rFonts w:ascii="Arial" w:cs="Arial" w:eastAsia="Arial" w:hAnsi="Arial"/>
@@ -15056,7 +15056,7 @@
               <w:spacing w:after="10" w:before="0"/>
               <w:ind w:left="120"/>
             </w:pPr>
-            <w:hyperlink w:history="1" r:id="rId4wobjvzamkkmnm64qfjv2">
+            <w:hyperlink w:history="1" r:id="rIdfrrfksl59vfdscvh7wlq1">
               <w:r>
                 <w:rPr>
                   <w:rFonts w:ascii="Arial" w:cs="Arial" w:eastAsia="Arial" w:hAnsi="Arial"/>
@@ -15101,7 +15101,7 @@
             <w:pPr>
               <w:spacing w:after="20" w:before="0"/>
             </w:pPr>
-            <w:hyperlink w:history="1" r:id="rIdtxdnajtg4xff3tg0noguo">
+            <w:hyperlink w:history="1" r:id="rIdpwthb6avm-elkynomzlrx">
               <w:r>
                 <w:rPr>
                   <w:rFonts w:ascii="Arial" w:cs="Arial" w:eastAsia="Arial" w:hAnsi="Arial"/>
@@ -15134,7 +15134,7 @@
               <w:spacing w:after="10" w:before="0"/>
               <w:ind w:left="120"/>
             </w:pPr>
-            <w:hyperlink w:history="1" r:id="rIdcjnvawmadbveect3inpe_">
+            <w:hyperlink w:history="1" r:id="rId8hi7qovd6nl7sf8kvtgov">
               <w:r>
                 <w:rPr>
                   <w:rFonts w:ascii="Arial" w:cs="Arial" w:eastAsia="Arial" w:hAnsi="Arial"/>
@@ -15329,7 +15329,7 @@
             <w:pPr>
               <w:spacing w:after="20" w:before="0"/>
             </w:pPr>
-            <w:hyperlink w:history="1" r:id="rIdofu2y6qbqdpwqlwll3jvc">
+            <w:hyperlink w:history="1" r:id="rIdod-ipatmljlt_umcdfcp0">
               <w:r>
                 <w:rPr>
                   <w:rFonts w:ascii="Arial" w:cs="Arial" w:eastAsia="Arial" w:hAnsi="Arial"/>
@@ -15362,7 +15362,7 @@
               <w:spacing w:after="10" w:before="0"/>
               <w:ind w:left="120"/>
             </w:pPr>
-            <w:hyperlink w:history="1" r:id="rIdpjpng8_qelturdcicbvrh">
+            <w:hyperlink w:history="1" r:id="rIduler20oaf04f-9kk8br1l">
               <w:r>
                 <w:rPr>
                   <w:rFonts w:ascii="Arial" w:cs="Arial" w:eastAsia="Arial" w:hAnsi="Arial"/>
@@ -15407,7 +15407,7 @@
             <w:pPr>
               <w:spacing w:after="20" w:before="0"/>
             </w:pPr>
-            <w:hyperlink w:history="1" r:id="rIdm2a9e4ys0j95rzf0netml">
+            <w:hyperlink w:history="1" r:id="rIdmarfyeq_-ezozqc_vgz1q">
               <w:r>
                 <w:rPr>
                   <w:rFonts w:ascii="Arial" w:cs="Arial" w:eastAsia="Arial" w:hAnsi="Arial"/>
@@ -15440,7 +15440,7 @@
               <w:spacing w:after="10" w:before="0"/>
               <w:ind w:left="120"/>
             </w:pPr>
-            <w:hyperlink w:history="1" r:id="rIdgdy98jitwj4mmjzau7qdi">
+            <w:hyperlink w:history="1" r:id="rIdv4xaxicnzibblh-h65h4e">
               <w:r>
                 <w:rPr>
                   <w:rFonts w:ascii="Arial" w:cs="Arial" w:eastAsia="Arial" w:hAnsi="Arial"/>
@@ -15635,7 +15635,7 @@
             <w:pPr>
               <w:spacing w:after="20" w:before="0"/>
             </w:pPr>
-            <w:hyperlink w:history="1" r:id="rIdyuaeq36cguwd1cmoi-g7i">
+            <w:hyperlink w:history="1" r:id="rIdg1nytzgeidaxpmxmde9ug">
               <w:r>
                 <w:rPr>
                   <w:rFonts w:ascii="Arial" w:cs="Arial" w:eastAsia="Arial" w:hAnsi="Arial"/>
@@ -15668,7 +15668,7 @@
               <w:spacing w:after="10" w:before="0"/>
               <w:ind w:left="120"/>
             </w:pPr>
-            <w:hyperlink w:history="1" r:id="rIdfrzavi3thfv9b0fgtbpu4">
+            <w:hyperlink w:history="1" r:id="rId2ylwlpg_qdkzi0h5sgycg">
               <w:r>
                 <w:rPr>
                   <w:rFonts w:ascii="Arial" w:cs="Arial" w:eastAsia="Arial" w:hAnsi="Arial"/>
@@ -15713,7 +15713,7 @@
             <w:pPr>
               <w:spacing w:after="20" w:before="0"/>
             </w:pPr>
-            <w:hyperlink w:history="1" r:id="rIdgjn9ruzb9-cqwjbgouk_7">
+            <w:hyperlink w:history="1" r:id="rId-qezjpqihriagqzyupl2l">
               <w:r>
                 <w:rPr>
                   <w:rFonts w:ascii="Arial" w:cs="Arial" w:eastAsia="Arial" w:hAnsi="Arial"/>
@@ -15746,7 +15746,7 @@
               <w:spacing w:after="10" w:before="0"/>
               <w:ind w:left="120"/>
             </w:pPr>
-            <w:hyperlink w:history="1" r:id="rIdzulway87xplkjcbnff7xl">
+            <w:hyperlink w:history="1" r:id="rIdl5q7obvwsble75fp7xdn7">
               <w:r>
                 <w:rPr>
                   <w:rFonts w:ascii="Arial" w:cs="Arial" w:eastAsia="Arial" w:hAnsi="Arial"/>
@@ -17328,7 +17328,7 @@
             <w:pPr>
               <w:spacing w:after="20" w:before="0"/>
             </w:pPr>
-            <w:hyperlink w:history="1" r:id="rIdowni2iofv8v3pkzvipleu">
+            <w:hyperlink w:history="1" r:id="rIdgrn-zynsvtu5y6nod7ghi">
               <w:r>
                 <w:rPr>
                   <w:rFonts w:ascii="Arial" w:cs="Arial" w:eastAsia="Arial" w:hAnsi="Arial"/>
@@ -17361,7 +17361,7 @@
               <w:spacing w:after="10" w:before="0"/>
               <w:ind w:left="120"/>
             </w:pPr>
-            <w:hyperlink w:history="1" r:id="rId8iihypidtsh_yegw2vwv4">
+            <w:hyperlink w:history="1" r:id="rIdcvwspbufwpxxcjffpdxpa">
               <w:r>
                 <w:rPr>
                   <w:rFonts w:ascii="Arial" w:cs="Arial" w:eastAsia="Arial" w:hAnsi="Arial"/>
@@ -17406,7 +17406,7 @@
             <w:pPr>
               <w:spacing w:after="20" w:before="0"/>
             </w:pPr>
-            <w:hyperlink w:history="1" r:id="rIdh8sxi-mnguelcewrq6suf">
+            <w:hyperlink w:history="1" r:id="rId7vilrrbmbidas_2nv-4rm">
               <w:r>
                 <w:rPr>
                   <w:rFonts w:ascii="Arial" w:cs="Arial" w:eastAsia="Arial" w:hAnsi="Arial"/>
@@ -17439,7 +17439,7 @@
               <w:spacing w:after="10" w:before="0"/>
               <w:ind w:left="120"/>
             </w:pPr>
-            <w:hyperlink w:history="1" r:id="rId3nqowjb0ujgnxgxxyi5va">
+            <w:hyperlink w:history="1" r:id="rId25lz-fnckamrs8phu8j3m">
               <w:r>
                 <w:rPr>
                   <w:rFonts w:ascii="Arial" w:cs="Arial" w:eastAsia="Arial" w:hAnsi="Arial"/>
@@ -17634,7 +17634,7 @@
             <w:pPr>
               <w:spacing w:after="20" w:before="0"/>
             </w:pPr>
-            <w:hyperlink w:history="1" r:id="rIdmy-8liut2k7nbkch1cvj6">
+            <w:hyperlink w:history="1" r:id="rIdfhsmitstdk38rvzgmryfz">
               <w:r>
                 <w:rPr>
                   <w:rFonts w:ascii="Arial" w:cs="Arial" w:eastAsia="Arial" w:hAnsi="Arial"/>
@@ -17667,7 +17667,7 @@
               <w:spacing w:after="10" w:before="0"/>
               <w:ind w:left="120"/>
             </w:pPr>
-            <w:hyperlink w:history="1" r:id="rId6dekpdg5iccdixvdxw9ep">
+            <w:hyperlink w:history="1" r:id="rId1a2wlswzvj7evwehlcqmr">
               <w:r>
                 <w:rPr>
                   <w:rFonts w:ascii="Arial" w:cs="Arial" w:eastAsia="Arial" w:hAnsi="Arial"/>
@@ -17712,7 +17712,7 @@
             <w:pPr>
               <w:spacing w:after="20" w:before="0"/>
             </w:pPr>
-            <w:hyperlink w:history="1" r:id="rIdibple5z5vxs3qssrvoe3g">
+            <w:hyperlink w:history="1" r:id="rId8q0kkgo8uddf4uic1sk7h">
               <w:r>
                 <w:rPr>
                   <w:rFonts w:ascii="Arial" w:cs="Arial" w:eastAsia="Arial" w:hAnsi="Arial"/>
@@ -17745,7 +17745,7 @@
               <w:spacing w:after="10" w:before="0"/>
               <w:ind w:left="120"/>
             </w:pPr>
-            <w:hyperlink w:history="1" r:id="rIdugcynf2xd3tpusnk9ndnf">
+            <w:hyperlink w:history="1" r:id="rIdrkmijjiepzzixl3uuapec">
               <w:r>
                 <w:rPr>
                   <w:rFonts w:ascii="Arial" w:cs="Arial" w:eastAsia="Arial" w:hAnsi="Arial"/>
@@ -17940,7 +17940,7 @@
             <w:pPr>
               <w:spacing w:after="20" w:before="0"/>
             </w:pPr>
-            <w:hyperlink w:history="1" r:id="rIdbt5ve0lxzaj73vyqsfvqw">
+            <w:hyperlink w:history="1" r:id="rIde604vsjlrpozfxx0f5cxk">
               <w:r>
                 <w:rPr>
                   <w:rFonts w:ascii="Arial" w:cs="Arial" w:eastAsia="Arial" w:hAnsi="Arial"/>
@@ -17973,7 +17973,7 @@
               <w:spacing w:after="10" w:before="0"/>
               <w:ind w:left="120"/>
             </w:pPr>
-            <w:hyperlink w:history="1" r:id="rIdakno94qqnvj9aar88ilt7">
+            <w:hyperlink w:history="1" r:id="rIductmb_6zhhjq-0yto-tu6">
               <w:r>
                 <w:rPr>
                   <w:rFonts w:ascii="Arial" w:cs="Arial" w:eastAsia="Arial" w:hAnsi="Arial"/>
@@ -18018,7 +18018,7 @@
             <w:pPr>
               <w:spacing w:after="20" w:before="0"/>
             </w:pPr>
-            <w:hyperlink w:history="1" r:id="rIdgpljzqxertusii0wcfrr8">
+            <w:hyperlink w:history="1" r:id="rIdc6oc1vxgnzzjf94p3km0x">
               <w:r>
                 <w:rPr>
                   <w:rFonts w:ascii="Arial" w:cs="Arial" w:eastAsia="Arial" w:hAnsi="Arial"/>
@@ -18051,7 +18051,7 @@
               <w:spacing w:after="10" w:before="0"/>
               <w:ind w:left="120"/>
             </w:pPr>
-            <w:hyperlink w:history="1" r:id="rIdhuocgrvzmlje8wofzgcai">
+            <w:hyperlink w:history="1" r:id="rIdmhzs6vc19w3wdj8-kmig4">
               <w:r>
                 <w:rPr>
                   <w:rFonts w:ascii="Arial" w:cs="Arial" w:eastAsia="Arial" w:hAnsi="Arial"/>
@@ -18246,7 +18246,7 @@
             <w:pPr>
               <w:spacing w:after="20" w:before="0"/>
             </w:pPr>
-            <w:hyperlink w:history="1" r:id="rIdjcid_echfl5j9ut7pbhet">
+            <w:hyperlink w:history="1" r:id="rIdi9qwspkbajsx81poxxbg6">
               <w:r>
                 <w:rPr>
                   <w:rFonts w:ascii="Arial" w:cs="Arial" w:eastAsia="Arial" w:hAnsi="Arial"/>
@@ -18279,7 +18279,7 @@
               <w:spacing w:after="10" w:before="0"/>
               <w:ind w:left="120"/>
             </w:pPr>
-            <w:hyperlink w:history="1" r:id="rIdqagxxsyopu9o3sidljsaw">
+            <w:hyperlink w:history="1" r:id="rIdy5p9als6jhnwbxg7hj0ef">
               <w:r>
                 <w:rPr>
                   <w:rFonts w:ascii="Arial" w:cs="Arial" w:eastAsia="Arial" w:hAnsi="Arial"/>
@@ -18324,7 +18324,7 @@
             <w:pPr>
               <w:spacing w:after="20" w:before="0"/>
             </w:pPr>
-            <w:hyperlink w:history="1" r:id="rIdmqwaz8w9uyzijwlfcb9wy">
+            <w:hyperlink w:history="1" r:id="rIdeitm8oqhwc4pnkhjqjrmr">
               <w:r>
                 <w:rPr>
                   <w:rFonts w:ascii="Arial" w:cs="Arial" w:eastAsia="Arial" w:hAnsi="Arial"/>
@@ -18357,7 +18357,7 @@
               <w:spacing w:after="10" w:before="0"/>
               <w:ind w:left="120"/>
             </w:pPr>
-            <w:hyperlink w:history="1" r:id="rIdannkxbaipxrahkqg3_i0b">
+            <w:hyperlink w:history="1" r:id="rIdvja7qu17jdwnaoxmb1oy3">
               <w:r>
                 <w:rPr>
                   <w:rFonts w:ascii="Arial" w:cs="Arial" w:eastAsia="Arial" w:hAnsi="Arial"/>
@@ -18552,7 +18552,7 @@
             <w:pPr>
               <w:spacing w:after="20" w:before="0"/>
             </w:pPr>
-            <w:hyperlink w:history="1" r:id="rIdc7ny0i8kt40x1krlekcsx">
+            <w:hyperlink w:history="1" r:id="rId56ddjvhg6ulixy2odvhc5">
               <w:r>
                 <w:rPr>
                   <w:rFonts w:ascii="Arial" w:cs="Arial" w:eastAsia="Arial" w:hAnsi="Arial"/>
@@ -18585,7 +18585,7 @@
               <w:spacing w:after="10" w:before="0"/>
               <w:ind w:left="120"/>
             </w:pPr>
-            <w:hyperlink w:history="1" r:id="rIdrvcu3ukdevvlxucqzsc3q">
+            <w:hyperlink w:history="1" r:id="rIdeozqeggyjji68ioyn6x6j">
               <w:r>
                 <w:rPr>
                   <w:rFonts w:ascii="Arial" w:cs="Arial" w:eastAsia="Arial" w:hAnsi="Arial"/>
@@ -18630,7 +18630,7 @@
             <w:pPr>
               <w:spacing w:after="20" w:before="0"/>
             </w:pPr>
-            <w:hyperlink w:history="1" r:id="rIdjjoaz6ayfc3r1glotozke">
+            <w:hyperlink w:history="1" r:id="rIdruzwcoeuijvk5bk8d1kxo">
               <w:r>
                 <w:rPr>
                   <w:rFonts w:ascii="Arial" w:cs="Arial" w:eastAsia="Arial" w:hAnsi="Arial"/>
@@ -18663,7 +18663,7 @@
               <w:spacing w:after="10" w:before="0"/>
               <w:ind w:left="120"/>
             </w:pPr>
-            <w:hyperlink w:history="1" r:id="rIde-56pveiayaz7gsf8aqwy">
+            <w:hyperlink w:history="1" r:id="rIder32zlaf0zzg7vuboor4c">
               <w:r>
                 <w:rPr>
                   <w:rFonts w:ascii="Arial" w:cs="Arial" w:eastAsia="Arial" w:hAnsi="Arial"/>
@@ -20150,7 +20150,7 @@
             <w:pPr>
               <w:spacing w:after="20" w:before="0"/>
             </w:pPr>
-            <w:hyperlink w:history="1" r:id="rIdansnoorrab2htig-pbius">
+            <w:hyperlink w:history="1" r:id="rIdipbog6cblmnyn13aacihj">
               <w:r>
                 <w:rPr>
                   <w:rFonts w:ascii="Arial" w:cs="Arial" w:eastAsia="Arial" w:hAnsi="Arial"/>
@@ -20183,7 +20183,7 @@
               <w:spacing w:after="10" w:before="0"/>
               <w:ind w:left="120"/>
             </w:pPr>
-            <w:hyperlink w:history="1" r:id="rIdhm9fiwi7qk5tro5lutx2e">
+            <w:hyperlink w:history="1" r:id="rId8t9u0xc5eqsx-x_vpguwq">
               <w:r>
                 <w:rPr>
                   <w:rFonts w:ascii="Arial" w:cs="Arial" w:eastAsia="Arial" w:hAnsi="Arial"/>
@@ -20228,7 +20228,7 @@
             <w:pPr>
               <w:spacing w:after="20" w:before="0"/>
             </w:pPr>
-            <w:hyperlink w:history="1" r:id="rIda7rzacaupjxdsxzs98sfp">
+            <w:hyperlink w:history="1" r:id="rId-peyfpr-oqlnp6t8cn8qo">
               <w:r>
                 <w:rPr>
                   <w:rFonts w:ascii="Arial" w:cs="Arial" w:eastAsia="Arial" w:hAnsi="Arial"/>
@@ -20261,7 +20261,7 @@
               <w:spacing w:after="10" w:before="0"/>
               <w:ind w:left="120"/>
             </w:pPr>
-            <w:hyperlink w:history="1" r:id="rIdufuydlxc-pypmipritt8p">
+            <w:hyperlink w:history="1" r:id="rIdw5huqh8cf0ebvchiy_oer">
               <w:r>
                 <w:rPr>
                   <w:rFonts w:ascii="Arial" w:cs="Arial" w:eastAsia="Arial" w:hAnsi="Arial"/>
@@ -20456,7 +20456,7 @@
             <w:pPr>
               <w:spacing w:after="20" w:before="0"/>
             </w:pPr>
-            <w:hyperlink w:history="1" r:id="rIdorxcbaxkmedht3qvp3bbq">
+            <w:hyperlink w:history="1" r:id="rIdealvjjawz3p9aesyfpmar">
               <w:r>
                 <w:rPr>
                   <w:rFonts w:ascii="Arial" w:cs="Arial" w:eastAsia="Arial" w:hAnsi="Arial"/>
@@ -20489,7 +20489,7 @@
               <w:spacing w:after="10" w:before="0"/>
               <w:ind w:left="120"/>
             </w:pPr>
-            <w:hyperlink w:history="1" r:id="rIdzy1wobcqvevscapi8nsna">
+            <w:hyperlink w:history="1" r:id="rIdtl74hjq43npxydz81wkzm">
               <w:r>
                 <w:rPr>
                   <w:rFonts w:ascii="Arial" w:cs="Arial" w:eastAsia="Arial" w:hAnsi="Arial"/>
@@ -20534,7 +20534,7 @@
             <w:pPr>
               <w:spacing w:after="20" w:before="0"/>
             </w:pPr>
-            <w:hyperlink w:history="1" r:id="rId-vxljqwp4iwhal27bllnl">
+            <w:hyperlink w:history="1" r:id="rIdjs7s9igl6ub0a4dlr0bkr">
               <w:r>
                 <w:rPr>
                   <w:rFonts w:ascii="Arial" w:cs="Arial" w:eastAsia="Arial" w:hAnsi="Arial"/>
@@ -20567,7 +20567,7 @@
               <w:spacing w:after="10" w:before="0"/>
               <w:ind w:left="120"/>
             </w:pPr>
-            <w:hyperlink w:history="1" r:id="rIdmrkkvqklzu2xkcthsrnna">
+            <w:hyperlink w:history="1" r:id="rIdbchrczk_4ixavlk8ep-jl">
               <w:r>
                 <w:rPr>
                   <w:rFonts w:ascii="Arial" w:cs="Arial" w:eastAsia="Arial" w:hAnsi="Arial"/>
@@ -20762,7 +20762,7 @@
             <w:pPr>
               <w:spacing w:after="20" w:before="0"/>
             </w:pPr>
-            <w:hyperlink w:history="1" r:id="rIdyweb0r5nufcfmovvsycpg">
+            <w:hyperlink w:history="1" r:id="rIdugcm1pmjfeguabkqzpwld">
               <w:r>
                 <w:rPr>
                   <w:rFonts w:ascii="Arial" w:cs="Arial" w:eastAsia="Arial" w:hAnsi="Arial"/>
@@ -20795,7 +20795,7 @@
               <w:spacing w:after="10" w:before="0"/>
               <w:ind w:left="120"/>
             </w:pPr>
-            <w:hyperlink w:history="1" r:id="rIdbgtjn7csp1ygglfx92t8x">
+            <w:hyperlink w:history="1" r:id="rIddhiox8zjs5onhav-9qroq">
               <w:r>
                 <w:rPr>
                   <w:rFonts w:ascii="Arial" w:cs="Arial" w:eastAsia="Arial" w:hAnsi="Arial"/>
@@ -20840,7 +20840,7 @@
             <w:pPr>
               <w:spacing w:after="20" w:before="0"/>
             </w:pPr>
-            <w:hyperlink w:history="1" r:id="rIdibhrojnqs9h7jzpdemu4h">
+            <w:hyperlink w:history="1" r:id="rIdflsbdu7vv7c1gy6jvby8m">
               <w:r>
                 <w:rPr>
                   <w:rFonts w:ascii="Arial" w:cs="Arial" w:eastAsia="Arial" w:hAnsi="Arial"/>
@@ -20873,7 +20873,7 @@
               <w:spacing w:after="10" w:before="0"/>
               <w:ind w:left="120"/>
             </w:pPr>
-            <w:hyperlink w:history="1" r:id="rIdo7tv224hbrwvs_ijgt39n">
+            <w:hyperlink w:history="1" r:id="rIdvg3qomvwh5pt3rx0s56d_">
               <w:r>
                 <w:rPr>
                   <w:rFonts w:ascii="Arial" w:cs="Arial" w:eastAsia="Arial" w:hAnsi="Arial"/>
@@ -21068,7 +21068,7 @@
             <w:pPr>
               <w:spacing w:after="20" w:before="0"/>
             </w:pPr>
-            <w:hyperlink w:history="1" r:id="rIdlceu5se-vkakgbjw1ke4h">
+            <w:hyperlink w:history="1" r:id="rIdggxhyi6_q2a-ag53qfb9h">
               <w:r>
                 <w:rPr>
                   <w:rFonts w:ascii="Arial" w:cs="Arial" w:eastAsia="Arial" w:hAnsi="Arial"/>
@@ -21101,7 +21101,7 @@
               <w:spacing w:after="10" w:before="0"/>
               <w:ind w:left="120"/>
             </w:pPr>
-            <w:hyperlink w:history="1" r:id="rIdyhtjrreieyp7hfzzjtc_9">
+            <w:hyperlink w:history="1" r:id="rIdaofjo4gze-gjdfnql8vln">
               <w:r>
                 <w:rPr>
                   <w:rFonts w:ascii="Arial" w:cs="Arial" w:eastAsia="Arial" w:hAnsi="Arial"/>
@@ -21146,7 +21146,7 @@
             <w:pPr>
               <w:spacing w:after="20" w:before="0"/>
             </w:pPr>
-            <w:hyperlink w:history="1" r:id="rIdkqqi7gwnncdmazkuyca_i">
+            <w:hyperlink w:history="1" r:id="rIdczxmp-gd0rybq37wuu9tx">
               <w:r>
                 <w:rPr>
                   <w:rFonts w:ascii="Arial" w:cs="Arial" w:eastAsia="Arial" w:hAnsi="Arial"/>
@@ -21179,7 +21179,7 @@
               <w:spacing w:after="10" w:before="0"/>
               <w:ind w:left="120"/>
             </w:pPr>
-            <w:hyperlink w:history="1" r:id="rId2uldwuwrvudxxcrqe7wvl">
+            <w:hyperlink w:history="1" r:id="rIdsua_czad5d2ajggf2esn3">
               <w:r>
                 <w:rPr>
                   <w:rFonts w:ascii="Arial" w:cs="Arial" w:eastAsia="Arial" w:hAnsi="Arial"/>
@@ -21374,7 +21374,7 @@
             <w:pPr>
               <w:spacing w:after="20" w:before="0"/>
             </w:pPr>
-            <w:hyperlink w:history="1" r:id="rIdrldhhz-flwfmhhurmirsh">
+            <w:hyperlink w:history="1" r:id="rIdpill7ojt8k4aplljld7da">
               <w:r>
                 <w:rPr>
                   <w:rFonts w:ascii="Arial" w:cs="Arial" w:eastAsia="Arial" w:hAnsi="Arial"/>
@@ -21407,7 +21407,7 @@
               <w:spacing w:after="10" w:before="0"/>
               <w:ind w:left="120"/>
             </w:pPr>
-            <w:hyperlink w:history="1" r:id="rId6zezsrufdikcy13qpg8ed">
+            <w:hyperlink w:history="1" r:id="rIdxk-7fucwgkk4arwpaelmk">
               <w:r>
                 <w:rPr>
                   <w:rFonts w:ascii="Arial" w:cs="Arial" w:eastAsia="Arial" w:hAnsi="Arial"/>
@@ -21452,7 +21452,7 @@
             <w:pPr>
               <w:spacing w:after="20" w:before="0"/>
             </w:pPr>
-            <w:hyperlink w:history="1" r:id="rIdmmb3bxsi7_kjxx84s_wbv">
+            <w:hyperlink w:history="1" r:id="rIdur2kr7ahord958a4jyrtp">
               <w:r>
                 <w:rPr>
                   <w:rFonts w:ascii="Arial" w:cs="Arial" w:eastAsia="Arial" w:hAnsi="Arial"/>
@@ -21485,7 +21485,7 @@
               <w:spacing w:after="10" w:before="0"/>
               <w:ind w:left="120"/>
             </w:pPr>
-            <w:hyperlink w:history="1" r:id="rIdcoasqdkylri3qmsc6phme">
+            <w:hyperlink w:history="1" r:id="rIdjtmrjyvo3ongi-hkbp0_n">
               <w:r>
                 <w:rPr>
                   <w:rFonts w:ascii="Arial" w:cs="Arial" w:eastAsia="Arial" w:hAnsi="Arial"/>
@@ -22972,7 +22972,7 @@
             <w:pPr>
               <w:spacing w:after="20" w:before="0"/>
             </w:pPr>
-            <w:hyperlink w:history="1" r:id="rIdtxvzvfn-ssffrkq5c6rn-">
+            <w:hyperlink w:history="1" r:id="rIdapwaopkdlcgnyukfm902h">
               <w:r>
                 <w:rPr>
                   <w:rFonts w:ascii="Arial" w:cs="Arial" w:eastAsia="Arial" w:hAnsi="Arial"/>
@@ -23005,7 +23005,7 @@
               <w:spacing w:after="10" w:before="0"/>
               <w:ind w:left="120"/>
             </w:pPr>
-            <w:hyperlink w:history="1" r:id="rIdddyzglogrd46blznqpjca">
+            <w:hyperlink w:history="1" r:id="rIdb9xzfnx0idbji0ks1hbzt">
               <w:r>
                 <w:rPr>
                   <w:rFonts w:ascii="Arial" w:cs="Arial" w:eastAsia="Arial" w:hAnsi="Arial"/>
@@ -23050,7 +23050,7 @@
             <w:pPr>
               <w:spacing w:after="20" w:before="0"/>
             </w:pPr>
-            <w:hyperlink w:history="1" r:id="rIdza457ctz59j3rbumqu2cd">
+            <w:hyperlink w:history="1" r:id="rIdk3dqcjbauwpkbuo20n0bo">
               <w:r>
                 <w:rPr>
                   <w:rFonts w:ascii="Arial" w:cs="Arial" w:eastAsia="Arial" w:hAnsi="Arial"/>
@@ -23083,7 +23083,7 @@
               <w:spacing w:after="10" w:before="0"/>
               <w:ind w:left="120"/>
             </w:pPr>
-            <w:hyperlink w:history="1" r:id="rIdg26p-swt151qybjygulwx">
+            <w:hyperlink w:history="1" r:id="rIdhizcleywtvyph27rjc387">
               <w:r>
                 <w:rPr>
                   <w:rFonts w:ascii="Arial" w:cs="Arial" w:eastAsia="Arial" w:hAnsi="Arial"/>
@@ -23278,7 +23278,7 @@
             <w:pPr>
               <w:spacing w:after="20" w:before="0"/>
             </w:pPr>
-            <w:hyperlink w:history="1" r:id="rIdi_fp5cwxdd6ry_g21n-ep">
+            <w:hyperlink w:history="1" r:id="rIdsshlauhubkjgxpdjtyfrc">
               <w:r>
                 <w:rPr>
                   <w:rFonts w:ascii="Arial" w:cs="Arial" w:eastAsia="Arial" w:hAnsi="Arial"/>
@@ -23311,7 +23311,7 @@
               <w:spacing w:after="10" w:before="0"/>
               <w:ind w:left="120"/>
             </w:pPr>
-            <w:hyperlink w:history="1" r:id="rIdsux0jyxtbmpvdiy03yfgu">
+            <w:hyperlink w:history="1" r:id="rIdqu8svc5__qtlecxj4kwb1">
               <w:r>
                 <w:rPr>
                   <w:rFonts w:ascii="Arial" w:cs="Arial" w:eastAsia="Arial" w:hAnsi="Arial"/>
@@ -23356,7 +23356,7 @@
             <w:pPr>
               <w:spacing w:after="20" w:before="0"/>
             </w:pPr>
-            <w:hyperlink w:history="1" r:id="rIdfjvtilerz2ugvsev_peuh">
+            <w:hyperlink w:history="1" r:id="rIdvixocpa9owghhgeybflji">
               <w:r>
                 <w:rPr>
                   <w:rFonts w:ascii="Arial" w:cs="Arial" w:eastAsia="Arial" w:hAnsi="Arial"/>
@@ -23389,7 +23389,7 @@
               <w:spacing w:after="10" w:before="0"/>
               <w:ind w:left="120"/>
             </w:pPr>
-            <w:hyperlink w:history="1" r:id="rIdmio3naptdhpcvedvfuu8t">
+            <w:hyperlink w:history="1" r:id="rIdwewllkscrk1nseu3pnak9">
               <w:r>
                 <w:rPr>
                   <w:rFonts w:ascii="Arial" w:cs="Arial" w:eastAsia="Arial" w:hAnsi="Arial"/>
@@ -23584,7 +23584,7 @@
             <w:pPr>
               <w:spacing w:after="20" w:before="0"/>
             </w:pPr>
-            <w:hyperlink w:history="1" r:id="rId4c6n52jwcfsnjeuyzdg3b">
+            <w:hyperlink w:history="1" r:id="rId1xdcd7o5n_g3pz5fov-io">
               <w:r>
                 <w:rPr>
                   <w:rFonts w:ascii="Arial" w:cs="Arial" w:eastAsia="Arial" w:hAnsi="Arial"/>
@@ -23617,7 +23617,7 @@
               <w:spacing w:after="10" w:before="0"/>
               <w:ind w:left="120"/>
             </w:pPr>
-            <w:hyperlink w:history="1" r:id="rIdrf2i6lt5fy9veuqvpss7k">
+            <w:hyperlink w:history="1" r:id="rId6_5uusdtmjuook-09e6wk">
               <w:r>
                 <w:rPr>
                   <w:rFonts w:ascii="Arial" w:cs="Arial" w:eastAsia="Arial" w:hAnsi="Arial"/>
@@ -23662,7 +23662,7 @@
             <w:pPr>
               <w:spacing w:after="20" w:before="0"/>
             </w:pPr>
-            <w:hyperlink w:history="1" r:id="rIdqallamohaw-r0h-t9bl2f">
+            <w:hyperlink w:history="1" r:id="rIdiecpsrvaprtzmd5h0bwj3">
               <w:r>
                 <w:rPr>
                   <w:rFonts w:ascii="Arial" w:cs="Arial" w:eastAsia="Arial" w:hAnsi="Arial"/>
@@ -23695,7 +23695,7 @@
               <w:spacing w:after="10" w:before="0"/>
               <w:ind w:left="120"/>
             </w:pPr>
-            <w:hyperlink w:history="1" r:id="rIdvttxzonjqtcyie-khmd6m">
+            <w:hyperlink w:history="1" r:id="rIdrd92toud3pnip3rprzut4">
               <w:r>
                 <w:rPr>
                   <w:rFonts w:ascii="Arial" w:cs="Arial" w:eastAsia="Arial" w:hAnsi="Arial"/>
@@ -23890,7 +23890,7 @@
             <w:pPr>
               <w:spacing w:after="20" w:before="0"/>
             </w:pPr>
-            <w:hyperlink w:history="1" r:id="rIdoldo-dcarqy81_49sumhl">
+            <w:hyperlink w:history="1" r:id="rIdc13mf96xui_5cyfgvuubq">
               <w:r>
                 <w:rPr>
                   <w:rFonts w:ascii="Arial" w:cs="Arial" w:eastAsia="Arial" w:hAnsi="Arial"/>
@@ -23923,7 +23923,7 @@
               <w:spacing w:after="10" w:before="0"/>
               <w:ind w:left="120"/>
             </w:pPr>
-            <w:hyperlink w:history="1" r:id="rIdr7frxm-edpvuwuwdqao56">
+            <w:hyperlink w:history="1" r:id="rId7oi-wvw9zs0l7c57djjwx">
               <w:r>
                 <w:rPr>
                   <w:rFonts w:ascii="Arial" w:cs="Arial" w:eastAsia="Arial" w:hAnsi="Arial"/>
@@ -23968,7 +23968,7 @@
             <w:pPr>
               <w:spacing w:after="20" w:before="0"/>
             </w:pPr>
-            <w:hyperlink w:history="1" r:id="rIdrwhu3dzopc1wuo6jn8ybf">
+            <w:hyperlink w:history="1" r:id="rIdf6rrh8_pdkrt3ruqglynk">
               <w:r>
                 <w:rPr>
                   <w:rFonts w:ascii="Arial" w:cs="Arial" w:eastAsia="Arial" w:hAnsi="Arial"/>
@@ -24001,7 +24001,7 @@
               <w:spacing w:after="10" w:before="0"/>
               <w:ind w:left="120"/>
             </w:pPr>
-            <w:hyperlink w:history="1" r:id="rIdwqiipflafn2tuuaj3kumt">
+            <w:hyperlink w:history="1" r:id="rIdcsvry6bekaln0qwg67vh_">
               <w:r>
                 <w:rPr>
                   <w:rFonts w:ascii="Arial" w:cs="Arial" w:eastAsia="Arial" w:hAnsi="Arial"/>
@@ -24196,7 +24196,7 @@
             <w:pPr>
               <w:spacing w:after="20" w:before="0"/>
             </w:pPr>
-            <w:hyperlink w:history="1" r:id="rIde_3ekh9vvama4wapr2xo-">
+            <w:hyperlink w:history="1" r:id="rIdzhrdbayu6ey7yx0dwicps">
               <w:r>
                 <w:rPr>
                   <w:rFonts w:ascii="Arial" w:cs="Arial" w:eastAsia="Arial" w:hAnsi="Arial"/>
@@ -24229,7 +24229,7 @@
               <w:spacing w:after="10" w:before="0"/>
               <w:ind w:left="120"/>
             </w:pPr>
-            <w:hyperlink w:history="1" r:id="rIdkqmq0dyx8vcymlexutoql">
+            <w:hyperlink w:history="1" r:id="rIdku7gto9d_d4rkswls7qjs">
               <w:r>
                 <w:rPr>
                   <w:rFonts w:ascii="Arial" w:cs="Arial" w:eastAsia="Arial" w:hAnsi="Arial"/>
@@ -24274,7 +24274,7 @@
             <w:pPr>
               <w:spacing w:after="20" w:before="0"/>
             </w:pPr>
-            <w:hyperlink w:history="1" r:id="rId6_h2jt4honyqnoqfz8pwf">
+            <w:hyperlink w:history="1" r:id="rIdztwot3qe8qhgf5redrxmn">
               <w:r>
                 <w:rPr>
                   <w:rFonts w:ascii="Arial" w:cs="Arial" w:eastAsia="Arial" w:hAnsi="Arial"/>
@@ -24307,7 +24307,7 @@
               <w:spacing w:after="10" w:before="0"/>
               <w:ind w:left="120"/>
             </w:pPr>
-            <w:hyperlink w:history="1" r:id="rIdq2ijdcewvly3fpwa9rkgz">
+            <w:hyperlink w:history="1" r:id="rIde1szca0ebvd9gq8ay34dn">
               <w:r>
                 <w:rPr>
                   <w:rFonts w:ascii="Arial" w:cs="Arial" w:eastAsia="Arial" w:hAnsi="Arial"/>
